--- a/RPA/ACTIVIDAD 1/miunar04_act1.docx
+++ b/RPA/ACTIVIDAD 1/miunar04_act1.docx
@@ -1,6 +1,6 @@
 
 <file path=word/document.xml><?xml version="1.0" encoding="utf-8"?>
-<w:document xmlns:wpc="http://schemas.microsoft.com/office/word/2010/wordprocessingCanvas" xmlns:cx="http://schemas.microsoft.com/office/drawing/2014/chartex" xmlns:cx1="http://schemas.microsoft.com/office/drawing/2015/9/8/chartex" xmlns:cx2="http://schemas.microsoft.com/office/drawing/2015/10/21/chartex" xmlns:cx3="http://schemas.microsoft.com/office/drawing/2016/5/9/chartex" xmlns:cx4="http://schemas.microsoft.com/office/drawing/2016/5/10/chartex" xmlns:cx5="http://schemas.microsoft.com/office/drawing/2016/5/11/chartex" xmlns:cx6="http://schemas.microsoft.com/office/drawing/2016/5/12/chartex" xmlns:cx7="http://schemas.microsoft.com/office/drawing/2016/5/13/chartex" xmlns:cx8="http://schemas.microsoft.com/office/drawing/2016/5/14/chartex" xmlns:mc="http://schemas.openxmlformats.org/markup-compatibility/2006" xmlns:aink="http://schemas.microsoft.com/office/drawing/2016/ink" xmlns:am3d="http://schemas.microsoft.com/office/drawing/2017/model3d" xmlns:o="urn:schemas-microsoft-com:office:office" xmlns:oel="http://schemas.microsoft.com/office/2019/extlst" xmlns:r="http://schemas.openxmlformats.org/officeDocument/2006/relationships" xmlns:m="http://schemas.openxmlformats.org/officeDocument/2006/math" xmlns:v="urn:schemas-microsoft-com:vml" xmlns:wp14="http://schemas.microsoft.com/office/word/2010/wordprocessingDrawing" xmlns:wp="http://schemas.openxmlformats.org/drawingml/2006/wordprocessingDrawing" xmlns:w10="urn:schemas-microsoft-com:office:word" xmlns:w="http://schemas.openxmlformats.org/wordprocessingml/2006/main" xmlns:w14="http://schemas.microsoft.com/office/word/2010/wordml" xmlns:w15="http://schemas.microsoft.com/office/word/2012/wordml" xmlns:w16cex="http://schemas.microsoft.com/office/word/2018/wordml/cex" xmlns:w16cid="http://schemas.microsoft.com/office/word/2016/wordml/cid" xmlns:w16="http://schemas.microsoft.com/office/word/2018/wordml" xmlns:w16du="http://schemas.microsoft.com/office/word/2023/wordml/word16du" xmlns:w16sdtdh="http://schemas.microsoft.com/office/word/2020/wordml/sdtdatahash" xmlns:w16sdtfl="http://schemas.microsoft.com/office/word/2024/wordml/sdtformatlock" xmlns:w16se="http://schemas.microsoft.com/office/word/2015/wordml/symex" xmlns:wpg="http://schemas.microsoft.com/office/word/2010/wordprocessingGroup" xmlns:wpi="http://schemas.microsoft.com/office/word/2010/wordprocessingInk" xmlns:wne="http://schemas.microsoft.com/office/word/2006/wordml" xmlns:wps="http://schemas.microsoft.com/office/word/2010/wordprocessingShape" mc:Ignorable="w14 w15 w16se w16cid w16 w16cex w16sdtdh w16sdtfl w16du wp14">
+<w:document xmlns:wpc="http://schemas.microsoft.com/office/word/2010/wordprocessingCanvas" xmlns:cx="http://schemas.microsoft.com/office/drawing/2014/chartex" xmlns:cx1="http://schemas.microsoft.com/office/drawing/2015/9/8/chartex" xmlns:cx2="http://schemas.microsoft.com/office/drawing/2015/10/21/chartex" xmlns:cx3="http://schemas.microsoft.com/office/drawing/2016/5/9/chartex" xmlns:cx4="http://schemas.microsoft.com/office/drawing/2016/5/10/chartex" xmlns:cx5="http://schemas.microsoft.com/office/drawing/2016/5/11/chartex" xmlns:cx6="http://schemas.microsoft.com/office/drawing/2016/5/12/chartex" xmlns:cx7="http://schemas.microsoft.com/office/drawing/2016/5/13/chartex" xmlns:cx8="http://schemas.microsoft.com/office/drawing/2016/5/14/chartex" xmlns:mc="http://schemas.openxmlformats.org/markup-compatibility/2006" xmlns:m="http://schemas.openxmlformats.org/officeDocument/2006/math" xmlns:aink="http://schemas.microsoft.com/office/drawing/2016/ink" xmlns:am3d="http://schemas.microsoft.com/office/drawing/2017/model3d" xmlns:oel="http://schemas.microsoft.com/office/2019/extlst" xmlns:r="http://schemas.openxmlformats.org/officeDocument/2006/relationships" xmlns:wp14="http://schemas.microsoft.com/office/word/2010/wordprocessingDrawing" xmlns:wp="http://schemas.openxmlformats.org/drawingml/2006/wordprocessingDrawing" xmlns:wpg="http://schemas.microsoft.com/office/word/2010/wordprocessingGroup" xmlns:wpi="http://schemas.microsoft.com/office/word/2010/wordprocessingInk" xmlns:wps="http://schemas.microsoft.com/office/word/2010/wordprocessingShape" xmlns:o="urn:schemas-microsoft-com:office:office" xmlns:v="urn:schemas-microsoft-com:vml" xmlns:w10="urn:schemas-microsoft-com:office:word" xmlns:w="http://schemas.openxmlformats.org/wordprocessingml/2006/main" xmlns:w14="http://schemas.microsoft.com/office/word/2010/wordml" xmlns:w15="http://schemas.microsoft.com/office/word/2012/wordml" xmlns:w16cex="http://schemas.microsoft.com/office/word/2018/wordml/cex" xmlns:w16cid="http://schemas.microsoft.com/office/word/2016/wordml/cid" xmlns:w16="http://schemas.microsoft.com/office/word/2018/wordml" xmlns:w16sdtdh="http://schemas.microsoft.com/office/word/2020/wordml/sdtdatahash" xmlns:w16sdtfl="http://schemas.microsoft.com/office/word/2024/wordml/sdtformatlock" xmlns:w16se="http://schemas.microsoft.com/office/word/2015/wordml/symex" xmlns:w16du="http://schemas.microsoft.com/office/word/2023/wordml/word16du" xmlns:wne="http://schemas.microsoft.com/office/word/2006/wordml" mc:Ignorable="w14 w15 w16se w16cid w16 w16cex w16sdtdh w16sdtfl w16du wp14">
   <w:body>
     <w:p>
       <w:bookmarkStart w:id="0" w:name="_Toc459888455"/>
@@ -507,7 +507,6 @@
         <w:t xml:space="preserve"> hay que interpretar estos resultados teniendo en cuenta los conocimientos que se tienen sobre el comportamiento esperado de cada algoritmo, y hablar de claves teóricas como completitud, optimalidad, eficiencia y admisibilidad de las heurísticas. Recuerde siempre que eficiencia tiene que ver con coste de ejecutar el algoritmo (memoria, tiempo); y optimalidad tiene que ver con la solución obtenida (si es la de menor coste posible).</w:t>
       </w:r>
     </w:p>
-    <w:p/>
     <w:p>
       <w:pPr>
         <w:rPr>
@@ -515,13 +514,16 @@
           <w:bCs/>
         </w:rPr>
       </w:pPr>
+      <w:proofErr w:type="gramStart"/>
       <w:r>
         <w:rPr>
           <w:b/>
           <w:bCs/>
         </w:rPr>
+        <w:lastRenderedPageBreak/>
         <w:t>Tareas a realizar</w:t>
       </w:r>
+      <w:proofErr w:type="gramEnd"/>
     </w:p>
     <w:p/>
     <w:p>
@@ -568,14 +570,427 @@
     <w:p>
       <w:pPr>
         <w:pStyle w:val="ListanumeradaTEST"/>
-      </w:pPr>
-      <w:r>
+        <w:numPr>
+          <w:ilvl w:val="0"/>
+          <w:numId w:val="0"/>
+        </w:numPr>
+      </w:pPr>
+      <w:r>
+        <w:t>Suponiendo que las columnas son A, B, C, D, E, F, G y las filas 1, 2, 3, 4, 5, 6.</w:t>
+      </w:r>
+    </w:p>
+    <w:tbl>
+      <w:tblPr>
+        <w:tblStyle w:val="Tablaconcuadrcula1clara-nfasis1"/>
+        <w:tblW w:w="0" w:type="auto"/>
+        <w:tblLook w:val="04A0" w:firstRow="1" w:lastRow="0" w:firstColumn="1" w:lastColumn="0" w:noHBand="0" w:noVBand="1"/>
+      </w:tblPr>
+      <w:tblGrid>
+        <w:gridCol w:w="1424"/>
+        <w:gridCol w:w="1321"/>
+        <w:gridCol w:w="1321"/>
+        <w:gridCol w:w="1321"/>
+        <w:gridCol w:w="1365"/>
+        <w:gridCol w:w="1321"/>
+      </w:tblGrid>
+      <w:tr>
+        <w:trPr>
+          <w:cnfStyle w:val="100000000000" w:firstRow="1" w:lastRow="0" w:firstColumn="0" w:lastColumn="0" w:oddVBand="0" w:evenVBand="0" w:oddHBand="0" w:evenHBand="0" w:firstRowFirstColumn="0" w:firstRowLastColumn="0" w:lastRowFirstColumn="0" w:lastRowLastColumn="0"/>
+        </w:trPr>
+        <w:tc>
+          <w:tcPr>
+            <w:cnfStyle w:val="001000000000" w:firstRow="0" w:lastRow="0" w:firstColumn="1" w:lastColumn="0" w:oddVBand="0" w:evenVBand="0" w:oddHBand="0" w:evenHBand="0" w:firstRowFirstColumn="0" w:firstRowLastColumn="0" w:lastRowFirstColumn="0" w:lastRowLastColumn="0"/>
+            <w:tcW w:w="1321" w:type="dxa"/>
+          </w:tcPr>
+          <w:p>
+            <w:pPr>
+              <w:pStyle w:val="ListanumeradaTEST"/>
+              <w:numPr>
+                <w:ilvl w:val="0"/>
+                <w:numId w:val="0"/>
+              </w:numPr>
+            </w:pPr>
+            <w:r>
+              <w:t>Algoritmo</w:t>
+            </w:r>
+          </w:p>
+        </w:tc>
+        <w:tc>
+          <w:tcPr>
+            <w:tcW w:w="1321" w:type="dxa"/>
+          </w:tcPr>
+          <w:p>
+            <w:pPr>
+              <w:pStyle w:val="ListanumeradaTEST"/>
+              <w:numPr>
+                <w:ilvl w:val="0"/>
+                <w:numId w:val="0"/>
+              </w:numPr>
+              <w:cnfStyle w:val="100000000000" w:firstRow="1" w:lastRow="0" w:firstColumn="0" w:lastColumn="0" w:oddVBand="0" w:evenVBand="0" w:oddHBand="0" w:evenHBand="0" w:firstRowFirstColumn="0" w:firstRowLastColumn="0" w:lastRowFirstColumn="0" w:lastRowLastColumn="0"/>
+            </w:pPr>
+            <w:r>
+              <w:t>Solución</w:t>
+            </w:r>
+          </w:p>
+        </w:tc>
+        <w:tc>
+          <w:tcPr>
+            <w:tcW w:w="1321" w:type="dxa"/>
+          </w:tcPr>
+          <w:p>
+            <w:pPr>
+              <w:pStyle w:val="ListanumeradaTEST"/>
+              <w:numPr>
+                <w:ilvl w:val="0"/>
+                <w:numId w:val="0"/>
+              </w:numPr>
+              <w:cnfStyle w:val="100000000000" w:firstRow="1" w:lastRow="0" w:firstColumn="0" w:lastColumn="0" w:oddVBand="0" w:evenVBand="0" w:oddHBand="0" w:evenHBand="0" w:firstRowFirstColumn="0" w:firstRowLastColumn="0" w:lastRowFirstColumn="0" w:lastRowLastColumn="0"/>
+            </w:pPr>
+            <w:r>
+              <w:t>Longitud</w:t>
+            </w:r>
+          </w:p>
+        </w:tc>
+        <w:tc>
+          <w:tcPr>
+            <w:tcW w:w="1321" w:type="dxa"/>
+          </w:tcPr>
+          <w:p>
+            <w:pPr>
+              <w:pStyle w:val="ListanumeradaTEST"/>
+              <w:numPr>
+                <w:ilvl w:val="0"/>
+                <w:numId w:val="0"/>
+              </w:numPr>
+              <w:cnfStyle w:val="100000000000" w:firstRow="1" w:lastRow="0" w:firstColumn="0" w:lastColumn="0" w:oddVBand="0" w:evenVBand="0" w:oddHBand="0" w:evenHBand="0" w:firstRowFirstColumn="0" w:firstRowLastColumn="0" w:lastRowFirstColumn="0" w:lastRowLastColumn="0"/>
+            </w:pPr>
+            <w:r>
+              <w:t>Coste solución</w:t>
+            </w:r>
+          </w:p>
+        </w:tc>
+        <w:tc>
+          <w:tcPr>
+            <w:tcW w:w="1365" w:type="dxa"/>
+          </w:tcPr>
+          <w:p>
+            <w:pPr>
+              <w:pStyle w:val="ListanumeradaTEST"/>
+              <w:numPr>
+                <w:ilvl w:val="0"/>
+                <w:numId w:val="0"/>
+              </w:numPr>
+              <w:cnfStyle w:val="100000000000" w:firstRow="1" w:lastRow="0" w:firstColumn="0" w:lastColumn="0" w:oddVBand="0" w:evenVBand="0" w:oddHBand="0" w:evenHBand="0" w:firstRowFirstColumn="0" w:firstRowLastColumn="0" w:lastRowFirstColumn="0" w:lastRowLastColumn="0"/>
+            </w:pPr>
+            <w:r>
+              <w:t>Nodos expandidos</w:t>
+            </w:r>
+          </w:p>
+        </w:tc>
+        <w:tc>
+          <w:tcPr>
+            <w:tcW w:w="1321" w:type="dxa"/>
+          </w:tcPr>
+          <w:p>
+            <w:pPr>
+              <w:pStyle w:val="ListanumeradaTEST"/>
+              <w:numPr>
+                <w:ilvl w:val="0"/>
+                <w:numId w:val="0"/>
+              </w:numPr>
+              <w:cnfStyle w:val="100000000000" w:firstRow="1" w:lastRow="0" w:firstColumn="0" w:lastColumn="0" w:oddVBand="0" w:evenVBand="0" w:oddHBand="0" w:evenHBand="0" w:firstRowFirstColumn="0" w:firstRowLastColumn="0" w:lastRowFirstColumn="0" w:lastRowLastColumn="0"/>
+            </w:pPr>
+            <w:r>
+              <w:t>Tamaño máximo de lista</w:t>
+            </w:r>
+          </w:p>
+        </w:tc>
+      </w:tr>
+      <w:tr>
+        <w:tc>
+          <w:tcPr>
+            <w:cnfStyle w:val="001000000000" w:firstRow="0" w:lastRow="0" w:firstColumn="1" w:lastColumn="0" w:oddVBand="0" w:evenVBand="0" w:oddHBand="0" w:evenHBand="0" w:firstRowFirstColumn="0" w:firstRowLastColumn="0" w:lastRowFirstColumn="0" w:lastRowLastColumn="0"/>
+            <w:tcW w:w="1321" w:type="dxa"/>
+          </w:tcPr>
+          <w:p>
+            <w:pPr>
+              <w:pStyle w:val="ListanumeradaTEST"/>
+              <w:numPr>
+                <w:ilvl w:val="0"/>
+                <w:numId w:val="0"/>
+              </w:numPr>
+              <w:rPr>
+                <w:b w:val="0"/>
+                <w:bCs w:val="0"/>
+              </w:rPr>
+            </w:pPr>
+            <w:r>
+              <w:rPr>
+                <w:b w:val="0"/>
+                <w:bCs w:val="0"/>
+              </w:rPr>
+              <w:t>Amplitud</w:t>
+            </w:r>
+          </w:p>
+        </w:tc>
+        <w:tc>
+          <w:tcPr>
+            <w:tcW w:w="1321" w:type="dxa"/>
+          </w:tcPr>
+          <w:p>
+            <w:pPr>
+              <w:pStyle w:val="ListanumeradaTEST"/>
+              <w:numPr>
+                <w:ilvl w:val="0"/>
+                <w:numId w:val="0"/>
+              </w:numPr>
+              <w:cnfStyle w:val="000000000000" w:firstRow="0" w:lastRow="0" w:firstColumn="0" w:lastColumn="0" w:oddVBand="0" w:evenVBand="0" w:oddHBand="0" w:evenHBand="0" w:firstRowFirstColumn="0" w:firstRowLastColumn="0" w:lastRowFirstColumn="0" w:lastRowLastColumn="0"/>
+            </w:pPr>
+            <w:r>
+              <w:t>B1 -&gt; C1 -&gt; D1 -&gt; E1 -&gt; F1 -&gt; G1 -&gt; G2 -&gt; G3 -&gt; F3 -&gt; E3</w:t>
+            </w:r>
+          </w:p>
+        </w:tc>
+        <w:tc>
+          <w:tcPr>
+            <w:tcW w:w="1321" w:type="dxa"/>
+          </w:tcPr>
+          <w:p>
+            <w:pPr>
+              <w:pStyle w:val="ListanumeradaTEST"/>
+              <w:numPr>
+                <w:ilvl w:val="0"/>
+                <w:numId w:val="0"/>
+              </w:numPr>
+              <w:cnfStyle w:val="000000000000" w:firstRow="0" w:lastRow="0" w:firstColumn="0" w:lastColumn="0" w:oddVBand="0" w:evenVBand="0" w:oddHBand="0" w:evenHBand="0" w:firstRowFirstColumn="0" w:firstRowLastColumn="0" w:lastRowFirstColumn="0" w:lastRowLastColumn="0"/>
+            </w:pPr>
+            <w:r>
+              <w:t>10</w:t>
+            </w:r>
+          </w:p>
+        </w:tc>
+        <w:tc>
+          <w:tcPr>
+            <w:tcW w:w="1321" w:type="dxa"/>
+          </w:tcPr>
+          <w:p>
+            <w:pPr>
+              <w:pStyle w:val="ListanumeradaTEST"/>
+              <w:numPr>
+                <w:ilvl w:val="0"/>
+                <w:numId w:val="0"/>
+              </w:numPr>
+              <w:cnfStyle w:val="000000000000" w:firstRow="0" w:lastRow="0" w:firstColumn="0" w:lastColumn="0" w:oddVBand="0" w:evenVBand="0" w:oddHBand="0" w:evenHBand="0" w:firstRowFirstColumn="0" w:firstRowLastColumn="0" w:lastRowFirstColumn="0" w:lastRowLastColumn="0"/>
+            </w:pPr>
+            <w:r>
+              <w:t>9</w:t>
+            </w:r>
+          </w:p>
+        </w:tc>
+        <w:tc>
+          <w:tcPr>
+            <w:tcW w:w="1365" w:type="dxa"/>
+          </w:tcPr>
+          <w:p>
+            <w:pPr>
+              <w:pStyle w:val="ListanumeradaTEST"/>
+              <w:numPr>
+                <w:ilvl w:val="0"/>
+                <w:numId w:val="0"/>
+              </w:numPr>
+              <w:cnfStyle w:val="000000000000" w:firstRow="0" w:lastRow="0" w:firstColumn="0" w:lastColumn="0" w:oddVBand="0" w:evenVBand="0" w:oddHBand="0" w:evenHBand="0" w:firstRowFirstColumn="0" w:firstRowLastColumn="0" w:lastRowFirstColumn="0" w:lastRowLastColumn="0"/>
+            </w:pPr>
+            <w:r>
+              <w:t>26</w:t>
+            </w:r>
+          </w:p>
+        </w:tc>
+        <w:tc>
+          <w:tcPr>
+            <w:tcW w:w="1321" w:type="dxa"/>
+          </w:tcPr>
+          <w:p>
+            <w:pPr>
+              <w:pStyle w:val="ListanumeradaTEST"/>
+              <w:numPr>
+                <w:ilvl w:val="0"/>
+                <w:numId w:val="0"/>
+              </w:numPr>
+              <w:cnfStyle w:val="000000000000" w:firstRow="0" w:lastRow="0" w:firstColumn="0" w:lastColumn="0" w:oddVBand="0" w:evenVBand="0" w:oddHBand="0" w:evenHBand="0" w:firstRowFirstColumn="0" w:firstRowLastColumn="0" w:lastRowFirstColumn="0" w:lastRowLastColumn="0"/>
+            </w:pPr>
+            <w:r>
+              <w:t>7</w:t>
+            </w:r>
+          </w:p>
+        </w:tc>
+      </w:tr>
+      <w:tr>
+        <w:tc>
+          <w:tcPr>
+            <w:cnfStyle w:val="001000000000" w:firstRow="0" w:lastRow="0" w:firstColumn="1" w:lastColumn="0" w:oddVBand="0" w:evenVBand="0" w:oddHBand="0" w:evenHBand="0" w:firstRowFirstColumn="0" w:firstRowLastColumn="0" w:lastRowFirstColumn="0" w:lastRowLastColumn="0"/>
+            <w:tcW w:w="1321" w:type="dxa"/>
+          </w:tcPr>
+          <w:p>
+            <w:pPr>
+              <w:pStyle w:val="ListanumeradaTEST"/>
+              <w:numPr>
+                <w:ilvl w:val="0"/>
+                <w:numId w:val="0"/>
+              </w:numPr>
+              <w:rPr>
+                <w:b w:val="0"/>
+                <w:bCs w:val="0"/>
+              </w:rPr>
+            </w:pPr>
+            <w:r>
+              <w:rPr>
+                <w:b w:val="0"/>
+                <w:bCs w:val="0"/>
+              </w:rPr>
+              <w:t>Profundidad</w:t>
+            </w:r>
+          </w:p>
+        </w:tc>
+        <w:tc>
+          <w:tcPr>
+            <w:tcW w:w="1321" w:type="dxa"/>
+          </w:tcPr>
+          <w:p>
+            <w:pPr>
+              <w:pStyle w:val="ListanumeradaTEST"/>
+              <w:numPr>
+                <w:ilvl w:val="0"/>
+                <w:numId w:val="0"/>
+              </w:numPr>
+              <w:cnfStyle w:val="000000000000" w:firstRow="0" w:lastRow="0" w:firstColumn="0" w:lastColumn="0" w:oddVBand="0" w:evenVBand="0" w:oddHBand="0" w:evenHBand="0" w:firstRowFirstColumn="0" w:firstRowLastColumn="0" w:lastRowFirstColumn="0" w:lastRowLastColumn="0"/>
+            </w:pPr>
+            <w:r>
+              <w:t>B1 -&gt; A1 -&gt; A2 -&gt; A3 -&gt; A4 -&gt; A5 -&gt;</w:t>
+            </w:r>
+          </w:p>
+          <w:p>
+            <w:pPr>
+              <w:pStyle w:val="ListanumeradaTEST"/>
+              <w:numPr>
+                <w:ilvl w:val="0"/>
+                <w:numId w:val="0"/>
+              </w:numPr>
+              <w:cnfStyle w:val="000000000000" w:firstRow="0" w:lastRow="0" w:firstColumn="0" w:lastColumn="0" w:oddVBand="0" w:evenVBand="0" w:oddHBand="0" w:evenHBand="0" w:firstRowFirstColumn="0" w:firstRowLastColumn="0" w:lastRowFirstColumn="0" w:lastRowLastColumn="0"/>
+            </w:pPr>
+            <w:r>
+              <w:t>B5 -&gt; C5 -&gt; D5 -&gt; E5 -&gt; F5 -&gt; G5 -&gt; G4 -&gt; G3 -&gt; F3 -&gt; E3</w:t>
+            </w:r>
+          </w:p>
+        </w:tc>
+        <w:tc>
+          <w:tcPr>
+            <w:tcW w:w="1321" w:type="dxa"/>
+          </w:tcPr>
+          <w:p>
+            <w:pPr>
+              <w:pStyle w:val="ListanumeradaTEST"/>
+              <w:numPr>
+                <w:ilvl w:val="0"/>
+                <w:numId w:val="0"/>
+              </w:numPr>
+              <w:cnfStyle w:val="000000000000" w:firstRow="0" w:lastRow="0" w:firstColumn="0" w:lastColumn="0" w:oddVBand="0" w:evenVBand="0" w:oddHBand="0" w:evenHBand="0" w:firstRowFirstColumn="0" w:firstRowLastColumn="0" w:lastRowFirstColumn="0" w:lastRowLastColumn="0"/>
+            </w:pPr>
+            <w:r>
+              <w:t>16</w:t>
+            </w:r>
+          </w:p>
+        </w:tc>
+        <w:tc>
+          <w:tcPr>
+            <w:tcW w:w="1321" w:type="dxa"/>
+          </w:tcPr>
+          <w:p>
+            <w:pPr>
+              <w:pStyle w:val="ListanumeradaTEST"/>
+              <w:numPr>
+                <w:ilvl w:val="0"/>
+                <w:numId w:val="0"/>
+              </w:numPr>
+              <w:cnfStyle w:val="000000000000" w:firstRow="0" w:lastRow="0" w:firstColumn="0" w:lastColumn="0" w:oddVBand="0" w:evenVBand="0" w:oddHBand="0" w:evenHBand="0" w:firstRowFirstColumn="0" w:firstRowLastColumn="0" w:lastRowFirstColumn="0" w:lastRowLastColumn="0"/>
+            </w:pPr>
+            <w:r>
+              <w:t>15</w:t>
+            </w:r>
+          </w:p>
+        </w:tc>
+        <w:tc>
+          <w:tcPr>
+            <w:tcW w:w="1365" w:type="dxa"/>
+          </w:tcPr>
+          <w:p>
+            <w:pPr>
+              <w:pStyle w:val="ListanumeradaTEST"/>
+              <w:numPr>
+                <w:ilvl w:val="0"/>
+                <w:numId w:val="0"/>
+              </w:numPr>
+              <w:cnfStyle w:val="000000000000" w:firstRow="0" w:lastRow="0" w:firstColumn="0" w:lastColumn="0" w:oddVBand="0" w:evenVBand="0" w:oddHBand="0" w:evenHBand="0" w:firstRowFirstColumn="0" w:firstRowLastColumn="0" w:lastRowFirstColumn="0" w:lastRowLastColumn="0"/>
+            </w:pPr>
+            <w:r>
+              <w:t>19</w:t>
+            </w:r>
+          </w:p>
+        </w:tc>
+        <w:tc>
+          <w:tcPr>
+            <w:tcW w:w="1321" w:type="dxa"/>
+          </w:tcPr>
+          <w:p>
+            <w:pPr>
+              <w:pStyle w:val="ListanumeradaTEST"/>
+              <w:numPr>
+                <w:ilvl w:val="0"/>
+                <w:numId w:val="0"/>
+              </w:numPr>
+              <w:cnfStyle w:val="000000000000" w:firstRow="0" w:lastRow="0" w:firstColumn="0" w:lastColumn="0" w:oddVBand="0" w:evenVBand="0" w:oddHBand="0" w:evenHBand="0" w:firstRowFirstColumn="0" w:firstRowLastColumn="0" w:lastRowFirstColumn="0" w:lastRowLastColumn="0"/>
+            </w:pPr>
+            <w:r>
+              <w:t>12</w:t>
+            </w:r>
+          </w:p>
+        </w:tc>
+      </w:tr>
+    </w:tbl>
+    <w:p>
+      <w:pPr>
+        <w:pStyle w:val="ListanumeradaTEST"/>
+        <w:numPr>
+          <w:ilvl w:val="0"/>
+          <w:numId w:val="0"/>
+        </w:numPr>
+        <w:ind w:left="284"/>
+      </w:pPr>
+    </w:p>
+    <w:p>
+      <w:pPr>
+        <w:pStyle w:val="ListanumeradaTEST"/>
+      </w:pPr>
+      <w:r>
+        <w:lastRenderedPageBreak/>
         <w:t>¿Obtiene amplitud un resultado óptimo? ¿Por qué?</w:t>
       </w:r>
     </w:p>
     <w:p>
       <w:pPr>
         <w:pStyle w:val="ListanumeradaTEST"/>
+        <w:numPr>
+          <w:ilvl w:val="0"/>
+          <w:numId w:val="0"/>
+        </w:numPr>
+        <w:ind w:left="284"/>
+      </w:pPr>
+      <w:r>
+        <w:t>Si, porque encuentra la ruta óptima para llegar al destino, su coste es 9</w:t>
+      </w:r>
+    </w:p>
+    <w:p>
+      <w:pPr>
+        <w:pStyle w:val="ListanumeradaTEST"/>
       </w:pPr>
       <w:r>
         <w:t>¿Obtiene profundidad un resultado óptimo? ¿Por qué?</w:t>
@@ -584,9 +999,45 @@
     <w:p>
       <w:pPr>
         <w:pStyle w:val="ListanumeradaTEST"/>
+        <w:numPr>
+          <w:ilvl w:val="0"/>
+          <w:numId w:val="0"/>
+        </w:numPr>
+        <w:ind w:left="284"/>
+      </w:pPr>
+      <w:r>
+        <w:t xml:space="preserve">No, porque sabiendo que la ruta </w:t>
+      </w:r>
+      <w:r>
+        <w:t>óptima</w:t>
+      </w:r>
+      <w:r>
+        <w:t xml:space="preserve"> para llegar es 9, con profundidad tenemos 15</w:t>
+      </w:r>
+    </w:p>
+    <w:p>
+      <w:pPr>
+        <w:pStyle w:val="ListanumeradaTEST"/>
       </w:pPr>
       <w:r>
         <w:t>¿Cuál de los dos algoritmos es más eficiente en este caso particular? Justifique su respuesta.</w:t>
+      </w:r>
+    </w:p>
+    <w:p>
+      <w:pPr>
+        <w:pStyle w:val="ListanumeradaTEST"/>
+        <w:numPr>
+          <w:ilvl w:val="0"/>
+          <w:numId w:val="0"/>
+        </w:numPr>
+        <w:ind w:left="284"/>
+      </w:pPr>
+      <w:r>
+        <w:t>En este caso, aunque amplitud encuentre el resultado óptimo, profundidad es un algoritmo más eficiente, ya que visitando menos casillas encuentra una solución.</w:t>
+      </w:r>
+      <w:r>
+        <w:br/>
+        <w:t>Amplitud visita 27 y profundidad 20</w:t>
       </w:r>
     </w:p>
     <w:p/>
@@ -662,7 +1113,6 @@
         <w:pStyle w:val="ListanumeradaTEST"/>
       </w:pPr>
       <w:r>
-        <w:lastRenderedPageBreak/>
         <w:t>¿Se puede afirmar que las respuestas 2 y 3 siempre serán de este modo, aunque se varíen los costes? Justifique su respuesta.</w:t>
       </w:r>
     </w:p>
@@ -722,6 +1172,7 @@
         </w:numPr>
       </w:pPr>
       <w:r>
+        <w:lastRenderedPageBreak/>
         <w:t>Muestre una tabla con los datos de todas las ejecuciones.</w:t>
       </w:r>
     </w:p>
@@ -834,11 +1285,7 @@
         <w:pStyle w:val="ListanumeradaTEST"/>
       </w:pPr>
       <w:r>
-        <w:t xml:space="preserve">Desarrollo de la actividad de forma que responda consecutivamente a las preguntas planteadas en cada apartado. No olvide tablas comparativas con las pruebas realizadas, muestra de las soluciones obtenidas (no de toda la ejecución), </w:t>
-      </w:r>
-      <w:r>
-        <w:lastRenderedPageBreak/>
-        <w:t>explicación y discusión de los resultados obtenidos haciendo referencia a la teoría de búsqueda.</w:t>
+        <w:t>Desarrollo de la actividad de forma que responda consecutivamente a las preguntas planteadas en cada apartado. No olvide tablas comparativas con las pruebas realizadas, muestra de las soluciones obtenidas (no de toda la ejecución), explicación y discusión de los resultados obtenidos haciendo referencia a la teoría de búsqueda.</w:t>
       </w:r>
     </w:p>
     <w:p>
@@ -892,6 +1339,7 @@
     <w:p/>
     <w:p>
       <w:r>
+        <w:lastRenderedPageBreak/>
         <w:t>Según rúbrica. El exceso puede descontar puntuación. Puede añadir anexos adicionales, pero no deben contener información imprescindible para entender el texto. Los anexos no tienen por qué tenerse en cuenta en la evaluación. Se debe entregar en formato PDF.</w:t>
       </w:r>
     </w:p>
@@ -1001,14 +1449,7 @@
         <w:rPr>
           <w:rFonts w:cs="UnitOT-Light"/>
         </w:rPr>
-        <w:t xml:space="preserve"> está disponible en el aula de la asignatura. Es importante que se revise la rúbrica para entender el peso de los distintos apartados. Esta rúbrica incluye consideraciones sobre el uso de sistemas de IA generativa para la resolución de la actividad. Si se ha utilizado IA, debe incluirse una declaración de uso: se trata </w:t>
-      </w:r>
-      <w:r>
-        <w:rPr>
-          <w:rFonts w:cs="UnitOT-Light"/>
-        </w:rPr>
-        <w:lastRenderedPageBreak/>
-        <w:t>sencillamente de un párrafo en la memoria indicando resumidamente qué se ha hecho usando IA y en qué forma.</w:t>
+        <w:t xml:space="preserve"> está disponible en el aula de la asignatura. Es importante que se revise la rúbrica para entender el peso de los distintos apartados. Esta rúbrica incluye consideraciones sobre el uso de sistemas de IA generativa para la resolución de la actividad. Si se ha utilizado IA, debe incluirse una declaración de uso: se trata sencillamente de un párrafo en la memoria indicando resumidamente qué se ha hecho usando IA y en qué forma.</w:t>
       </w:r>
       <w:r>
         <w:rPr>
@@ -1031,7 +1472,7 @@
 </file>
 
 <file path=word/endnotes.xml><?xml version="1.0" encoding="utf-8"?>
-<w:endnotes xmlns:wpc="http://schemas.microsoft.com/office/word/2010/wordprocessingCanvas" xmlns:cx="http://schemas.microsoft.com/office/drawing/2014/chartex" xmlns:cx1="http://schemas.microsoft.com/office/drawing/2015/9/8/chartex" xmlns:cx2="http://schemas.microsoft.com/office/drawing/2015/10/21/chartex" xmlns:cx3="http://schemas.microsoft.com/office/drawing/2016/5/9/chartex" xmlns:cx4="http://schemas.microsoft.com/office/drawing/2016/5/10/chartex" xmlns:cx5="http://schemas.microsoft.com/office/drawing/2016/5/11/chartex" xmlns:cx6="http://schemas.microsoft.com/office/drawing/2016/5/12/chartex" xmlns:cx7="http://schemas.microsoft.com/office/drawing/2016/5/13/chartex" xmlns:cx8="http://schemas.microsoft.com/office/drawing/2016/5/14/chartex" xmlns:mc="http://schemas.openxmlformats.org/markup-compatibility/2006" xmlns:aink="http://schemas.microsoft.com/office/drawing/2016/ink" xmlns:am3d="http://schemas.microsoft.com/office/drawing/2017/model3d" xmlns:o="urn:schemas-microsoft-com:office:office" xmlns:oel="http://schemas.microsoft.com/office/2019/extlst" xmlns:r="http://schemas.openxmlformats.org/officeDocument/2006/relationships" xmlns:m="http://schemas.openxmlformats.org/officeDocument/2006/math" xmlns:v="urn:schemas-microsoft-com:vml" xmlns:wp14="http://schemas.microsoft.com/office/word/2010/wordprocessingDrawing" xmlns:wp="http://schemas.openxmlformats.org/drawingml/2006/wordprocessingDrawing" xmlns:w10="urn:schemas-microsoft-com:office:word" xmlns:w="http://schemas.openxmlformats.org/wordprocessingml/2006/main" xmlns:w14="http://schemas.microsoft.com/office/word/2010/wordml" xmlns:w15="http://schemas.microsoft.com/office/word/2012/wordml" xmlns:w16cex="http://schemas.microsoft.com/office/word/2018/wordml/cex" xmlns:w16cid="http://schemas.microsoft.com/office/word/2016/wordml/cid" xmlns:w16="http://schemas.microsoft.com/office/word/2018/wordml" xmlns:w16du="http://schemas.microsoft.com/office/word/2023/wordml/word16du" xmlns:w16sdtdh="http://schemas.microsoft.com/office/word/2020/wordml/sdtdatahash" xmlns:w16sdtfl="http://schemas.microsoft.com/office/word/2024/wordml/sdtformatlock" xmlns:w16se="http://schemas.microsoft.com/office/word/2015/wordml/symex" xmlns:wpg="http://schemas.microsoft.com/office/word/2010/wordprocessingGroup" xmlns:wpi="http://schemas.microsoft.com/office/word/2010/wordprocessingInk" xmlns:wne="http://schemas.microsoft.com/office/word/2006/wordml" xmlns:wps="http://schemas.microsoft.com/office/word/2010/wordprocessingShape" mc:Ignorable="w14 w15 w16se w16cid w16 w16cex w16sdtdh w16sdtfl w16du wp14">
+<w:endnotes xmlns:wpc="http://schemas.microsoft.com/office/word/2010/wordprocessingCanvas" xmlns:cx="http://schemas.microsoft.com/office/drawing/2014/chartex" xmlns:cx1="http://schemas.microsoft.com/office/drawing/2015/9/8/chartex" xmlns:cx2="http://schemas.microsoft.com/office/drawing/2015/10/21/chartex" xmlns:cx3="http://schemas.microsoft.com/office/drawing/2016/5/9/chartex" xmlns:cx4="http://schemas.microsoft.com/office/drawing/2016/5/10/chartex" xmlns:cx5="http://schemas.microsoft.com/office/drawing/2016/5/11/chartex" xmlns:cx6="http://schemas.microsoft.com/office/drawing/2016/5/12/chartex" xmlns:cx7="http://schemas.microsoft.com/office/drawing/2016/5/13/chartex" xmlns:cx8="http://schemas.microsoft.com/office/drawing/2016/5/14/chartex" xmlns:mc="http://schemas.openxmlformats.org/markup-compatibility/2006" xmlns:m="http://schemas.openxmlformats.org/officeDocument/2006/math" xmlns:aink="http://schemas.microsoft.com/office/drawing/2016/ink" xmlns:am3d="http://schemas.microsoft.com/office/drawing/2017/model3d" xmlns:oel="http://schemas.microsoft.com/office/2019/extlst" xmlns:r="http://schemas.openxmlformats.org/officeDocument/2006/relationships" xmlns:wp14="http://schemas.microsoft.com/office/word/2010/wordprocessingDrawing" xmlns:wp="http://schemas.openxmlformats.org/drawingml/2006/wordprocessingDrawing" xmlns:wpg="http://schemas.microsoft.com/office/word/2010/wordprocessingGroup" xmlns:wpi="http://schemas.microsoft.com/office/word/2010/wordprocessingInk" xmlns:wps="http://schemas.microsoft.com/office/word/2010/wordprocessingShape" xmlns:o="urn:schemas-microsoft-com:office:office" xmlns:v="urn:schemas-microsoft-com:vml" xmlns:w10="urn:schemas-microsoft-com:office:word" xmlns:w="http://schemas.openxmlformats.org/wordprocessingml/2006/main" xmlns:w14="http://schemas.microsoft.com/office/word/2010/wordml" xmlns:w15="http://schemas.microsoft.com/office/word/2012/wordml" xmlns:w16cex="http://schemas.microsoft.com/office/word/2018/wordml/cex" xmlns:w16cid="http://schemas.microsoft.com/office/word/2016/wordml/cid" xmlns:w16="http://schemas.microsoft.com/office/word/2018/wordml" xmlns:w16sdtdh="http://schemas.microsoft.com/office/word/2020/wordml/sdtdatahash" xmlns:w16sdtfl="http://schemas.microsoft.com/office/word/2024/wordml/sdtformatlock" xmlns:w16se="http://schemas.microsoft.com/office/word/2015/wordml/symex" xmlns:w16du="http://schemas.microsoft.com/office/word/2023/wordml/word16du" xmlns:wne="http://schemas.microsoft.com/office/word/2006/wordml" mc:Ignorable="w14 w15 w16se w16cid w16 w16cex w16sdtdh w16sdtfl w16du wp14">
   <w:endnote w:type="separator" w:id="-1">
     <w:p>
       <w:pPr>
@@ -1056,7 +1497,7 @@
 </file>
 
 <file path=word/footer1.xml><?xml version="1.0" encoding="utf-8"?>
-<w:ftr xmlns:wpc="http://schemas.microsoft.com/office/word/2010/wordprocessingCanvas" xmlns:cx="http://schemas.microsoft.com/office/drawing/2014/chartex" xmlns:cx1="http://schemas.microsoft.com/office/drawing/2015/9/8/chartex" xmlns:cx2="http://schemas.microsoft.com/office/drawing/2015/10/21/chartex" xmlns:cx3="http://schemas.microsoft.com/office/drawing/2016/5/9/chartex" xmlns:cx4="http://schemas.microsoft.com/office/drawing/2016/5/10/chartex" xmlns:cx5="http://schemas.microsoft.com/office/drawing/2016/5/11/chartex" xmlns:cx6="http://schemas.microsoft.com/office/drawing/2016/5/12/chartex" xmlns:cx7="http://schemas.microsoft.com/office/drawing/2016/5/13/chartex" xmlns:cx8="http://schemas.microsoft.com/office/drawing/2016/5/14/chartex" xmlns:mc="http://schemas.openxmlformats.org/markup-compatibility/2006" xmlns:aink="http://schemas.microsoft.com/office/drawing/2016/ink" xmlns:am3d="http://schemas.microsoft.com/office/drawing/2017/model3d" xmlns:o="urn:schemas-microsoft-com:office:office" xmlns:oel="http://schemas.microsoft.com/office/2019/extlst" xmlns:r="http://schemas.openxmlformats.org/officeDocument/2006/relationships" xmlns:m="http://schemas.openxmlformats.org/officeDocument/2006/math" xmlns:v="urn:schemas-microsoft-com:vml" xmlns:wp14="http://schemas.microsoft.com/office/word/2010/wordprocessingDrawing" xmlns:wp="http://schemas.openxmlformats.org/drawingml/2006/wordprocessingDrawing" xmlns:w10="urn:schemas-microsoft-com:office:word" xmlns:w="http://schemas.openxmlformats.org/wordprocessingml/2006/main" xmlns:w14="http://schemas.microsoft.com/office/word/2010/wordml" xmlns:w15="http://schemas.microsoft.com/office/word/2012/wordml" xmlns:w16cex="http://schemas.microsoft.com/office/word/2018/wordml/cex" xmlns:w16cid="http://schemas.microsoft.com/office/word/2016/wordml/cid" xmlns:w16="http://schemas.microsoft.com/office/word/2018/wordml" xmlns:w16du="http://schemas.microsoft.com/office/word/2023/wordml/word16du" xmlns:w16sdtdh="http://schemas.microsoft.com/office/word/2020/wordml/sdtdatahash" xmlns:w16sdtfl="http://schemas.microsoft.com/office/word/2024/wordml/sdtformatlock" xmlns:w16se="http://schemas.microsoft.com/office/word/2015/wordml/symex" xmlns:wpg="http://schemas.microsoft.com/office/word/2010/wordprocessingGroup" xmlns:wpi="http://schemas.microsoft.com/office/word/2010/wordprocessingInk" xmlns:wne="http://schemas.microsoft.com/office/word/2006/wordml" xmlns:wps="http://schemas.microsoft.com/office/word/2010/wordprocessingShape" mc:Ignorable="w14 w15 w16se w16cid w16 w16cex w16sdtdh w16sdtfl w16du wp14">
+<w:ftr xmlns:wpc="http://schemas.microsoft.com/office/word/2010/wordprocessingCanvas" xmlns:cx="http://schemas.microsoft.com/office/drawing/2014/chartex" xmlns:cx1="http://schemas.microsoft.com/office/drawing/2015/9/8/chartex" xmlns:cx2="http://schemas.microsoft.com/office/drawing/2015/10/21/chartex" xmlns:cx3="http://schemas.microsoft.com/office/drawing/2016/5/9/chartex" xmlns:cx4="http://schemas.microsoft.com/office/drawing/2016/5/10/chartex" xmlns:cx5="http://schemas.microsoft.com/office/drawing/2016/5/11/chartex" xmlns:cx6="http://schemas.microsoft.com/office/drawing/2016/5/12/chartex" xmlns:cx7="http://schemas.microsoft.com/office/drawing/2016/5/13/chartex" xmlns:cx8="http://schemas.microsoft.com/office/drawing/2016/5/14/chartex" xmlns:mc="http://schemas.openxmlformats.org/markup-compatibility/2006" xmlns:m="http://schemas.openxmlformats.org/officeDocument/2006/math" xmlns:aink="http://schemas.microsoft.com/office/drawing/2016/ink" xmlns:am3d="http://schemas.microsoft.com/office/drawing/2017/model3d" xmlns:oel="http://schemas.microsoft.com/office/2019/extlst" xmlns:r="http://schemas.openxmlformats.org/officeDocument/2006/relationships" xmlns:wp14="http://schemas.microsoft.com/office/word/2010/wordprocessingDrawing" xmlns:wp="http://schemas.openxmlformats.org/drawingml/2006/wordprocessingDrawing" xmlns:wpg="http://schemas.microsoft.com/office/word/2010/wordprocessingGroup" xmlns:wpi="http://schemas.microsoft.com/office/word/2010/wordprocessingInk" xmlns:wps="http://schemas.microsoft.com/office/word/2010/wordprocessingShape" xmlns:o="urn:schemas-microsoft-com:office:office" xmlns:v="urn:schemas-microsoft-com:vml" xmlns:w10="urn:schemas-microsoft-com:office:word" xmlns:w="http://schemas.openxmlformats.org/wordprocessingml/2006/main" xmlns:w14="http://schemas.microsoft.com/office/word/2010/wordml" xmlns:w15="http://schemas.microsoft.com/office/word/2012/wordml" xmlns:w16cex="http://schemas.microsoft.com/office/word/2018/wordml/cex" xmlns:w16cid="http://schemas.microsoft.com/office/word/2016/wordml/cid" xmlns:w16="http://schemas.microsoft.com/office/word/2018/wordml" xmlns:w16sdtdh="http://schemas.microsoft.com/office/word/2020/wordml/sdtdatahash" xmlns:w16sdtfl="http://schemas.microsoft.com/office/word/2024/wordml/sdtformatlock" xmlns:w16se="http://schemas.microsoft.com/office/word/2015/wordml/symex" xmlns:w16du="http://schemas.microsoft.com/office/word/2023/wordml/word16du" xmlns:wne="http://schemas.microsoft.com/office/word/2006/wordml" mc:Ignorable="w14 w15 w16se w16cid w16 w16cex w16sdtdh w16sdtfl w16du wp14">
   <w:p>
     <w:pPr>
       <w:pStyle w:val="PiedepginaAsignatura"/>
@@ -1291,7 +1732,7 @@
 </file>
 
 <file path=word/footnotes.xml><?xml version="1.0" encoding="utf-8"?>
-<w:footnotes xmlns:wpc="http://schemas.microsoft.com/office/word/2010/wordprocessingCanvas" xmlns:cx="http://schemas.microsoft.com/office/drawing/2014/chartex" xmlns:cx1="http://schemas.microsoft.com/office/drawing/2015/9/8/chartex" xmlns:cx2="http://schemas.microsoft.com/office/drawing/2015/10/21/chartex" xmlns:cx3="http://schemas.microsoft.com/office/drawing/2016/5/9/chartex" xmlns:cx4="http://schemas.microsoft.com/office/drawing/2016/5/10/chartex" xmlns:cx5="http://schemas.microsoft.com/office/drawing/2016/5/11/chartex" xmlns:cx6="http://schemas.microsoft.com/office/drawing/2016/5/12/chartex" xmlns:cx7="http://schemas.microsoft.com/office/drawing/2016/5/13/chartex" xmlns:cx8="http://schemas.microsoft.com/office/drawing/2016/5/14/chartex" xmlns:mc="http://schemas.openxmlformats.org/markup-compatibility/2006" xmlns:aink="http://schemas.microsoft.com/office/drawing/2016/ink" xmlns:am3d="http://schemas.microsoft.com/office/drawing/2017/model3d" xmlns:o="urn:schemas-microsoft-com:office:office" xmlns:oel="http://schemas.microsoft.com/office/2019/extlst" xmlns:r="http://schemas.openxmlformats.org/officeDocument/2006/relationships" xmlns:m="http://schemas.openxmlformats.org/officeDocument/2006/math" xmlns:v="urn:schemas-microsoft-com:vml" xmlns:wp14="http://schemas.microsoft.com/office/word/2010/wordprocessingDrawing" xmlns:wp="http://schemas.openxmlformats.org/drawingml/2006/wordprocessingDrawing" xmlns:w10="urn:schemas-microsoft-com:office:word" xmlns:w="http://schemas.openxmlformats.org/wordprocessingml/2006/main" xmlns:w14="http://schemas.microsoft.com/office/word/2010/wordml" xmlns:w15="http://schemas.microsoft.com/office/word/2012/wordml" xmlns:w16cex="http://schemas.microsoft.com/office/word/2018/wordml/cex" xmlns:w16cid="http://schemas.microsoft.com/office/word/2016/wordml/cid" xmlns:w16="http://schemas.microsoft.com/office/word/2018/wordml" xmlns:w16du="http://schemas.microsoft.com/office/word/2023/wordml/word16du" xmlns:w16sdtdh="http://schemas.microsoft.com/office/word/2020/wordml/sdtdatahash" xmlns:w16sdtfl="http://schemas.microsoft.com/office/word/2024/wordml/sdtformatlock" xmlns:w16se="http://schemas.microsoft.com/office/word/2015/wordml/symex" xmlns:wpg="http://schemas.microsoft.com/office/word/2010/wordprocessingGroup" xmlns:wpi="http://schemas.microsoft.com/office/word/2010/wordprocessingInk" xmlns:wne="http://schemas.microsoft.com/office/word/2006/wordml" xmlns:wps="http://schemas.microsoft.com/office/word/2010/wordprocessingShape" mc:Ignorable="w14 w15 w16se w16cid w16 w16cex w16sdtdh w16sdtfl w16du wp14">
+<w:footnotes xmlns:wpc="http://schemas.microsoft.com/office/word/2010/wordprocessingCanvas" xmlns:cx="http://schemas.microsoft.com/office/drawing/2014/chartex" xmlns:cx1="http://schemas.microsoft.com/office/drawing/2015/9/8/chartex" xmlns:cx2="http://schemas.microsoft.com/office/drawing/2015/10/21/chartex" xmlns:cx3="http://schemas.microsoft.com/office/drawing/2016/5/9/chartex" xmlns:cx4="http://schemas.microsoft.com/office/drawing/2016/5/10/chartex" xmlns:cx5="http://schemas.microsoft.com/office/drawing/2016/5/11/chartex" xmlns:cx6="http://schemas.microsoft.com/office/drawing/2016/5/12/chartex" xmlns:cx7="http://schemas.microsoft.com/office/drawing/2016/5/13/chartex" xmlns:cx8="http://schemas.microsoft.com/office/drawing/2016/5/14/chartex" xmlns:mc="http://schemas.openxmlformats.org/markup-compatibility/2006" xmlns:m="http://schemas.openxmlformats.org/officeDocument/2006/math" xmlns:aink="http://schemas.microsoft.com/office/drawing/2016/ink" xmlns:am3d="http://schemas.microsoft.com/office/drawing/2017/model3d" xmlns:oel="http://schemas.microsoft.com/office/2019/extlst" xmlns:r="http://schemas.openxmlformats.org/officeDocument/2006/relationships" xmlns:wp14="http://schemas.microsoft.com/office/word/2010/wordprocessingDrawing" xmlns:wp="http://schemas.openxmlformats.org/drawingml/2006/wordprocessingDrawing" xmlns:wpg="http://schemas.microsoft.com/office/word/2010/wordprocessingGroup" xmlns:wpi="http://schemas.microsoft.com/office/word/2010/wordprocessingInk" xmlns:wps="http://schemas.microsoft.com/office/word/2010/wordprocessingShape" xmlns:o="urn:schemas-microsoft-com:office:office" xmlns:v="urn:schemas-microsoft-com:vml" xmlns:w10="urn:schemas-microsoft-com:office:word" xmlns:w="http://schemas.openxmlformats.org/wordprocessingml/2006/main" xmlns:w14="http://schemas.microsoft.com/office/word/2010/wordml" xmlns:w15="http://schemas.microsoft.com/office/word/2012/wordml" xmlns:w16cex="http://schemas.microsoft.com/office/word/2018/wordml/cex" xmlns:w16cid="http://schemas.microsoft.com/office/word/2016/wordml/cid" xmlns:w16="http://schemas.microsoft.com/office/word/2018/wordml" xmlns:w16sdtdh="http://schemas.microsoft.com/office/word/2020/wordml/sdtdatahash" xmlns:w16sdtfl="http://schemas.microsoft.com/office/word/2024/wordml/sdtformatlock" xmlns:w16se="http://schemas.microsoft.com/office/word/2015/wordml/symex" xmlns:w16du="http://schemas.microsoft.com/office/word/2023/wordml/word16du" xmlns:wne="http://schemas.microsoft.com/office/word/2006/wordml" mc:Ignorable="w14 w15 w16se w16cid w16 w16cex w16sdtdh w16sdtfl w16du wp14">
   <w:footnote w:type="separator" w:id="-1">
     <w:p>
       <w:pPr>
@@ -1316,7 +1757,7 @@
 </file>
 
 <file path=word/header1.xml><?xml version="1.0" encoding="utf-8"?>
-<w:hdr xmlns:wpc="http://schemas.microsoft.com/office/word/2010/wordprocessingCanvas" xmlns:cx="http://schemas.microsoft.com/office/drawing/2014/chartex" xmlns:cx1="http://schemas.microsoft.com/office/drawing/2015/9/8/chartex" xmlns:cx2="http://schemas.microsoft.com/office/drawing/2015/10/21/chartex" xmlns:cx3="http://schemas.microsoft.com/office/drawing/2016/5/9/chartex" xmlns:cx4="http://schemas.microsoft.com/office/drawing/2016/5/10/chartex" xmlns:cx5="http://schemas.microsoft.com/office/drawing/2016/5/11/chartex" xmlns:cx6="http://schemas.microsoft.com/office/drawing/2016/5/12/chartex" xmlns:cx7="http://schemas.microsoft.com/office/drawing/2016/5/13/chartex" xmlns:cx8="http://schemas.microsoft.com/office/drawing/2016/5/14/chartex" xmlns:mc="http://schemas.openxmlformats.org/markup-compatibility/2006" xmlns:aink="http://schemas.microsoft.com/office/drawing/2016/ink" xmlns:am3d="http://schemas.microsoft.com/office/drawing/2017/model3d" xmlns:o="urn:schemas-microsoft-com:office:office" xmlns:oel="http://schemas.microsoft.com/office/2019/extlst" xmlns:r="http://schemas.openxmlformats.org/officeDocument/2006/relationships" xmlns:m="http://schemas.openxmlformats.org/officeDocument/2006/math" xmlns:v="urn:schemas-microsoft-com:vml" xmlns:wp14="http://schemas.microsoft.com/office/word/2010/wordprocessingDrawing" xmlns:wp="http://schemas.openxmlformats.org/drawingml/2006/wordprocessingDrawing" xmlns:w10="urn:schemas-microsoft-com:office:word" xmlns:w="http://schemas.openxmlformats.org/wordprocessingml/2006/main" xmlns:w14="http://schemas.microsoft.com/office/word/2010/wordml" xmlns:w15="http://schemas.microsoft.com/office/word/2012/wordml" xmlns:w16cex="http://schemas.microsoft.com/office/word/2018/wordml/cex" xmlns:w16cid="http://schemas.microsoft.com/office/word/2016/wordml/cid" xmlns:w16="http://schemas.microsoft.com/office/word/2018/wordml" xmlns:w16du="http://schemas.microsoft.com/office/word/2023/wordml/word16du" xmlns:w16sdtdh="http://schemas.microsoft.com/office/word/2020/wordml/sdtdatahash" xmlns:w16sdtfl="http://schemas.microsoft.com/office/word/2024/wordml/sdtformatlock" xmlns:w16se="http://schemas.microsoft.com/office/word/2015/wordml/symex" xmlns:wpg="http://schemas.microsoft.com/office/word/2010/wordprocessingGroup" xmlns:wpi="http://schemas.microsoft.com/office/word/2010/wordprocessingInk" xmlns:wne="http://schemas.microsoft.com/office/word/2006/wordml" xmlns:wps="http://schemas.microsoft.com/office/word/2010/wordprocessingShape" mc:Ignorable="w14 w15 w16se w16cid w16 w16cex w16sdtdh w16sdtfl w16du wp14">
+<w:hdr xmlns:wpc="http://schemas.microsoft.com/office/word/2010/wordprocessingCanvas" xmlns:cx="http://schemas.microsoft.com/office/drawing/2014/chartex" xmlns:cx1="http://schemas.microsoft.com/office/drawing/2015/9/8/chartex" xmlns:cx2="http://schemas.microsoft.com/office/drawing/2015/10/21/chartex" xmlns:cx3="http://schemas.microsoft.com/office/drawing/2016/5/9/chartex" xmlns:cx4="http://schemas.microsoft.com/office/drawing/2016/5/10/chartex" xmlns:cx5="http://schemas.microsoft.com/office/drawing/2016/5/11/chartex" xmlns:cx6="http://schemas.microsoft.com/office/drawing/2016/5/12/chartex" xmlns:cx7="http://schemas.microsoft.com/office/drawing/2016/5/13/chartex" xmlns:cx8="http://schemas.microsoft.com/office/drawing/2016/5/14/chartex" xmlns:mc="http://schemas.openxmlformats.org/markup-compatibility/2006" xmlns:m="http://schemas.openxmlformats.org/officeDocument/2006/math" xmlns:aink="http://schemas.microsoft.com/office/drawing/2016/ink" xmlns:am3d="http://schemas.microsoft.com/office/drawing/2017/model3d" xmlns:oel="http://schemas.microsoft.com/office/2019/extlst" xmlns:r="http://schemas.openxmlformats.org/officeDocument/2006/relationships" xmlns:wp14="http://schemas.microsoft.com/office/word/2010/wordprocessingDrawing" xmlns:wp="http://schemas.openxmlformats.org/drawingml/2006/wordprocessingDrawing" xmlns:wpg="http://schemas.microsoft.com/office/word/2010/wordprocessingGroup" xmlns:wpi="http://schemas.microsoft.com/office/word/2010/wordprocessingInk" xmlns:wps="http://schemas.microsoft.com/office/word/2010/wordprocessingShape" xmlns:o="urn:schemas-microsoft-com:office:office" xmlns:v="urn:schemas-microsoft-com:vml" xmlns:w10="urn:schemas-microsoft-com:office:word" xmlns:w="http://schemas.openxmlformats.org/wordprocessingml/2006/main" xmlns:w14="http://schemas.microsoft.com/office/word/2010/wordml" xmlns:w15="http://schemas.microsoft.com/office/word/2012/wordml" xmlns:w16cex="http://schemas.microsoft.com/office/word/2018/wordml/cex" xmlns:w16cid="http://schemas.microsoft.com/office/word/2016/wordml/cid" xmlns:w16="http://schemas.microsoft.com/office/word/2018/wordml" xmlns:w16sdtdh="http://schemas.microsoft.com/office/word/2020/wordml/sdtdatahash" xmlns:w16sdtfl="http://schemas.microsoft.com/office/word/2024/wordml/sdtformatlock" xmlns:w16se="http://schemas.microsoft.com/office/word/2015/wordml/symex" xmlns:w16du="http://schemas.microsoft.com/office/word/2023/wordml/word16du" xmlns:wne="http://schemas.microsoft.com/office/word/2006/wordml" mc:Ignorable="w14 w15 w16se w16cid w16 w16cex w16sdtdh w16sdtfl w16du wp14">
   <w:tbl>
     <w:tblPr>
       <w:tblStyle w:val="TablaUNIR30"/>
@@ -1453,6 +1894,13 @@
             </w:rPr>
             <w:t xml:space="preserve">Apellidos: </w:t>
           </w:r>
+          <w:r>
+            <w:rPr>
+              <w:sz w:val="22"/>
+              <w:szCs w:val="22"/>
+            </w:rPr>
+            <w:t xml:space="preserve"> Toro Jaén</w:t>
+          </w:r>
         </w:p>
       </w:tc>
       <w:tc>
@@ -1468,6 +1916,12 @@
               <w:rFonts w:asciiTheme="minorHAnsi" w:hAnsiTheme="minorHAnsi"/>
             </w:rPr>
           </w:pPr>
+          <w:r>
+            <w:rPr>
+              <w:rFonts w:asciiTheme="minorHAnsi" w:hAnsiTheme="minorHAnsi"/>
+            </w:rPr>
+            <w:t>24/10/26</w:t>
+          </w:r>
         </w:p>
       </w:tc>
     </w:tr>
@@ -1505,6 +1959,13 @@
             </w:rPr>
             <w:t>Nombre:</w:t>
           </w:r>
+          <w:r>
+            <w:rPr>
+              <w:sz w:val="22"/>
+              <w:szCs w:val="22"/>
+            </w:rPr>
+            <w:t xml:space="preserve"> Antonio</w:t>
+          </w:r>
         </w:p>
       </w:tc>
       <w:tc>
@@ -1529,7 +1990,7 @@
 </file>
 
 <file path=word/numbering.xml><?xml version="1.0" encoding="utf-8"?>
-<w:numbering xmlns:wpc="http://schemas.microsoft.com/office/word/2010/wordprocessingCanvas" xmlns:cx="http://schemas.microsoft.com/office/drawing/2014/chartex" xmlns:cx1="http://schemas.microsoft.com/office/drawing/2015/9/8/chartex" xmlns:cx2="http://schemas.microsoft.com/office/drawing/2015/10/21/chartex" xmlns:cx3="http://schemas.microsoft.com/office/drawing/2016/5/9/chartex" xmlns:cx4="http://schemas.microsoft.com/office/drawing/2016/5/10/chartex" xmlns:cx5="http://schemas.microsoft.com/office/drawing/2016/5/11/chartex" xmlns:cx6="http://schemas.microsoft.com/office/drawing/2016/5/12/chartex" xmlns:cx7="http://schemas.microsoft.com/office/drawing/2016/5/13/chartex" xmlns:cx8="http://schemas.microsoft.com/office/drawing/2016/5/14/chartex" xmlns:mc="http://schemas.openxmlformats.org/markup-compatibility/2006" xmlns:aink="http://schemas.microsoft.com/office/drawing/2016/ink" xmlns:am3d="http://schemas.microsoft.com/office/drawing/2017/model3d" xmlns:o="urn:schemas-microsoft-com:office:office" xmlns:oel="http://schemas.microsoft.com/office/2019/extlst" xmlns:r="http://schemas.openxmlformats.org/officeDocument/2006/relationships" xmlns:m="http://schemas.openxmlformats.org/officeDocument/2006/math" xmlns:v="urn:schemas-microsoft-com:vml" xmlns:wp14="http://schemas.microsoft.com/office/word/2010/wordprocessingDrawing" xmlns:wp="http://schemas.openxmlformats.org/drawingml/2006/wordprocessingDrawing" xmlns:w10="urn:schemas-microsoft-com:office:word" xmlns:w="http://schemas.openxmlformats.org/wordprocessingml/2006/main" xmlns:w14="http://schemas.microsoft.com/office/word/2010/wordml" xmlns:w15="http://schemas.microsoft.com/office/word/2012/wordml" xmlns:w16cex="http://schemas.microsoft.com/office/word/2018/wordml/cex" xmlns:w16cid="http://schemas.microsoft.com/office/word/2016/wordml/cid" xmlns:w16="http://schemas.microsoft.com/office/word/2018/wordml" xmlns:w16du="http://schemas.microsoft.com/office/word/2023/wordml/word16du" xmlns:w16sdtdh="http://schemas.microsoft.com/office/word/2020/wordml/sdtdatahash" xmlns:w16sdtfl="http://schemas.microsoft.com/office/word/2024/wordml/sdtformatlock" xmlns:w16se="http://schemas.microsoft.com/office/word/2015/wordml/symex" xmlns:wpg="http://schemas.microsoft.com/office/word/2010/wordprocessingGroup" xmlns:wpi="http://schemas.microsoft.com/office/word/2010/wordprocessingInk" xmlns:wne="http://schemas.microsoft.com/office/word/2006/wordml" xmlns:wps="http://schemas.microsoft.com/office/word/2010/wordprocessingShape" mc:Ignorable="w14 w15 w16se w16cid w16 w16cex w16sdtdh w16sdtfl w16du wp14">
+<w:numbering xmlns:wpc="http://schemas.microsoft.com/office/word/2010/wordprocessingCanvas" xmlns:cx="http://schemas.microsoft.com/office/drawing/2014/chartex" xmlns:cx1="http://schemas.microsoft.com/office/drawing/2015/9/8/chartex" xmlns:cx2="http://schemas.microsoft.com/office/drawing/2015/10/21/chartex" xmlns:cx3="http://schemas.microsoft.com/office/drawing/2016/5/9/chartex" xmlns:cx4="http://schemas.microsoft.com/office/drawing/2016/5/10/chartex" xmlns:cx5="http://schemas.microsoft.com/office/drawing/2016/5/11/chartex" xmlns:cx6="http://schemas.microsoft.com/office/drawing/2016/5/12/chartex" xmlns:cx7="http://schemas.microsoft.com/office/drawing/2016/5/13/chartex" xmlns:cx8="http://schemas.microsoft.com/office/drawing/2016/5/14/chartex" xmlns:mc="http://schemas.openxmlformats.org/markup-compatibility/2006" xmlns:m="http://schemas.openxmlformats.org/officeDocument/2006/math" xmlns:aink="http://schemas.microsoft.com/office/drawing/2016/ink" xmlns:am3d="http://schemas.microsoft.com/office/drawing/2017/model3d" xmlns:oel="http://schemas.microsoft.com/office/2019/extlst" xmlns:r="http://schemas.openxmlformats.org/officeDocument/2006/relationships" xmlns:wp14="http://schemas.microsoft.com/office/word/2010/wordprocessingDrawing" xmlns:wp="http://schemas.openxmlformats.org/drawingml/2006/wordprocessingDrawing" xmlns:wpg="http://schemas.microsoft.com/office/word/2010/wordprocessingGroup" xmlns:wpi="http://schemas.microsoft.com/office/word/2010/wordprocessingInk" xmlns:wps="http://schemas.microsoft.com/office/word/2010/wordprocessingShape" xmlns:o="urn:schemas-microsoft-com:office:office" xmlns:v="urn:schemas-microsoft-com:vml" xmlns:w10="urn:schemas-microsoft-com:office:word" xmlns:w="http://schemas.openxmlformats.org/wordprocessingml/2006/main" xmlns:w14="http://schemas.microsoft.com/office/word/2010/wordml" xmlns:w15="http://schemas.microsoft.com/office/word/2012/wordml" xmlns:w16cex="http://schemas.microsoft.com/office/word/2018/wordml/cex" xmlns:w16cid="http://schemas.microsoft.com/office/word/2016/wordml/cid" xmlns:w16="http://schemas.microsoft.com/office/word/2018/wordml" xmlns:w16sdtdh="http://schemas.microsoft.com/office/word/2020/wordml/sdtdatahash" xmlns:w16sdtfl="http://schemas.microsoft.com/office/word/2024/wordml/sdtformatlock" xmlns:w16se="http://schemas.microsoft.com/office/word/2015/wordml/symex" xmlns:w16du="http://schemas.microsoft.com/office/word/2023/wordml/word16du" xmlns:wne="http://schemas.microsoft.com/office/word/2006/wordml" mc:Ignorable="w14 w15 w16se w16cid w16 w16cex w16sdtdh w16sdtfl w16du wp14">
   <w:abstractNum w:abstractNumId="0" w15:restartNumberingAfterBreak="0">
     <w:nsid w:val="04747ED0"/>
     <w:multiLevelType w:val="multilevel"/>
@@ -4236,7 +4697,7 @@
 </file>
 
 <file path=word/styles.xml><?xml version="1.0" encoding="utf-8"?>
-<w:styles xmlns:mc="http://schemas.openxmlformats.org/markup-compatibility/2006" xmlns:r="http://schemas.openxmlformats.org/officeDocument/2006/relationships" xmlns:w="http://schemas.openxmlformats.org/wordprocessingml/2006/main" xmlns:w14="http://schemas.microsoft.com/office/word/2010/wordml" xmlns:w15="http://schemas.microsoft.com/office/word/2012/wordml" xmlns:w16cex="http://schemas.microsoft.com/office/word/2018/wordml/cex" xmlns:w16cid="http://schemas.microsoft.com/office/word/2016/wordml/cid" xmlns:w16="http://schemas.microsoft.com/office/word/2018/wordml" xmlns:w16du="http://schemas.microsoft.com/office/word/2023/wordml/word16du" xmlns:w16sdtdh="http://schemas.microsoft.com/office/word/2020/wordml/sdtdatahash" xmlns:w16sdtfl="http://schemas.microsoft.com/office/word/2024/wordml/sdtformatlock" xmlns:w16se="http://schemas.microsoft.com/office/word/2015/wordml/symex" mc:Ignorable="w14 w15 w16se w16cid w16 w16cex w16sdtdh w16sdtfl w16du">
+<w:styles xmlns:mc="http://schemas.openxmlformats.org/markup-compatibility/2006" xmlns:r="http://schemas.openxmlformats.org/officeDocument/2006/relationships" xmlns:w="http://schemas.openxmlformats.org/wordprocessingml/2006/main" xmlns:w14="http://schemas.microsoft.com/office/word/2010/wordml" xmlns:w15="http://schemas.microsoft.com/office/word/2012/wordml" xmlns:w16cex="http://schemas.microsoft.com/office/word/2018/wordml/cex" xmlns:w16cid="http://schemas.microsoft.com/office/word/2016/wordml/cid" xmlns:w16="http://schemas.microsoft.com/office/word/2018/wordml" xmlns:w16sdtdh="http://schemas.microsoft.com/office/word/2020/wordml/sdtdatahash" xmlns:w16sdtfl="http://schemas.microsoft.com/office/word/2024/wordml/sdtformatlock" xmlns:w16se="http://schemas.microsoft.com/office/word/2015/wordml/symex" xmlns:w16du="http://schemas.microsoft.com/office/word/2023/wordml/word16du" mc:Ignorable="w14 w15 w16se w16cid w16 w16cex w16sdtdh w16sdtfl w16du">
   <w:docDefaults>
     <w:rPrDefault>
       <w:rPr>
@@ -4688,6 +5149,7 @@
   <w:style w:type="character" w:default="1" w:styleId="Fuentedeprrafopredeter">
     <w:name w:val="Default Paragraph Font"/>
     <w:uiPriority w:val="1"/>
+    <w:semiHidden/>
     <w:unhideWhenUsed/>
   </w:style>
   <w:style w:type="table" w:default="1" w:styleId="Tablanormal">
@@ -6084,6 +6546,63 @@
       </w:numPr>
       <w:contextualSpacing/>
     </w:pPr>
+  </w:style>
+  <w:style w:type="table" w:styleId="Tablaconcuadrcula1clara-nfasis1">
+    <w:name w:val="Grid Table 1 Light Accent 1"/>
+    <w:basedOn w:val="Tablanormal"/>
+    <w:uiPriority w:val="46"/>
+    <w:rsid w:val="00AC35A3"/>
+    <w:pPr>
+      <w:spacing w:after="0" w:line="240" w:lineRule="auto"/>
+    </w:pPr>
+    <w:tblPr>
+      <w:tblStyleRowBandSize w:val="1"/>
+      <w:tblStyleColBandSize w:val="1"/>
+      <w:tblBorders>
+        <w:top w:val="single" w:sz="4" w:space="0" w:color="BDD6EE" w:themeColor="accent1" w:themeTint="66"/>
+        <w:left w:val="single" w:sz="4" w:space="0" w:color="BDD6EE" w:themeColor="accent1" w:themeTint="66"/>
+        <w:bottom w:val="single" w:sz="4" w:space="0" w:color="BDD6EE" w:themeColor="accent1" w:themeTint="66"/>
+        <w:right w:val="single" w:sz="4" w:space="0" w:color="BDD6EE" w:themeColor="accent1" w:themeTint="66"/>
+        <w:insideH w:val="single" w:sz="4" w:space="0" w:color="BDD6EE" w:themeColor="accent1" w:themeTint="66"/>
+        <w:insideV w:val="single" w:sz="4" w:space="0" w:color="BDD6EE" w:themeColor="accent1" w:themeTint="66"/>
+      </w:tblBorders>
+    </w:tblPr>
+    <w:tblStylePr w:type="firstRow">
+      <w:rPr>
+        <w:b/>
+        <w:bCs/>
+      </w:rPr>
+      <w:tblPr/>
+      <w:tcPr>
+        <w:tcBorders>
+          <w:bottom w:val="single" w:sz="12" w:space="0" w:color="9CC2E5" w:themeColor="accent1" w:themeTint="99"/>
+        </w:tcBorders>
+      </w:tcPr>
+    </w:tblStylePr>
+    <w:tblStylePr w:type="lastRow">
+      <w:rPr>
+        <w:b/>
+        <w:bCs/>
+      </w:rPr>
+      <w:tblPr/>
+      <w:tcPr>
+        <w:tcBorders>
+          <w:top w:val="double" w:sz="2" w:space="0" w:color="9CC2E5" w:themeColor="accent1" w:themeTint="99"/>
+        </w:tcBorders>
+      </w:tcPr>
+    </w:tblStylePr>
+    <w:tblStylePr w:type="firstCol">
+      <w:rPr>
+        <w:b/>
+        <w:bCs/>
+      </w:rPr>
+    </w:tblStylePr>
+    <w:tblStylePr w:type="lastCol">
+      <w:rPr>
+        <w:b/>
+        <w:bCs/>
+      </w:rPr>
+    </w:tblStylePr>
   </w:style>
 </w:styles>
 </file>
@@ -6350,17 +6869,19 @@
 </file>
 
 <file path=customXml/item1.xml><?xml version="1.0" encoding="utf-8"?>
-<p:properties xmlns:p="http://schemas.microsoft.com/office/2006/metadata/properties" xmlns:xsi="http://www.w3.org/2001/XMLSchema-instance" xmlns:pc="http://schemas.microsoft.com/office/infopath/2007/PartnerControls">
-  <documentManagement>
-    <lcf76f155ced4ddcb4097134ff3c332f xmlns="6e910c33-da69-4938-9830-da7434244dc6">
-      <Terms xmlns="http://schemas.microsoft.com/office/infopath/2007/PartnerControls"/>
-    </lcf76f155ced4ddcb4097134ff3c332f>
-    <TaxCatchAll xmlns="e6a0f6c9-87c6-47e0-9624-423836407d4c" xsi:nil="true"/>
-  </documentManagement>
-</p:properties>
+<b:Sources xmlns:b="http://schemas.openxmlformats.org/officeDocument/2006/bibliography" xmlns="http://schemas.openxmlformats.org/officeDocument/2006/bibliography" SelectedStyle="\APASixthEditionOfficeOnline.xsl" StyleName="APA" Version="6"/>
 </file>
 
 <file path=customXml/item2.xml><?xml version="1.0" encoding="utf-8"?>
+<?mso-contentType ?>
+<FormTemplates xmlns="http://schemas.microsoft.com/sharepoint/v3/contenttype/forms">
+  <Display>DocumentLibraryForm</Display>
+  <Edit>DocumentLibraryForm</Edit>
+  <New>DocumentLibraryForm</New>
+</FormTemplates>
+</file>
+
+<file path=customXml/item3.xml><?xml version="1.0" encoding="utf-8"?>
 <ct:contentTypeSchema xmlns:ct="http://schemas.microsoft.com/office/2006/metadata/contentType" xmlns:ma="http://schemas.microsoft.com/office/2006/metadata/properties/metaAttributes" ct:_="" ma:_="" ma:contentTypeName="Documento" ma:contentTypeID="0x010100C64B0FDC57170C4E937DC208D9BFB35D" ma:contentTypeVersion="13" ma:contentTypeDescription="Crear nuevo documento." ma:contentTypeScope="" ma:versionID="0bd382fa9a15b28607fd9311220ea7fa">
   <xsd:schema xmlns:xsd="http://www.w3.org/2001/XMLSchema" xmlns:xs="http://www.w3.org/2001/XMLSchema" xmlns:p="http://schemas.microsoft.com/office/2006/metadata/properties" xmlns:ns2="6e910c33-da69-4938-9830-da7434244dc6" xmlns:ns3="e6a0f6c9-87c6-47e0-9624-423836407d4c" targetNamespace="http://schemas.microsoft.com/office/2006/metadata/properties" ma:root="true" ma:fieldsID="e84e087303cac23fd08c3bd19af044d0" ns2:_="" ns3:_="">
     <xsd:import namespace="6e910c33-da69-4938-9830-da7434244dc6"/>
@@ -6567,31 +7088,34 @@
 </ct:contentTypeSchema>
 </file>
 
-<file path=customXml/item3.xml><?xml version="1.0" encoding="utf-8"?>
-<?mso-contentType ?>
-<FormTemplates xmlns="http://schemas.microsoft.com/sharepoint/v3/contenttype/forms">
-  <Display>DocumentLibraryForm</Display>
-  <Edit>DocumentLibraryForm</Edit>
-  <New>DocumentLibraryForm</New>
-</FormTemplates>
-</file>
-
 <file path=customXml/item4.xml><?xml version="1.0" encoding="utf-8"?>
-<b:Sources xmlns:b="http://schemas.openxmlformats.org/officeDocument/2006/bibliography" xmlns="http://schemas.openxmlformats.org/officeDocument/2006/bibliography" SelectedStyle="\APASixthEditionOfficeOnline.xsl" StyleName="APA" Version="6"/>
+<p:properties xmlns:p="http://schemas.microsoft.com/office/2006/metadata/properties" xmlns:xsi="http://www.w3.org/2001/XMLSchema-instance" xmlns:pc="http://schemas.microsoft.com/office/infopath/2007/PartnerControls">
+  <documentManagement>
+    <lcf76f155ced4ddcb4097134ff3c332f xmlns="6e910c33-da69-4938-9830-da7434244dc6">
+      <Terms xmlns="http://schemas.microsoft.com/office/infopath/2007/PartnerControls"/>
+    </lcf76f155ced4ddcb4097134ff3c332f>
+    <TaxCatchAll xmlns="e6a0f6c9-87c6-47e0-9624-423836407d4c" xsi:nil="true"/>
+  </documentManagement>
+</p:properties>
 </file>
 
 <file path=customXml/itemProps1.xml><?xml version="1.0" encoding="utf-8"?>
-<ds:datastoreItem xmlns:ds="http://schemas.openxmlformats.org/officeDocument/2006/customXml" ds:itemID="{5DA6F32C-6FAE-4705-8722-B42C5F1E24E2}">
+<ds:datastoreItem xmlns:ds="http://schemas.openxmlformats.org/officeDocument/2006/customXml" ds:itemID="{68EF0881-AFE3-44EB-8834-1E31251C8A76}">
   <ds:schemaRefs>
-    <ds:schemaRef ds:uri="http://schemas.microsoft.com/office/2006/metadata/properties"/>
-    <ds:schemaRef ds:uri="http://schemas.microsoft.com/office/infopath/2007/PartnerControls"/>
-    <ds:schemaRef ds:uri="6e910c33-da69-4938-9830-da7434244dc6"/>
-    <ds:schemaRef ds:uri="e6a0f6c9-87c6-47e0-9624-423836407d4c"/>
+    <ds:schemaRef ds:uri="http://schemas.openxmlformats.org/officeDocument/2006/bibliography"/>
   </ds:schemaRefs>
 </ds:datastoreItem>
 </file>
 
 <file path=customXml/itemProps2.xml><?xml version="1.0" encoding="utf-8"?>
+<ds:datastoreItem xmlns:ds="http://schemas.openxmlformats.org/officeDocument/2006/customXml" ds:itemID="{DADA22EA-30AF-48ED-8DC0-06AFFED52517}">
+  <ds:schemaRefs>
+    <ds:schemaRef ds:uri="http://schemas.microsoft.com/sharepoint/v3/contenttype/forms"/>
+  </ds:schemaRefs>
+</ds:datastoreItem>
+</file>
+
+<file path=customXml/itemProps3.xml><?xml version="1.0" encoding="utf-8"?>
 <ds:datastoreItem xmlns:ds="http://schemas.openxmlformats.org/officeDocument/2006/customXml" ds:itemID="{F7862329-13BF-43A7-9509-19FACDEF6EB1}">
   <ds:schemaRefs>
     <ds:schemaRef ds:uri="http://schemas.microsoft.com/office/2006/metadata/contentType"/>
@@ -6610,18 +7134,13 @@
 </ds:datastoreItem>
 </file>
 
-<file path=customXml/itemProps3.xml><?xml version="1.0" encoding="utf-8"?>
-<ds:datastoreItem xmlns:ds="http://schemas.openxmlformats.org/officeDocument/2006/customXml" ds:itemID="{DADA22EA-30AF-48ED-8DC0-06AFFED52517}">
+<file path=customXml/itemProps4.xml><?xml version="1.0" encoding="utf-8"?>
+<ds:datastoreItem xmlns:ds="http://schemas.openxmlformats.org/officeDocument/2006/customXml" ds:itemID="{5DA6F32C-6FAE-4705-8722-B42C5F1E24E2}">
   <ds:schemaRefs>
-    <ds:schemaRef ds:uri="http://schemas.microsoft.com/sharepoint/v3/contenttype/forms"/>
-  </ds:schemaRefs>
-</ds:datastoreItem>
-</file>
-
-<file path=customXml/itemProps4.xml><?xml version="1.0" encoding="utf-8"?>
-<ds:datastoreItem xmlns:ds="http://schemas.openxmlformats.org/officeDocument/2006/customXml" ds:itemID="{68EF0881-AFE3-44EB-8834-1E31251C8A76}">
-  <ds:schemaRefs>
-    <ds:schemaRef ds:uri="http://schemas.openxmlformats.org/officeDocument/2006/bibliography"/>
+    <ds:schemaRef ds:uri="http://schemas.microsoft.com/office/2006/metadata/properties"/>
+    <ds:schemaRef ds:uri="http://schemas.microsoft.com/office/infopath/2007/PartnerControls"/>
+    <ds:schemaRef ds:uri="6e910c33-da69-4938-9830-da7434244dc6"/>
+    <ds:schemaRef ds:uri="e6a0f6c9-87c6-47e0-9624-423836407d4c"/>
   </ds:schemaRefs>
 </ds:datastoreItem>
 </file>

--- a/RPA/ACTIVIDAD 1/miunar04_act1.docx
+++ b/RPA/ACTIVIDAD 1/miunar04_act1.docx
@@ -982,7 +982,7 @@
           <w:ilvl w:val="0"/>
           <w:numId w:val="0"/>
         </w:numPr>
-        <w:ind w:left="284"/>
+        <w:ind w:left="284" w:firstLine="425"/>
       </w:pPr>
       <w:r>
         <w:t>Si, porque encuentra la ruta óptima para llegar al destino, su coste es 9</w:t>
@@ -994,6 +994,652 @@
       </w:pPr>
       <w:r>
         <w:t>¿Obtiene profundidad un resultado óptimo? ¿Por qué?</w:t>
+      </w:r>
+    </w:p>
+    <w:p>
+      <w:pPr>
+        <w:pStyle w:val="ListanumeradaTEST"/>
+        <w:numPr>
+          <w:ilvl w:val="0"/>
+          <w:numId w:val="0"/>
+        </w:numPr>
+        <w:ind w:left="284" w:firstLine="425"/>
+      </w:pPr>
+      <w:r>
+        <w:t xml:space="preserve">No, porque sabiendo que la ruta </w:t>
+      </w:r>
+      <w:r>
+        <w:t>óptima</w:t>
+      </w:r>
+      <w:r>
+        <w:t xml:space="preserve"> para llegar es 9, con profundidad tenemos 15</w:t>
+      </w:r>
+    </w:p>
+    <w:p>
+      <w:pPr>
+        <w:pStyle w:val="ListanumeradaTEST"/>
+      </w:pPr>
+      <w:r>
+        <w:t>¿Cuál de los dos algoritmos es más eficiente en este caso particular? Justifique su respuesta.</w:t>
+      </w:r>
+    </w:p>
+    <w:p>
+      <w:pPr>
+        <w:pStyle w:val="ListanumeradaTEST"/>
+        <w:numPr>
+          <w:ilvl w:val="0"/>
+          <w:numId w:val="0"/>
+        </w:numPr>
+        <w:ind w:left="709"/>
+      </w:pPr>
+      <w:r>
+        <w:t>En este caso, aunque amplitud encuentre el resultado óptimo, profundidad es un algoritmo más eficiente, ya que visitando menos casillas encuentra una solución.</w:t>
+      </w:r>
+      <w:r>
+        <w:br/>
+        <w:t>Amplitud visita 27 y profundidad 20</w:t>
+      </w:r>
+    </w:p>
+    <w:p/>
+    <w:p>
+      <w:r>
+        <w:rPr>
+          <w:b/>
+          <w:bCs/>
+        </w:rPr>
+        <w:t>Caso 2</w:t>
+      </w:r>
+      <w:r>
+        <w:t xml:space="preserve">. En este caso se deben probar y </w:t>
+      </w:r>
+      <w:r>
+        <w:rPr>
+          <w:b/>
+          <w:bCs/>
+        </w:rPr>
+        <w:t>comparar los algoritmos de búsqueda amplitud, Dijkstra y A* cuando hay costes distintos de 1</w:t>
+      </w:r>
+      <w:r>
+        <w:t>. Vea que los ficheros contienen costes modificados para este caso. Para A*, observe que el código proporciona una función heurística basada en la distancia de Manhattan.</w:t>
+      </w:r>
+    </w:p>
+    <w:p/>
+    <w:p/>
+    <w:p/>
+    <w:p/>
+    <w:p/>
+    <w:p/>
+    <w:p/>
+    <w:p/>
+    <w:p/>
+    <w:p/>
+    <w:p/>
+    <w:p>
+      <w:pPr>
+        <w:pStyle w:val="ListanumeradaTEST"/>
+        <w:numPr>
+          <w:ilvl w:val="0"/>
+          <w:numId w:val="47"/>
+        </w:numPr>
+      </w:pPr>
+      <w:r>
+        <w:t>Muestre una tabla con los datos de todas las ejecuciones.</w:t>
+      </w:r>
+    </w:p>
+    <w:tbl>
+      <w:tblPr>
+        <w:tblStyle w:val="Tablaconcuadrcula1clara-nfasis1"/>
+        <w:tblW w:w="0" w:type="auto"/>
+        <w:tblLook w:val="04A0" w:firstRow="1" w:lastRow="0" w:firstColumn="1" w:lastColumn="0" w:noHBand="0" w:noVBand="1"/>
+      </w:tblPr>
+      <w:tblGrid>
+        <w:gridCol w:w="1321"/>
+        <w:gridCol w:w="1321"/>
+        <w:gridCol w:w="1321"/>
+        <w:gridCol w:w="1321"/>
+        <w:gridCol w:w="1365"/>
+        <w:gridCol w:w="1321"/>
+      </w:tblGrid>
+      <w:tr>
+        <w:trPr>
+          <w:cnfStyle w:val="100000000000" w:firstRow="1" w:lastRow="0" w:firstColumn="0" w:lastColumn="0" w:oddVBand="0" w:evenVBand="0" w:oddHBand="0" w:evenHBand="0" w:firstRowFirstColumn="0" w:firstRowLastColumn="0" w:lastRowFirstColumn="0" w:lastRowLastColumn="0"/>
+        </w:trPr>
+        <w:tc>
+          <w:tcPr>
+            <w:cnfStyle w:val="001000000000" w:firstRow="0" w:lastRow="0" w:firstColumn="1" w:lastColumn="0" w:oddVBand="0" w:evenVBand="0" w:oddHBand="0" w:evenHBand="0" w:firstRowFirstColumn="0" w:firstRowLastColumn="0" w:lastRowFirstColumn="0" w:lastRowLastColumn="0"/>
+            <w:tcW w:w="1321" w:type="dxa"/>
+          </w:tcPr>
+          <w:p>
+            <w:pPr>
+              <w:pStyle w:val="ListanumeradaTEST"/>
+              <w:numPr>
+                <w:ilvl w:val="0"/>
+                <w:numId w:val="0"/>
+              </w:numPr>
+            </w:pPr>
+            <w:r>
+              <w:lastRenderedPageBreak/>
+              <w:t>Algoritmo</w:t>
+            </w:r>
+          </w:p>
+        </w:tc>
+        <w:tc>
+          <w:tcPr>
+            <w:tcW w:w="1321" w:type="dxa"/>
+          </w:tcPr>
+          <w:p>
+            <w:pPr>
+              <w:pStyle w:val="ListanumeradaTEST"/>
+              <w:numPr>
+                <w:ilvl w:val="0"/>
+                <w:numId w:val="0"/>
+              </w:numPr>
+              <w:cnfStyle w:val="100000000000" w:firstRow="1" w:lastRow="0" w:firstColumn="0" w:lastColumn="0" w:oddVBand="0" w:evenVBand="0" w:oddHBand="0" w:evenHBand="0" w:firstRowFirstColumn="0" w:firstRowLastColumn="0" w:lastRowFirstColumn="0" w:lastRowLastColumn="0"/>
+            </w:pPr>
+            <w:r>
+              <w:t>Solución</w:t>
+            </w:r>
+          </w:p>
+        </w:tc>
+        <w:tc>
+          <w:tcPr>
+            <w:tcW w:w="1321" w:type="dxa"/>
+          </w:tcPr>
+          <w:p>
+            <w:pPr>
+              <w:pStyle w:val="ListanumeradaTEST"/>
+              <w:numPr>
+                <w:ilvl w:val="0"/>
+                <w:numId w:val="0"/>
+              </w:numPr>
+              <w:cnfStyle w:val="100000000000" w:firstRow="1" w:lastRow="0" w:firstColumn="0" w:lastColumn="0" w:oddVBand="0" w:evenVBand="0" w:oddHBand="0" w:evenHBand="0" w:firstRowFirstColumn="0" w:firstRowLastColumn="0" w:lastRowFirstColumn="0" w:lastRowLastColumn="0"/>
+            </w:pPr>
+            <w:r>
+              <w:t>Longitud</w:t>
+            </w:r>
+          </w:p>
+        </w:tc>
+        <w:tc>
+          <w:tcPr>
+            <w:tcW w:w="1321" w:type="dxa"/>
+          </w:tcPr>
+          <w:p>
+            <w:pPr>
+              <w:pStyle w:val="ListanumeradaTEST"/>
+              <w:numPr>
+                <w:ilvl w:val="0"/>
+                <w:numId w:val="0"/>
+              </w:numPr>
+              <w:cnfStyle w:val="100000000000" w:firstRow="1" w:lastRow="0" w:firstColumn="0" w:lastColumn="0" w:oddVBand="0" w:evenVBand="0" w:oddHBand="0" w:evenHBand="0" w:firstRowFirstColumn="0" w:firstRowLastColumn="0" w:lastRowFirstColumn="0" w:lastRowLastColumn="0"/>
+            </w:pPr>
+            <w:r>
+              <w:t>Coste solución</w:t>
+            </w:r>
+          </w:p>
+        </w:tc>
+        <w:tc>
+          <w:tcPr>
+            <w:tcW w:w="1365" w:type="dxa"/>
+          </w:tcPr>
+          <w:p>
+            <w:pPr>
+              <w:pStyle w:val="ListanumeradaTEST"/>
+              <w:numPr>
+                <w:ilvl w:val="0"/>
+                <w:numId w:val="0"/>
+              </w:numPr>
+              <w:cnfStyle w:val="100000000000" w:firstRow="1" w:lastRow="0" w:firstColumn="0" w:lastColumn="0" w:oddVBand="0" w:evenVBand="0" w:oddHBand="0" w:evenHBand="0" w:firstRowFirstColumn="0" w:firstRowLastColumn="0" w:lastRowFirstColumn="0" w:lastRowLastColumn="0"/>
+            </w:pPr>
+            <w:r>
+              <w:t>Nodos expandidos</w:t>
+            </w:r>
+          </w:p>
+        </w:tc>
+        <w:tc>
+          <w:tcPr>
+            <w:tcW w:w="1321" w:type="dxa"/>
+          </w:tcPr>
+          <w:p>
+            <w:pPr>
+              <w:pStyle w:val="ListanumeradaTEST"/>
+              <w:numPr>
+                <w:ilvl w:val="0"/>
+                <w:numId w:val="0"/>
+              </w:numPr>
+              <w:cnfStyle w:val="100000000000" w:firstRow="1" w:lastRow="0" w:firstColumn="0" w:lastColumn="0" w:oddVBand="0" w:evenVBand="0" w:oddHBand="0" w:evenHBand="0" w:firstRowFirstColumn="0" w:firstRowLastColumn="0" w:lastRowFirstColumn="0" w:lastRowLastColumn="0"/>
+            </w:pPr>
+            <w:r>
+              <w:t>Tamaño máximo de lista</w:t>
+            </w:r>
+          </w:p>
+        </w:tc>
+      </w:tr>
+      <w:tr>
+        <w:tc>
+          <w:tcPr>
+            <w:cnfStyle w:val="001000000000" w:firstRow="0" w:lastRow="0" w:firstColumn="1" w:lastColumn="0" w:oddVBand="0" w:evenVBand="0" w:oddHBand="0" w:evenHBand="0" w:firstRowFirstColumn="0" w:firstRowLastColumn="0" w:lastRowFirstColumn="0" w:lastRowLastColumn="0"/>
+            <w:tcW w:w="1321" w:type="dxa"/>
+          </w:tcPr>
+          <w:p>
+            <w:pPr>
+              <w:pStyle w:val="ListanumeradaTEST"/>
+              <w:numPr>
+                <w:ilvl w:val="0"/>
+                <w:numId w:val="0"/>
+              </w:numPr>
+              <w:rPr>
+                <w:b w:val="0"/>
+                <w:bCs w:val="0"/>
+              </w:rPr>
+            </w:pPr>
+            <w:r>
+              <w:rPr>
+                <w:b w:val="0"/>
+                <w:bCs w:val="0"/>
+              </w:rPr>
+              <w:t>Amplitud</w:t>
+            </w:r>
+          </w:p>
+        </w:tc>
+        <w:tc>
+          <w:tcPr>
+            <w:tcW w:w="1321" w:type="dxa"/>
+          </w:tcPr>
+          <w:p>
+            <w:pPr>
+              <w:pStyle w:val="ListanumeradaTEST"/>
+              <w:numPr>
+                <w:ilvl w:val="0"/>
+                <w:numId w:val="0"/>
+              </w:numPr>
+              <w:cnfStyle w:val="000000000000" w:firstRow="0" w:lastRow="0" w:firstColumn="0" w:lastColumn="0" w:oddVBand="0" w:evenVBand="0" w:oddHBand="0" w:evenHBand="0" w:firstRowFirstColumn="0" w:firstRowLastColumn="0" w:lastRowFirstColumn="0" w:lastRowLastColumn="0"/>
+            </w:pPr>
+            <w:r>
+              <w:t>B1 -&gt; C1 -&gt; D1 -&gt; E1 -&gt; F1 -&gt; G1 -&gt; G2 -&gt; G3 -&gt; F3 -&gt; E3</w:t>
+            </w:r>
+          </w:p>
+        </w:tc>
+        <w:tc>
+          <w:tcPr>
+            <w:tcW w:w="1321" w:type="dxa"/>
+          </w:tcPr>
+          <w:p>
+            <w:pPr>
+              <w:pStyle w:val="ListanumeradaTEST"/>
+              <w:numPr>
+                <w:ilvl w:val="0"/>
+                <w:numId w:val="0"/>
+              </w:numPr>
+              <w:cnfStyle w:val="000000000000" w:firstRow="0" w:lastRow="0" w:firstColumn="0" w:lastColumn="0" w:oddVBand="0" w:evenVBand="0" w:oddHBand="0" w:evenHBand="0" w:firstRowFirstColumn="0" w:firstRowLastColumn="0" w:lastRowFirstColumn="0" w:lastRowLastColumn="0"/>
+            </w:pPr>
+            <w:r>
+              <w:t>10</w:t>
+            </w:r>
+          </w:p>
+        </w:tc>
+        <w:tc>
+          <w:tcPr>
+            <w:tcW w:w="1321" w:type="dxa"/>
+          </w:tcPr>
+          <w:p>
+            <w:pPr>
+              <w:pStyle w:val="ListanumeradaTEST"/>
+              <w:numPr>
+                <w:ilvl w:val="0"/>
+                <w:numId w:val="0"/>
+              </w:numPr>
+              <w:cnfStyle w:val="000000000000" w:firstRow="0" w:lastRow="0" w:firstColumn="0" w:lastColumn="0" w:oddVBand="0" w:evenVBand="0" w:oddHBand="0" w:evenHBand="0" w:firstRowFirstColumn="0" w:firstRowLastColumn="0" w:lastRowFirstColumn="0" w:lastRowLastColumn="0"/>
+            </w:pPr>
+            <w:r>
+              <w:t>15</w:t>
+            </w:r>
+          </w:p>
+        </w:tc>
+        <w:tc>
+          <w:tcPr>
+            <w:tcW w:w="1365" w:type="dxa"/>
+          </w:tcPr>
+          <w:p>
+            <w:pPr>
+              <w:pStyle w:val="ListanumeradaTEST"/>
+              <w:numPr>
+                <w:ilvl w:val="0"/>
+                <w:numId w:val="0"/>
+              </w:numPr>
+              <w:cnfStyle w:val="000000000000" w:firstRow="0" w:lastRow="0" w:firstColumn="0" w:lastColumn="0" w:oddVBand="0" w:evenVBand="0" w:oddHBand="0" w:evenHBand="0" w:firstRowFirstColumn="0" w:firstRowLastColumn="0" w:lastRowFirstColumn="0" w:lastRowLastColumn="0"/>
+            </w:pPr>
+            <w:r>
+              <w:t>2</w:t>
+            </w:r>
+            <w:r>
+              <w:t>6</w:t>
+            </w:r>
+          </w:p>
+        </w:tc>
+        <w:tc>
+          <w:tcPr>
+            <w:tcW w:w="1321" w:type="dxa"/>
+          </w:tcPr>
+          <w:p>
+            <w:pPr>
+              <w:pStyle w:val="ListanumeradaTEST"/>
+              <w:numPr>
+                <w:ilvl w:val="0"/>
+                <w:numId w:val="0"/>
+              </w:numPr>
+              <w:cnfStyle w:val="000000000000" w:firstRow="0" w:lastRow="0" w:firstColumn="0" w:lastColumn="0" w:oddVBand="0" w:evenVBand="0" w:oddHBand="0" w:evenHBand="0" w:firstRowFirstColumn="0" w:firstRowLastColumn="0" w:lastRowFirstColumn="0" w:lastRowLastColumn="0"/>
+            </w:pPr>
+            <w:r>
+              <w:t>7</w:t>
+            </w:r>
+          </w:p>
+        </w:tc>
+      </w:tr>
+      <w:tr>
+        <w:tc>
+          <w:tcPr>
+            <w:cnfStyle w:val="001000000000" w:firstRow="0" w:lastRow="0" w:firstColumn="1" w:lastColumn="0" w:oddVBand="0" w:evenVBand="0" w:oddHBand="0" w:evenHBand="0" w:firstRowFirstColumn="0" w:firstRowLastColumn="0" w:lastRowFirstColumn="0" w:lastRowLastColumn="0"/>
+            <w:tcW w:w="1321" w:type="dxa"/>
+          </w:tcPr>
+          <w:p>
+            <w:pPr>
+              <w:pStyle w:val="ListanumeradaTEST"/>
+              <w:numPr>
+                <w:ilvl w:val="0"/>
+                <w:numId w:val="0"/>
+              </w:numPr>
+              <w:rPr>
+                <w:b w:val="0"/>
+                <w:bCs w:val="0"/>
+              </w:rPr>
+            </w:pPr>
+            <w:r>
+              <w:rPr>
+                <w:b w:val="0"/>
+                <w:bCs w:val="0"/>
+              </w:rPr>
+              <w:t>Dijkstra</w:t>
+            </w:r>
+          </w:p>
+        </w:tc>
+        <w:tc>
+          <w:tcPr>
+            <w:tcW w:w="1321" w:type="dxa"/>
+          </w:tcPr>
+          <w:p>
+            <w:pPr>
+              <w:pStyle w:val="ListanumeradaTEST"/>
+              <w:numPr>
+                <w:ilvl w:val="0"/>
+                <w:numId w:val="0"/>
+              </w:numPr>
+              <w:cnfStyle w:val="000000000000" w:firstRow="0" w:lastRow="0" w:firstColumn="0" w:lastColumn="0" w:oddVBand="0" w:evenVBand="0" w:oddHBand="0" w:evenHBand="0" w:firstRowFirstColumn="0" w:firstRowLastColumn="0" w:lastRowFirstColumn="0" w:lastRowLastColumn="0"/>
+            </w:pPr>
+            <w:r>
+              <w:t>B1 -&gt; A1 -&gt; A2 -&gt; A3 -&gt; A4 -&gt; A5 -&gt;</w:t>
+            </w:r>
+          </w:p>
+          <w:p>
+            <w:pPr>
+              <w:pStyle w:val="ListanumeradaTEST"/>
+              <w:numPr>
+                <w:ilvl w:val="0"/>
+                <w:numId w:val="0"/>
+              </w:numPr>
+              <w:cnfStyle w:val="000000000000" w:firstRow="0" w:lastRow="0" w:firstColumn="0" w:lastColumn="0" w:oddVBand="0" w:evenVBand="0" w:oddHBand="0" w:evenHBand="0" w:firstRowFirstColumn="0" w:firstRowLastColumn="0" w:lastRowFirstColumn="0" w:lastRowLastColumn="0"/>
+            </w:pPr>
+            <w:r>
+              <w:t xml:space="preserve">B5 -&gt; C5 -&gt; D5 -&gt; </w:t>
+            </w:r>
+            <w:r>
+              <w:t>D4</w:t>
+            </w:r>
+            <w:r>
+              <w:t xml:space="preserve"> -&gt; </w:t>
+            </w:r>
+            <w:r>
+              <w:t>C4</w:t>
+            </w:r>
+            <w:r>
+              <w:t xml:space="preserve"> </w:t>
+            </w:r>
+            <w:r>
+              <w:t>-&gt;</w:t>
+            </w:r>
+            <w:r>
+              <w:t xml:space="preserve"> E3</w:t>
+            </w:r>
+          </w:p>
+        </w:tc>
+        <w:tc>
+          <w:tcPr>
+            <w:tcW w:w="1321" w:type="dxa"/>
+          </w:tcPr>
+          <w:p>
+            <w:pPr>
+              <w:pStyle w:val="ListanumeradaTEST"/>
+              <w:numPr>
+                <w:ilvl w:val="0"/>
+                <w:numId w:val="0"/>
+              </w:numPr>
+              <w:cnfStyle w:val="000000000000" w:firstRow="0" w:lastRow="0" w:firstColumn="0" w:lastColumn="0" w:oddVBand="0" w:evenVBand="0" w:oddHBand="0" w:evenHBand="0" w:firstRowFirstColumn="0" w:firstRowLastColumn="0" w:lastRowFirstColumn="0" w:lastRowLastColumn="0"/>
+            </w:pPr>
+            <w:r>
+              <w:t>1</w:t>
+            </w:r>
+            <w:r>
+              <w:t>2</w:t>
+            </w:r>
+          </w:p>
+        </w:tc>
+        <w:tc>
+          <w:tcPr>
+            <w:tcW w:w="1321" w:type="dxa"/>
+          </w:tcPr>
+          <w:p>
+            <w:pPr>
+              <w:pStyle w:val="ListanumeradaTEST"/>
+              <w:numPr>
+                <w:ilvl w:val="0"/>
+                <w:numId w:val="0"/>
+              </w:numPr>
+              <w:cnfStyle w:val="000000000000" w:firstRow="0" w:lastRow="0" w:firstColumn="0" w:lastColumn="0" w:oddVBand="0" w:evenVBand="0" w:oddHBand="0" w:evenHBand="0" w:firstRowFirstColumn="0" w:firstRowLastColumn="0" w:lastRowFirstColumn="0" w:lastRowLastColumn="0"/>
+            </w:pPr>
+            <w:r>
+              <w:t>1</w:t>
+            </w:r>
+            <w:r>
+              <w:t>4</w:t>
+            </w:r>
+          </w:p>
+        </w:tc>
+        <w:tc>
+          <w:tcPr>
+            <w:tcW w:w="1365" w:type="dxa"/>
+          </w:tcPr>
+          <w:p>
+            <w:pPr>
+              <w:pStyle w:val="ListanumeradaTEST"/>
+              <w:numPr>
+                <w:ilvl w:val="0"/>
+                <w:numId w:val="0"/>
+              </w:numPr>
+              <w:cnfStyle w:val="000000000000" w:firstRow="0" w:lastRow="0" w:firstColumn="0" w:lastColumn="0" w:oddVBand="0" w:evenVBand="0" w:oddHBand="0" w:evenHBand="0" w:firstRowFirstColumn="0" w:firstRowLastColumn="0" w:lastRowFirstColumn="0" w:lastRowLastColumn="0"/>
+            </w:pPr>
+            <w:r>
+              <w:t>3</w:t>
+            </w:r>
+            <w:r>
+              <w:t>3</w:t>
+            </w:r>
+          </w:p>
+        </w:tc>
+        <w:tc>
+          <w:tcPr>
+            <w:tcW w:w="1321" w:type="dxa"/>
+          </w:tcPr>
+          <w:p>
+            <w:pPr>
+              <w:pStyle w:val="ListanumeradaTEST"/>
+              <w:numPr>
+                <w:ilvl w:val="0"/>
+                <w:numId w:val="0"/>
+              </w:numPr>
+              <w:cnfStyle w:val="000000000000" w:firstRow="0" w:lastRow="0" w:firstColumn="0" w:lastColumn="0" w:oddVBand="0" w:evenVBand="0" w:oddHBand="0" w:evenHBand="0" w:firstRowFirstColumn="0" w:firstRowLastColumn="0" w:lastRowFirstColumn="0" w:lastRowLastColumn="0"/>
+            </w:pPr>
+            <w:r>
+              <w:t>8</w:t>
+            </w:r>
+          </w:p>
+        </w:tc>
+      </w:tr>
+      <w:tr>
+        <w:tc>
+          <w:tcPr>
+            <w:cnfStyle w:val="001000000000" w:firstRow="0" w:lastRow="0" w:firstColumn="1" w:lastColumn="0" w:oddVBand="0" w:evenVBand="0" w:oddHBand="0" w:evenHBand="0" w:firstRowFirstColumn="0" w:firstRowLastColumn="0" w:lastRowFirstColumn="0" w:lastRowLastColumn="0"/>
+            <w:tcW w:w="1321" w:type="dxa"/>
+          </w:tcPr>
+          <w:p>
+            <w:pPr>
+              <w:pStyle w:val="ListanumeradaTEST"/>
+              <w:numPr>
+                <w:ilvl w:val="0"/>
+                <w:numId w:val="0"/>
+              </w:numPr>
+              <w:rPr>
+                <w:b w:val="0"/>
+                <w:bCs w:val="0"/>
+              </w:rPr>
+            </w:pPr>
+            <w:r>
+              <w:rPr>
+                <w:b w:val="0"/>
+                <w:bCs w:val="0"/>
+              </w:rPr>
+              <w:t>A*</w:t>
+            </w:r>
+          </w:p>
+        </w:tc>
+        <w:tc>
+          <w:tcPr>
+            <w:tcW w:w="1321" w:type="dxa"/>
+          </w:tcPr>
+          <w:p>
+            <w:pPr>
+              <w:pStyle w:val="ListanumeradaTEST"/>
+              <w:numPr>
+                <w:ilvl w:val="0"/>
+                <w:numId w:val="0"/>
+              </w:numPr>
+              <w:cnfStyle w:val="000000000000" w:firstRow="0" w:lastRow="0" w:firstColumn="0" w:lastColumn="0" w:oddVBand="0" w:evenVBand="0" w:oddHBand="0" w:evenHBand="0" w:firstRowFirstColumn="0" w:firstRowLastColumn="0" w:lastRowFirstColumn="0" w:lastRowLastColumn="0"/>
+            </w:pPr>
+            <w:r>
+              <w:t>B1 -&gt; A1 -&gt; A2 -&gt; A3 -&gt; A4 -&gt; A5 -&gt;</w:t>
+            </w:r>
+          </w:p>
+          <w:p>
+            <w:pPr>
+              <w:pStyle w:val="ListanumeradaTEST"/>
+              <w:numPr>
+                <w:ilvl w:val="0"/>
+                <w:numId w:val="0"/>
+              </w:numPr>
+              <w:cnfStyle w:val="000000000000" w:firstRow="0" w:lastRow="0" w:firstColumn="0" w:lastColumn="0" w:oddVBand="0" w:evenVBand="0" w:oddHBand="0" w:evenHBand="0" w:firstRowFirstColumn="0" w:firstRowLastColumn="0" w:lastRowFirstColumn="0" w:lastRowLastColumn="0"/>
+            </w:pPr>
+            <w:r>
+              <w:t>B5 -&gt; C5 -&gt; D5 -&gt; D4 -&gt; C4 -&gt; E3</w:t>
+            </w:r>
+          </w:p>
+        </w:tc>
+        <w:tc>
+          <w:tcPr>
+            <w:tcW w:w="1321" w:type="dxa"/>
+          </w:tcPr>
+          <w:p>
+            <w:pPr>
+              <w:pStyle w:val="ListanumeradaTEST"/>
+              <w:numPr>
+                <w:ilvl w:val="0"/>
+                <w:numId w:val="0"/>
+              </w:numPr>
+              <w:cnfStyle w:val="000000000000" w:firstRow="0" w:lastRow="0" w:firstColumn="0" w:lastColumn="0" w:oddVBand="0" w:evenVBand="0" w:oddHBand="0" w:evenHBand="0" w:firstRowFirstColumn="0" w:firstRowLastColumn="0" w:lastRowFirstColumn="0" w:lastRowLastColumn="0"/>
+            </w:pPr>
+            <w:r>
+              <w:t>12</w:t>
+            </w:r>
+          </w:p>
+        </w:tc>
+        <w:tc>
+          <w:tcPr>
+            <w:tcW w:w="1321" w:type="dxa"/>
+          </w:tcPr>
+          <w:p>
+            <w:pPr>
+              <w:pStyle w:val="ListanumeradaTEST"/>
+              <w:numPr>
+                <w:ilvl w:val="0"/>
+                <w:numId w:val="0"/>
+              </w:numPr>
+              <w:cnfStyle w:val="000000000000" w:firstRow="0" w:lastRow="0" w:firstColumn="0" w:lastColumn="0" w:oddVBand="0" w:evenVBand="0" w:oddHBand="0" w:evenHBand="0" w:firstRowFirstColumn="0" w:firstRowLastColumn="0" w:lastRowFirstColumn="0" w:lastRowLastColumn="0"/>
+            </w:pPr>
+            <w:r>
+              <w:t>14</w:t>
+            </w:r>
+          </w:p>
+        </w:tc>
+        <w:tc>
+          <w:tcPr>
+            <w:tcW w:w="1365" w:type="dxa"/>
+          </w:tcPr>
+          <w:p>
+            <w:pPr>
+              <w:pStyle w:val="ListanumeradaTEST"/>
+              <w:numPr>
+                <w:ilvl w:val="0"/>
+                <w:numId w:val="0"/>
+              </w:numPr>
+              <w:cnfStyle w:val="000000000000" w:firstRow="0" w:lastRow="0" w:firstColumn="0" w:lastColumn="0" w:oddVBand="0" w:evenVBand="0" w:oddHBand="0" w:evenHBand="0" w:firstRowFirstColumn="0" w:firstRowLastColumn="0" w:lastRowFirstColumn="0" w:lastRowLastColumn="0"/>
+            </w:pPr>
+            <w:r>
+              <w:t>26</w:t>
+            </w:r>
+          </w:p>
+        </w:tc>
+        <w:tc>
+          <w:tcPr>
+            <w:tcW w:w="1321" w:type="dxa"/>
+          </w:tcPr>
+          <w:p>
+            <w:pPr>
+              <w:pStyle w:val="ListanumeradaTEST"/>
+              <w:numPr>
+                <w:ilvl w:val="0"/>
+                <w:numId w:val="0"/>
+              </w:numPr>
+              <w:cnfStyle w:val="000000000000" w:firstRow="0" w:lastRow="0" w:firstColumn="0" w:lastColumn="0" w:oddVBand="0" w:evenVBand="0" w:oddHBand="0" w:evenHBand="0" w:firstRowFirstColumn="0" w:firstRowLastColumn="0" w:lastRowFirstColumn="0" w:lastRowLastColumn="0"/>
+            </w:pPr>
+            <w:r>
+              <w:t>10</w:t>
+            </w:r>
+          </w:p>
+        </w:tc>
+      </w:tr>
+    </w:tbl>
+    <w:p>
+      <w:pPr>
+        <w:pStyle w:val="ListanumeradaTEST"/>
+        <w:numPr>
+          <w:ilvl w:val="0"/>
+          <w:numId w:val="0"/>
+        </w:numPr>
+      </w:pPr>
+    </w:p>
+    <w:p>
+      <w:pPr>
+        <w:pStyle w:val="ListanumeradaTEST"/>
+      </w:pPr>
+      <w:r>
+        <w:t>¿Obtiene UCS (Dijkstra) el camino de coste óptimo?</w:t>
       </w:r>
     </w:p>
     <w:p>
@@ -1006,13 +1652,7 @@
         <w:ind w:left="284"/>
       </w:pPr>
       <w:r>
-        <w:t xml:space="preserve">No, porque sabiendo que la ruta </w:t>
-      </w:r>
-      <w:r>
-        <w:t>óptima</w:t>
-      </w:r>
-      <w:r>
-        <w:t xml:space="preserve"> para llegar es 9, con profundidad tenemos 15</w:t>
+        <w:t>Si, aunque realizan más movimientos que el algoritmo de amplitud, su coste es menor, ya que realizan menos movimientos hacia la izquierda.</w:t>
       </w:r>
     </w:p>
     <w:p>
@@ -1020,7 +1660,28 @@
         <w:pStyle w:val="ListanumeradaTEST"/>
       </w:pPr>
       <w:r>
-        <w:t>¿Cuál de los dos algoritmos es más eficiente en este caso particular? Justifique su respuesta.</w:t>
+        <w:t xml:space="preserve">¿Obtiene A* el camino de coste óptimo? </w:t>
+      </w:r>
+    </w:p>
+    <w:p>
+      <w:pPr>
+        <w:pStyle w:val="ListanumeradaTEST"/>
+        <w:numPr>
+          <w:ilvl w:val="0"/>
+          <w:numId w:val="0"/>
+        </w:numPr>
+        <w:ind w:left="568" w:hanging="284"/>
+      </w:pPr>
+      <w:r>
+        <w:t>Si, misma solución que UCS, aunque se realizan más movimientos que amplitud, su coste es menor.</w:t>
+      </w:r>
+    </w:p>
+    <w:p>
+      <w:pPr>
+        <w:pStyle w:val="ListanumeradaTEST"/>
+      </w:pPr>
+      <w:r>
+        <w:t>¿Cuál de los dos algoritmos (UCS o A*) es más eficiente en el caso planteado?</w:t>
       </w:r>
     </w:p>
     <w:p>
@@ -1033,80 +1694,27 @@
         <w:ind w:left="284"/>
       </w:pPr>
       <w:r>
-        <w:t>En este caso, aunque amplitud encuentre el resultado óptimo, profundidad es un algoritmo más eficiente, ya que visitando menos casillas encuentra una solución.</w:t>
-      </w:r>
-      <w:r>
-        <w:br/>
-        <w:t>Amplitud visita 27 y profundidad 20</w:t>
+        <w:lastRenderedPageBreak/>
+        <w:t>En este caso A* visita menos nodos que el algoritmo UCS, aunque su tamaño de lista es más grande.</w:t>
       </w:r>
     </w:p>
-    <w:p/>
     <w:p>
-      <w:r>
-        <w:rPr>
-          <w:b/>
-          <w:bCs/>
-        </w:rPr>
-        <w:t>Caso 2</w:t>
-      </w:r>
-      <w:r>
-        <w:t xml:space="preserve">. En este caso se deben probar y </w:t>
-      </w:r>
-      <w:r>
-        <w:rPr>
-          <w:b/>
-          <w:bCs/>
-        </w:rPr>
-        <w:t>comparar los algoritmos de búsqueda amplitud, Dijkstra y A* cuando hay costes distintos de 1</w:t>
-      </w:r>
-      <w:r>
-        <w:t>. Vea que los ficheros contienen costes modificados para este caso. Para A*, observe que el código proporciona una función heurística basada en la distancia de Manhattan.</w:t>
+      <w:pPr>
+        <w:pStyle w:val="ListanumeradaTEST"/>
+      </w:pPr>
+      <w:r>
+        <w:t xml:space="preserve">¿Se puede afirmar que las respuestas 2 y 3 siempre serán de este modo, aunque se varíe el mapa? </w:t>
       </w:r>
     </w:p>
-    <w:p/>
     <w:p>
       <w:pPr>
         <w:pStyle w:val="ListanumeradaTEST"/>
         <w:numPr>
           <w:ilvl w:val="0"/>
-          <w:numId w:val="47"/>
+          <w:numId w:val="0"/>
         </w:numPr>
-      </w:pPr>
-      <w:r>
-        <w:t>Muestre una tabla con los datos de todas las ejecuciones.</w:t>
-      </w:r>
-    </w:p>
-    <w:p>
-      <w:pPr>
-        <w:pStyle w:val="ListanumeradaTEST"/>
-      </w:pPr>
-      <w:r>
-        <w:t>¿Obtiene UCS (Dijkstra) el camino de coste óptimo?</w:t>
-      </w:r>
-    </w:p>
-    <w:p>
-      <w:pPr>
-        <w:pStyle w:val="ListanumeradaTEST"/>
-      </w:pPr>
-      <w:r>
-        <w:t xml:space="preserve">¿Obtiene A* el camino de coste óptimo? </w:t>
-      </w:r>
-    </w:p>
-    <w:p>
-      <w:pPr>
-        <w:pStyle w:val="ListanumeradaTEST"/>
-      </w:pPr>
-      <w:r>
-        <w:t>¿Cuál de los dos algoritmos (UCS o A*) es más eficiente en el caso planteado?</w:t>
-      </w:r>
-    </w:p>
-    <w:p>
-      <w:pPr>
-        <w:pStyle w:val="ListanumeradaTEST"/>
-      </w:pPr>
-      <w:r>
-        <w:t xml:space="preserve">¿Se puede afirmar que las respuestas 2 y 3 siempre serán de este modo, aunque se varíe el mapa? </w:t>
-      </w:r>
+        <w:ind w:left="284"/>
+      </w:pPr>
     </w:p>
     <w:p>
       <w:pPr>
@@ -1172,7 +1780,6 @@
         </w:numPr>
       </w:pPr>
       <w:r>
-        <w:lastRenderedPageBreak/>
         <w:t>Muestre una tabla con los datos de todas las ejecuciones.</w:t>
       </w:r>
     </w:p>
@@ -1339,7 +1946,6 @@
     <w:p/>
     <w:p>
       <w:r>
-        <w:lastRenderedPageBreak/>
         <w:t>Según rúbrica. El exceso puede descontar puntuación. Puede añadir anexos adicionales, pero no deben contener información imprescindible para entender el texto. Los anexos no tienen por qué tenerse en cuenta en la evaluación. Se debe entregar en formato PDF.</w:t>
       </w:r>
     </w:p>
@@ -6869,10 +7475,6 @@
 </file>
 
 <file path=customXml/item1.xml><?xml version="1.0" encoding="utf-8"?>
-<b:Sources xmlns:b="http://schemas.openxmlformats.org/officeDocument/2006/bibliography" xmlns="http://schemas.openxmlformats.org/officeDocument/2006/bibliography" SelectedStyle="\APASixthEditionOfficeOnline.xsl" StyleName="APA" Version="6"/>
-</file>
-
-<file path=customXml/item2.xml><?xml version="1.0" encoding="utf-8"?>
 <?mso-contentType ?>
 <FormTemplates xmlns="http://schemas.microsoft.com/sharepoint/v3/contenttype/forms">
   <Display>DocumentLibraryForm</Display>
@@ -6881,7 +7483,22 @@
 </FormTemplates>
 </file>
 
+<file path=customXml/item2.xml><?xml version="1.0" encoding="utf-8"?>
+<b:Sources xmlns:b="http://schemas.openxmlformats.org/officeDocument/2006/bibliography" xmlns="http://schemas.openxmlformats.org/officeDocument/2006/bibliography" SelectedStyle="\APASixthEditionOfficeOnline.xsl" StyleName="APA" Version="6"/>
+</file>
+
 <file path=customXml/item3.xml><?xml version="1.0" encoding="utf-8"?>
+<p:properties xmlns:p="http://schemas.microsoft.com/office/2006/metadata/properties" xmlns:xsi="http://www.w3.org/2001/XMLSchema-instance" xmlns:pc="http://schemas.microsoft.com/office/infopath/2007/PartnerControls">
+  <documentManagement>
+    <lcf76f155ced4ddcb4097134ff3c332f xmlns="6e910c33-da69-4938-9830-da7434244dc6">
+      <Terms xmlns="http://schemas.microsoft.com/office/infopath/2007/PartnerControls"/>
+    </lcf76f155ced4ddcb4097134ff3c332f>
+    <TaxCatchAll xmlns="e6a0f6c9-87c6-47e0-9624-423836407d4c" xsi:nil="true"/>
+  </documentManagement>
+</p:properties>
+</file>
+
+<file path=customXml/item4.xml><?xml version="1.0" encoding="utf-8"?>
 <ct:contentTypeSchema xmlns:ct="http://schemas.microsoft.com/office/2006/metadata/contentType" xmlns:ma="http://schemas.microsoft.com/office/2006/metadata/properties/metaAttributes" ct:_="" ma:_="" ma:contentTypeName="Documento" ma:contentTypeID="0x010100C64B0FDC57170C4E937DC208D9BFB35D" ma:contentTypeVersion="13" ma:contentTypeDescription="Crear nuevo documento." ma:contentTypeScope="" ma:versionID="0bd382fa9a15b28607fd9311220ea7fa">
   <xsd:schema xmlns:xsd="http://www.w3.org/2001/XMLSchema" xmlns:xs="http://www.w3.org/2001/XMLSchema" xmlns:p="http://schemas.microsoft.com/office/2006/metadata/properties" xmlns:ns2="6e910c33-da69-4938-9830-da7434244dc6" xmlns:ns3="e6a0f6c9-87c6-47e0-9624-423836407d4c" targetNamespace="http://schemas.microsoft.com/office/2006/metadata/properties" ma:root="true" ma:fieldsID="e84e087303cac23fd08c3bd19af044d0" ns2:_="" ns3:_="">
     <xsd:import namespace="6e910c33-da69-4938-9830-da7434244dc6"/>
@@ -7088,18 +7705,15 @@
 </ct:contentTypeSchema>
 </file>
 
-<file path=customXml/item4.xml><?xml version="1.0" encoding="utf-8"?>
-<p:properties xmlns:p="http://schemas.microsoft.com/office/2006/metadata/properties" xmlns:xsi="http://www.w3.org/2001/XMLSchema-instance" xmlns:pc="http://schemas.microsoft.com/office/infopath/2007/PartnerControls">
-  <documentManagement>
-    <lcf76f155ced4ddcb4097134ff3c332f xmlns="6e910c33-da69-4938-9830-da7434244dc6">
-      <Terms xmlns="http://schemas.microsoft.com/office/infopath/2007/PartnerControls"/>
-    </lcf76f155ced4ddcb4097134ff3c332f>
-    <TaxCatchAll xmlns="e6a0f6c9-87c6-47e0-9624-423836407d4c" xsi:nil="true"/>
-  </documentManagement>
-</p:properties>
+<file path=customXml/itemProps1.xml><?xml version="1.0" encoding="utf-8"?>
+<ds:datastoreItem xmlns:ds="http://schemas.openxmlformats.org/officeDocument/2006/customXml" ds:itemID="{DADA22EA-30AF-48ED-8DC0-06AFFED52517}">
+  <ds:schemaRefs>
+    <ds:schemaRef ds:uri="http://schemas.microsoft.com/sharepoint/v3/contenttype/forms"/>
+  </ds:schemaRefs>
+</ds:datastoreItem>
 </file>
 
-<file path=customXml/itemProps1.xml><?xml version="1.0" encoding="utf-8"?>
+<file path=customXml/itemProps2.xml><?xml version="1.0" encoding="utf-8"?>
 <ds:datastoreItem xmlns:ds="http://schemas.openxmlformats.org/officeDocument/2006/customXml" ds:itemID="{68EF0881-AFE3-44EB-8834-1E31251C8A76}">
   <ds:schemaRefs>
     <ds:schemaRef ds:uri="http://schemas.openxmlformats.org/officeDocument/2006/bibliography"/>
@@ -7107,15 +7721,18 @@
 </ds:datastoreItem>
 </file>
 
-<file path=customXml/itemProps2.xml><?xml version="1.0" encoding="utf-8"?>
-<ds:datastoreItem xmlns:ds="http://schemas.openxmlformats.org/officeDocument/2006/customXml" ds:itemID="{DADA22EA-30AF-48ED-8DC0-06AFFED52517}">
+<file path=customXml/itemProps3.xml><?xml version="1.0" encoding="utf-8"?>
+<ds:datastoreItem xmlns:ds="http://schemas.openxmlformats.org/officeDocument/2006/customXml" ds:itemID="{5DA6F32C-6FAE-4705-8722-B42C5F1E24E2}">
   <ds:schemaRefs>
-    <ds:schemaRef ds:uri="http://schemas.microsoft.com/sharepoint/v3/contenttype/forms"/>
+    <ds:schemaRef ds:uri="http://schemas.microsoft.com/office/2006/metadata/properties"/>
+    <ds:schemaRef ds:uri="http://schemas.microsoft.com/office/infopath/2007/PartnerControls"/>
+    <ds:schemaRef ds:uri="6e910c33-da69-4938-9830-da7434244dc6"/>
+    <ds:schemaRef ds:uri="e6a0f6c9-87c6-47e0-9624-423836407d4c"/>
   </ds:schemaRefs>
 </ds:datastoreItem>
 </file>
 
-<file path=customXml/itemProps3.xml><?xml version="1.0" encoding="utf-8"?>
+<file path=customXml/itemProps4.xml><?xml version="1.0" encoding="utf-8"?>
 <ds:datastoreItem xmlns:ds="http://schemas.openxmlformats.org/officeDocument/2006/customXml" ds:itemID="{F7862329-13BF-43A7-9509-19FACDEF6EB1}">
   <ds:schemaRefs>
     <ds:schemaRef ds:uri="http://schemas.microsoft.com/office/2006/metadata/contentType"/>
@@ -7134,17 +7751,6 @@
 </ds:datastoreItem>
 </file>
 
-<file path=customXml/itemProps4.xml><?xml version="1.0" encoding="utf-8"?>
-<ds:datastoreItem xmlns:ds="http://schemas.openxmlformats.org/officeDocument/2006/customXml" ds:itemID="{5DA6F32C-6FAE-4705-8722-B42C5F1E24E2}">
-  <ds:schemaRefs>
-    <ds:schemaRef ds:uri="http://schemas.microsoft.com/office/2006/metadata/properties"/>
-    <ds:schemaRef ds:uri="http://schemas.microsoft.com/office/infopath/2007/PartnerControls"/>
-    <ds:schemaRef ds:uri="6e910c33-da69-4938-9830-da7434244dc6"/>
-    <ds:schemaRef ds:uri="e6a0f6c9-87c6-47e0-9624-423836407d4c"/>
-  </ds:schemaRefs>
-</ds:datastoreItem>
-</file>
-
 <file path=docMetadata/LabelInfo.xml><?xml version="1.0" encoding="utf-8"?>
 <clbl:labelList xmlns:clbl="http://schemas.microsoft.com/office/2020/mipLabelMetadata">
   <clbl:label id="{0361ecad-3f61-4749-aa5c-87fde47ef9ad}" enabled="1" method="Privileged" siteId="{22c8b4a4-d926-43b2-bcc7-87b998590b47}" contentBits="0" removed="0"/>

--- a/RPA/ACTIVIDAD 1/miunar04_act1.docx
+++ b/RPA/ACTIVIDAD 1/miunar04_act1.docx
@@ -1,6 +1,6 @@
 
 <file path=word/document.xml><?xml version="1.0" encoding="utf-8"?>
-<w:document xmlns:wpc="http://schemas.microsoft.com/office/word/2010/wordprocessingCanvas" xmlns:cx="http://schemas.microsoft.com/office/drawing/2014/chartex" xmlns:cx1="http://schemas.microsoft.com/office/drawing/2015/9/8/chartex" xmlns:cx2="http://schemas.microsoft.com/office/drawing/2015/10/21/chartex" xmlns:cx3="http://schemas.microsoft.com/office/drawing/2016/5/9/chartex" xmlns:cx4="http://schemas.microsoft.com/office/drawing/2016/5/10/chartex" xmlns:cx5="http://schemas.microsoft.com/office/drawing/2016/5/11/chartex" xmlns:cx6="http://schemas.microsoft.com/office/drawing/2016/5/12/chartex" xmlns:cx7="http://schemas.microsoft.com/office/drawing/2016/5/13/chartex" xmlns:cx8="http://schemas.microsoft.com/office/drawing/2016/5/14/chartex" xmlns:mc="http://schemas.openxmlformats.org/markup-compatibility/2006" xmlns:m="http://schemas.openxmlformats.org/officeDocument/2006/math" xmlns:aink="http://schemas.microsoft.com/office/drawing/2016/ink" xmlns:am3d="http://schemas.microsoft.com/office/drawing/2017/model3d" xmlns:oel="http://schemas.microsoft.com/office/2019/extlst" xmlns:r="http://schemas.openxmlformats.org/officeDocument/2006/relationships" xmlns:wp14="http://schemas.microsoft.com/office/word/2010/wordprocessingDrawing" xmlns:wp="http://schemas.openxmlformats.org/drawingml/2006/wordprocessingDrawing" xmlns:wpg="http://schemas.microsoft.com/office/word/2010/wordprocessingGroup" xmlns:wpi="http://schemas.microsoft.com/office/word/2010/wordprocessingInk" xmlns:wps="http://schemas.microsoft.com/office/word/2010/wordprocessingShape" xmlns:o="urn:schemas-microsoft-com:office:office" xmlns:v="urn:schemas-microsoft-com:vml" xmlns:w10="urn:schemas-microsoft-com:office:word" xmlns:w="http://schemas.openxmlformats.org/wordprocessingml/2006/main" xmlns:w14="http://schemas.microsoft.com/office/word/2010/wordml" xmlns:w15="http://schemas.microsoft.com/office/word/2012/wordml" xmlns:w16cex="http://schemas.microsoft.com/office/word/2018/wordml/cex" xmlns:w16cid="http://schemas.microsoft.com/office/word/2016/wordml/cid" xmlns:w16="http://schemas.microsoft.com/office/word/2018/wordml" xmlns:w16sdtdh="http://schemas.microsoft.com/office/word/2020/wordml/sdtdatahash" xmlns:w16sdtfl="http://schemas.microsoft.com/office/word/2024/wordml/sdtformatlock" xmlns:w16se="http://schemas.microsoft.com/office/word/2015/wordml/symex" xmlns:w16du="http://schemas.microsoft.com/office/word/2023/wordml/word16du" xmlns:wne="http://schemas.microsoft.com/office/word/2006/wordml" mc:Ignorable="w14 w15 w16se w16cid w16 w16cex w16sdtdh w16sdtfl w16du wp14">
+<w:document xmlns:wpc="http://schemas.microsoft.com/office/word/2010/wordprocessingCanvas" xmlns:cx="http://schemas.microsoft.com/office/drawing/2014/chartex" xmlns:cx1="http://schemas.microsoft.com/office/drawing/2015/9/8/chartex" xmlns:cx2="http://schemas.microsoft.com/office/drawing/2015/10/21/chartex" xmlns:cx3="http://schemas.microsoft.com/office/drawing/2016/5/9/chartex" xmlns:cx4="http://schemas.microsoft.com/office/drawing/2016/5/10/chartex" xmlns:cx5="http://schemas.microsoft.com/office/drawing/2016/5/11/chartex" xmlns:cx6="http://schemas.microsoft.com/office/drawing/2016/5/12/chartex" xmlns:cx7="http://schemas.microsoft.com/office/drawing/2016/5/13/chartex" xmlns:cx8="http://schemas.microsoft.com/office/drawing/2016/5/14/chartex" xmlns:mc="http://schemas.openxmlformats.org/markup-compatibility/2006" xmlns:aink="http://schemas.microsoft.com/office/drawing/2016/ink" xmlns:am3d="http://schemas.microsoft.com/office/drawing/2017/model3d" xmlns:o="urn:schemas-microsoft-com:office:office" xmlns:oel="http://schemas.microsoft.com/office/2019/extlst" xmlns:r="http://schemas.openxmlformats.org/officeDocument/2006/relationships" xmlns:m="http://schemas.openxmlformats.org/officeDocument/2006/math" xmlns:v="urn:schemas-microsoft-com:vml" xmlns:wp14="http://schemas.microsoft.com/office/word/2010/wordprocessingDrawing" xmlns:wp="http://schemas.openxmlformats.org/drawingml/2006/wordprocessingDrawing" xmlns:w10="urn:schemas-microsoft-com:office:word" xmlns:w="http://schemas.openxmlformats.org/wordprocessingml/2006/main" xmlns:w14="http://schemas.microsoft.com/office/word/2010/wordml" xmlns:w15="http://schemas.microsoft.com/office/word/2012/wordml" xmlns:w16cex="http://schemas.microsoft.com/office/word/2018/wordml/cex" xmlns:w16cid="http://schemas.microsoft.com/office/word/2016/wordml/cid" xmlns:w16="http://schemas.microsoft.com/office/word/2018/wordml" xmlns:w16du="http://schemas.microsoft.com/office/word/2023/wordml/word16du" xmlns:w16sdtdh="http://schemas.microsoft.com/office/word/2020/wordml/sdtdatahash" xmlns:w16sdtfl="http://schemas.microsoft.com/office/word/2024/wordml/sdtformatlock" xmlns:w16se="http://schemas.microsoft.com/office/word/2015/wordml/symex" xmlns:wpg="http://schemas.microsoft.com/office/word/2010/wordprocessingGroup" xmlns:wpi="http://schemas.microsoft.com/office/word/2010/wordprocessingInk" xmlns:wne="http://schemas.microsoft.com/office/word/2006/wordml" xmlns:wps="http://schemas.microsoft.com/office/word/2010/wordprocessingShape" mc:Ignorable="w14 w15 w16se w16cid w16 w16cex w16sdtdh w16sdtfl w16du wp14">
   <w:body>
     <w:p>
       <w:bookmarkStart w:id="0" w:name="_Toc459888455"/>
@@ -322,23 +322,7 @@
           <w:b/>
           <w:bCs/>
         </w:rPr>
-        <w:t xml:space="preserve">y cuaderno </w:t>
-      </w:r>
-      <w:proofErr w:type="spellStart"/>
-      <w:r>
-        <w:rPr>
-          <w:b/>
-          <w:bCs/>
-        </w:rPr>
-        <w:t>Jupyter</w:t>
-      </w:r>
-      <w:proofErr w:type="spellEnd"/>
-      <w:r>
-        <w:rPr>
-          <w:b/>
-          <w:bCs/>
-        </w:rPr>
-        <w:t xml:space="preserve">) </w:t>
+        <w:t xml:space="preserve">y cuaderno Jupyter) </w:t>
       </w:r>
       <w:r>
         <w:t xml:space="preserve">genérico que puede ejecutarse con distintas configuraciones, que también se proporcionan, para realizar los experimentos. </w:t>
@@ -514,7 +498,6 @@
           <w:bCs/>
         </w:rPr>
       </w:pPr>
-      <w:proofErr w:type="gramStart"/>
       <w:r>
         <w:rPr>
           <w:b/>
@@ -523,7 +506,6 @@
         <w:lastRenderedPageBreak/>
         <w:t>Tareas a realizar</w:t>
       </w:r>
-      <w:proofErr w:type="gramEnd"/>
     </w:p>
     <w:p/>
     <w:p>
@@ -1041,28 +1023,6 @@
       </w:r>
     </w:p>
     <w:p/>
-    <w:p>
-      <w:r>
-        <w:rPr>
-          <w:b/>
-          <w:bCs/>
-        </w:rPr>
-        <w:t>Caso 2</w:t>
-      </w:r>
-      <w:r>
-        <w:t xml:space="preserve">. En este caso se deben probar y </w:t>
-      </w:r>
-      <w:r>
-        <w:rPr>
-          <w:b/>
-          <w:bCs/>
-        </w:rPr>
-        <w:t>comparar los algoritmos de búsqueda amplitud, Dijkstra y A* cuando hay costes distintos de 1</w:t>
-      </w:r>
-      <w:r>
-        <w:t>. Vea que los ficheros contienen costes modificados para este caso. Para A*, observe que el código proporciona una función heurística basada en la distancia de Manhattan.</w:t>
-      </w:r>
-    </w:p>
     <w:p/>
     <w:p/>
     <w:p/>
@@ -1074,6 +1034,34 @@
     <w:p/>
     <w:p/>
     <w:p/>
+    <w:p/>
+    <w:p/>
+    <w:p/>
+    <w:p/>
+    <w:p/>
+    <w:p>
+      <w:r>
+        <w:rPr>
+          <w:b/>
+          <w:bCs/>
+        </w:rPr>
+        <w:lastRenderedPageBreak/>
+        <w:t>Caso 2</w:t>
+      </w:r>
+      <w:r>
+        <w:t xml:space="preserve">. En este caso se deben probar y </w:t>
+      </w:r>
+      <w:r>
+        <w:rPr>
+          <w:b/>
+          <w:bCs/>
+        </w:rPr>
+        <w:t>comparar los algoritmos de búsqueda amplitud, Dijkstra y A* cuando hay costes distintos de 1</w:t>
+      </w:r>
+      <w:r>
+        <w:t>. Vea que los ficheros contienen costes modificados para este caso. Para A*, observe que el código proporciona una función heurística basada en la distancia de Manhattan.</w:t>
+      </w:r>
+    </w:p>
     <w:p>
       <w:pPr>
         <w:pStyle w:val="ListanumeradaTEST"/>
@@ -1118,7 +1106,6 @@
               </w:numPr>
             </w:pPr>
             <w:r>
-              <w:lastRenderedPageBreak/>
               <w:t>Algoritmo</w:t>
             </w:r>
           </w:p>
@@ -1309,10 +1296,7 @@
               <w:cnfStyle w:val="000000000000" w:firstRow="0" w:lastRow="0" w:firstColumn="0" w:lastColumn="0" w:oddVBand="0" w:evenVBand="0" w:oddHBand="0" w:evenHBand="0" w:firstRowFirstColumn="0" w:firstRowLastColumn="0" w:lastRowFirstColumn="0" w:lastRowLastColumn="0"/>
             </w:pPr>
             <w:r>
-              <w:t>2</w:t>
-            </w:r>
-            <w:r>
-              <w:t>6</w:t>
+              <w:t>26</w:t>
             </w:r>
           </w:p>
         </w:tc>
@@ -1389,25 +1373,7 @@
               <w:cnfStyle w:val="000000000000" w:firstRow="0" w:lastRow="0" w:firstColumn="0" w:lastColumn="0" w:oddVBand="0" w:evenVBand="0" w:oddHBand="0" w:evenHBand="0" w:firstRowFirstColumn="0" w:firstRowLastColumn="0" w:lastRowFirstColumn="0" w:lastRowLastColumn="0"/>
             </w:pPr>
             <w:r>
-              <w:t xml:space="preserve">B5 -&gt; C5 -&gt; D5 -&gt; </w:t>
-            </w:r>
-            <w:r>
-              <w:t>D4</w:t>
-            </w:r>
-            <w:r>
-              <w:t xml:space="preserve"> -&gt; </w:t>
-            </w:r>
-            <w:r>
-              <w:t>C4</w:t>
-            </w:r>
-            <w:r>
-              <w:t xml:space="preserve"> </w:t>
-            </w:r>
-            <w:r>
-              <w:t>-&gt;</w:t>
-            </w:r>
-            <w:r>
-              <w:t xml:space="preserve"> E3</w:t>
+              <w:t>B5 -&gt; C5 -&gt; D5 -&gt; D4 -&gt; C4 -&gt; E3</w:t>
             </w:r>
           </w:p>
         </w:tc>
@@ -1425,10 +1391,7 @@
               <w:cnfStyle w:val="000000000000" w:firstRow="0" w:lastRow="0" w:firstColumn="0" w:lastColumn="0" w:oddVBand="0" w:evenVBand="0" w:oddHBand="0" w:evenHBand="0" w:firstRowFirstColumn="0" w:firstRowLastColumn="0" w:lastRowFirstColumn="0" w:lastRowLastColumn="0"/>
             </w:pPr>
             <w:r>
-              <w:t>1</w:t>
-            </w:r>
-            <w:r>
-              <w:t>2</w:t>
+              <w:t>12</w:t>
             </w:r>
           </w:p>
         </w:tc>
@@ -1446,10 +1409,7 @@
               <w:cnfStyle w:val="000000000000" w:firstRow="0" w:lastRow="0" w:firstColumn="0" w:lastColumn="0" w:oddVBand="0" w:evenVBand="0" w:oddHBand="0" w:evenHBand="0" w:firstRowFirstColumn="0" w:firstRowLastColumn="0" w:lastRowFirstColumn="0" w:lastRowLastColumn="0"/>
             </w:pPr>
             <w:r>
-              <w:t>1</w:t>
-            </w:r>
-            <w:r>
-              <w:t>4</w:t>
+              <w:t>14</w:t>
             </w:r>
           </w:p>
         </w:tc>
@@ -1660,6 +1620,7 @@
         <w:pStyle w:val="ListanumeradaTEST"/>
       </w:pPr>
       <w:r>
+        <w:lastRenderedPageBreak/>
         <w:t xml:space="preserve">¿Obtiene A* el camino de coste óptimo? </w:t>
       </w:r>
     </w:p>
@@ -1694,7 +1655,6 @@
         <w:ind w:left="284"/>
       </w:pPr>
       <w:r>
-        <w:lastRenderedPageBreak/>
         <w:t>En este caso A* visita menos nodos que el algoritmo UCS, aunque su tamaño de lista es más grande.</w:t>
       </w:r>
     </w:p>
@@ -1715,6 +1675,9 @@
         </w:numPr>
         <w:ind w:left="284"/>
       </w:pPr>
+      <w:r>
+        <w:t>No, A* seguirá encontrando un camino de coste más óptimo, pero no se puede garantizar que A* siempre explore en menos nodos que UCS, eso depende del mapa.</w:t>
+      </w:r>
     </w:p>
     <w:p>
       <w:pPr>
@@ -1723,6 +1686,102 @@
       <w:r>
         <w:t>¿Se puede afirmar que las respuestas 2 y 3 siempre serán de este modo, aunque se varíen los costes? Justifique su respuesta.</w:t>
       </w:r>
+    </w:p>
+    <w:p>
+      <w:pPr>
+        <w:pStyle w:val="ListanumeradaTEST"/>
+        <w:numPr>
+          <w:ilvl w:val="0"/>
+          <w:numId w:val="0"/>
+        </w:numPr>
+        <w:ind w:left="284"/>
+      </w:pPr>
+      <w:r>
+        <w:t>No, al cambiar los coster, A</w:t>
+      </w:r>
+      <w:r>
+        <w:t>*</w:t>
+      </w:r>
+      <w:r>
+        <w:t xml:space="preserve"> podría dejar de garantizar el camino óptimo y también podría cambiar su eficiencia frente a UCS.</w:t>
+      </w:r>
+    </w:p>
+    <w:p>
+      <w:pPr>
+        <w:pStyle w:val="ListanumeradaTEST"/>
+        <w:numPr>
+          <w:ilvl w:val="0"/>
+          <w:numId w:val="0"/>
+        </w:numPr>
+        <w:ind w:left="284"/>
+      </w:pPr>
+      <w:r>
+        <w:t>Manhattan cuenta movimientos, no cuenta cuánto cuesta cada uno.</w:t>
+      </w:r>
+    </w:p>
+    <w:p>
+      <w:pPr>
+        <w:rPr>
+          <w:b/>
+          <w:bCs/>
+        </w:rPr>
+      </w:pPr>
+    </w:p>
+    <w:p>
+      <w:pPr>
+        <w:rPr>
+          <w:b/>
+          <w:bCs/>
+        </w:rPr>
+      </w:pPr>
+    </w:p>
+    <w:p>
+      <w:pPr>
+        <w:rPr>
+          <w:b/>
+          <w:bCs/>
+        </w:rPr>
+      </w:pPr>
+    </w:p>
+    <w:p>
+      <w:pPr>
+        <w:rPr>
+          <w:b/>
+          <w:bCs/>
+        </w:rPr>
+      </w:pPr>
+    </w:p>
+    <w:p>
+      <w:pPr>
+        <w:rPr>
+          <w:b/>
+          <w:bCs/>
+        </w:rPr>
+      </w:pPr>
+    </w:p>
+    <w:p>
+      <w:pPr>
+        <w:rPr>
+          <w:b/>
+          <w:bCs/>
+        </w:rPr>
+      </w:pPr>
+    </w:p>
+    <w:p>
+      <w:pPr>
+        <w:rPr>
+          <w:b/>
+          <w:bCs/>
+        </w:rPr>
+      </w:pPr>
+    </w:p>
+    <w:p>
+      <w:pPr>
+        <w:rPr>
+          <w:b/>
+          <w:bCs/>
+        </w:rPr>
+      </w:pPr>
     </w:p>
     <w:p>
       <w:pPr>
@@ -1780,20 +1839,746 @@
         </w:numPr>
       </w:pPr>
       <w:r>
+        <w:lastRenderedPageBreak/>
         <w:t>Muestre una tabla con los datos de todas las ejecuciones.</w:t>
       </w:r>
     </w:p>
+    <w:tbl>
+      <w:tblPr>
+        <w:tblStyle w:val="Tablaconcuadrcula1clara-nfasis1"/>
+        <w:tblW w:w="0" w:type="auto"/>
+        <w:tblLook w:val="04A0" w:firstRow="1" w:lastRow="0" w:firstColumn="1" w:lastColumn="0" w:noHBand="0" w:noVBand="1"/>
+      </w:tblPr>
+      <w:tblGrid>
+        <w:gridCol w:w="1321"/>
+        <w:gridCol w:w="1321"/>
+        <w:gridCol w:w="1321"/>
+        <w:gridCol w:w="1321"/>
+        <w:gridCol w:w="1365"/>
+        <w:gridCol w:w="1321"/>
+      </w:tblGrid>
+      <w:tr>
+        <w:trPr>
+          <w:cnfStyle w:val="100000000000" w:firstRow="1" w:lastRow="0" w:firstColumn="0" w:lastColumn="0" w:oddVBand="0" w:evenVBand="0" w:oddHBand="0" w:evenHBand="0" w:firstRowFirstColumn="0" w:firstRowLastColumn="0" w:lastRowFirstColumn="0" w:lastRowLastColumn="0"/>
+        </w:trPr>
+        <w:tc>
+          <w:tcPr>
+            <w:cnfStyle w:val="001000000000" w:firstRow="0" w:lastRow="0" w:firstColumn="1" w:lastColumn="0" w:oddVBand="0" w:evenVBand="0" w:oddHBand="0" w:evenHBand="0" w:firstRowFirstColumn="0" w:firstRowLastColumn="0" w:lastRowFirstColumn="0" w:lastRowLastColumn="0"/>
+            <w:tcW w:w="1321" w:type="dxa"/>
+          </w:tcPr>
+          <w:p>
+            <w:pPr>
+              <w:pStyle w:val="ListanumeradaTEST"/>
+              <w:numPr>
+                <w:ilvl w:val="0"/>
+                <w:numId w:val="0"/>
+              </w:numPr>
+            </w:pPr>
+            <w:r>
+              <w:t>Algoritmo</w:t>
+            </w:r>
+          </w:p>
+        </w:tc>
+        <w:tc>
+          <w:tcPr>
+            <w:tcW w:w="1321" w:type="dxa"/>
+          </w:tcPr>
+          <w:p>
+            <w:pPr>
+              <w:pStyle w:val="ListanumeradaTEST"/>
+              <w:numPr>
+                <w:ilvl w:val="0"/>
+                <w:numId w:val="0"/>
+              </w:numPr>
+              <w:cnfStyle w:val="100000000000" w:firstRow="1" w:lastRow="0" w:firstColumn="0" w:lastColumn="0" w:oddVBand="0" w:evenVBand="0" w:oddHBand="0" w:evenHBand="0" w:firstRowFirstColumn="0" w:firstRowLastColumn="0" w:lastRowFirstColumn="0" w:lastRowLastColumn="0"/>
+            </w:pPr>
+            <w:r>
+              <w:t>Solución</w:t>
+            </w:r>
+          </w:p>
+        </w:tc>
+        <w:tc>
+          <w:tcPr>
+            <w:tcW w:w="1321" w:type="dxa"/>
+          </w:tcPr>
+          <w:p>
+            <w:pPr>
+              <w:pStyle w:val="ListanumeradaTEST"/>
+              <w:numPr>
+                <w:ilvl w:val="0"/>
+                <w:numId w:val="0"/>
+              </w:numPr>
+              <w:cnfStyle w:val="100000000000" w:firstRow="1" w:lastRow="0" w:firstColumn="0" w:lastColumn="0" w:oddVBand="0" w:evenVBand="0" w:oddHBand="0" w:evenHBand="0" w:firstRowFirstColumn="0" w:firstRowLastColumn="0" w:lastRowFirstColumn="0" w:lastRowLastColumn="0"/>
+            </w:pPr>
+            <w:r>
+              <w:t>Longitud</w:t>
+            </w:r>
+          </w:p>
+        </w:tc>
+        <w:tc>
+          <w:tcPr>
+            <w:tcW w:w="1321" w:type="dxa"/>
+          </w:tcPr>
+          <w:p>
+            <w:pPr>
+              <w:pStyle w:val="ListanumeradaTEST"/>
+              <w:numPr>
+                <w:ilvl w:val="0"/>
+                <w:numId w:val="0"/>
+              </w:numPr>
+              <w:cnfStyle w:val="100000000000" w:firstRow="1" w:lastRow="0" w:firstColumn="0" w:lastColumn="0" w:oddVBand="0" w:evenVBand="0" w:oddHBand="0" w:evenHBand="0" w:firstRowFirstColumn="0" w:firstRowLastColumn="0" w:lastRowFirstColumn="0" w:lastRowLastColumn="0"/>
+            </w:pPr>
+            <w:r>
+              <w:t>Coste solución</w:t>
+            </w:r>
+          </w:p>
+        </w:tc>
+        <w:tc>
+          <w:tcPr>
+            <w:tcW w:w="1365" w:type="dxa"/>
+          </w:tcPr>
+          <w:p>
+            <w:pPr>
+              <w:pStyle w:val="ListanumeradaTEST"/>
+              <w:numPr>
+                <w:ilvl w:val="0"/>
+                <w:numId w:val="0"/>
+              </w:numPr>
+              <w:cnfStyle w:val="100000000000" w:firstRow="1" w:lastRow="0" w:firstColumn="0" w:lastColumn="0" w:oddVBand="0" w:evenVBand="0" w:oddHBand="0" w:evenHBand="0" w:firstRowFirstColumn="0" w:firstRowLastColumn="0" w:lastRowFirstColumn="0" w:lastRowLastColumn="0"/>
+            </w:pPr>
+            <w:r>
+              <w:t>Nodos expandidos</w:t>
+            </w:r>
+          </w:p>
+        </w:tc>
+        <w:tc>
+          <w:tcPr>
+            <w:tcW w:w="1321" w:type="dxa"/>
+          </w:tcPr>
+          <w:p>
+            <w:pPr>
+              <w:pStyle w:val="ListanumeradaTEST"/>
+              <w:numPr>
+                <w:ilvl w:val="0"/>
+                <w:numId w:val="0"/>
+              </w:numPr>
+              <w:cnfStyle w:val="100000000000" w:firstRow="1" w:lastRow="0" w:firstColumn="0" w:lastColumn="0" w:oddVBand="0" w:evenVBand="0" w:oddHBand="0" w:evenHBand="0" w:firstRowFirstColumn="0" w:firstRowLastColumn="0" w:lastRowFirstColumn="0" w:lastRowLastColumn="0"/>
+            </w:pPr>
+            <w:r>
+              <w:t>Tamaño máximo de lista</w:t>
+            </w:r>
+          </w:p>
+        </w:tc>
+      </w:tr>
+      <w:tr>
+        <w:tc>
+          <w:tcPr>
+            <w:cnfStyle w:val="001000000000" w:firstRow="0" w:lastRow="0" w:firstColumn="1" w:lastColumn="0" w:oddVBand="0" w:evenVBand="0" w:oddHBand="0" w:evenHBand="0" w:firstRowFirstColumn="0" w:firstRowLastColumn="0" w:lastRowFirstColumn="0" w:lastRowLastColumn="0"/>
+            <w:tcW w:w="1321" w:type="dxa"/>
+          </w:tcPr>
+          <w:p>
+            <w:pPr>
+              <w:pStyle w:val="ListanumeradaTEST"/>
+              <w:numPr>
+                <w:ilvl w:val="0"/>
+                <w:numId w:val="0"/>
+              </w:numPr>
+              <w:rPr>
+                <w:b w:val="0"/>
+                <w:bCs w:val="0"/>
+              </w:rPr>
+            </w:pPr>
+            <w:r>
+              <w:rPr>
+                <w:b w:val="0"/>
+                <w:bCs w:val="0"/>
+              </w:rPr>
+              <w:t>Heurística 1</w:t>
+            </w:r>
+          </w:p>
+        </w:tc>
+        <w:tc>
+          <w:tcPr>
+            <w:tcW w:w="1321" w:type="dxa"/>
+          </w:tcPr>
+          <w:p>
+            <w:pPr>
+              <w:pStyle w:val="ListanumeradaTEST"/>
+              <w:numPr>
+                <w:ilvl w:val="0"/>
+                <w:numId w:val="0"/>
+              </w:numPr>
+              <w:cnfStyle w:val="000000000000" w:firstRow="0" w:lastRow="0" w:firstColumn="0" w:lastColumn="0" w:oddVBand="0" w:evenVBand="0" w:oddHBand="0" w:evenHBand="0" w:firstRowFirstColumn="0" w:firstRowLastColumn="0" w:lastRowFirstColumn="0" w:lastRowLastColumn="0"/>
+            </w:pPr>
+            <w:r>
+              <w:t>B1 -&gt; A1 -&gt; A2 -&gt; A3 -&gt; A4 -&gt; A5 -&gt;</w:t>
+            </w:r>
+          </w:p>
+          <w:p>
+            <w:pPr>
+              <w:pStyle w:val="ListanumeradaTEST"/>
+              <w:numPr>
+                <w:ilvl w:val="0"/>
+                <w:numId w:val="0"/>
+              </w:numPr>
+              <w:cnfStyle w:val="000000000000" w:firstRow="0" w:lastRow="0" w:firstColumn="0" w:lastColumn="0" w:oddVBand="0" w:evenVBand="0" w:oddHBand="0" w:evenHBand="0" w:firstRowFirstColumn="0" w:firstRowLastColumn="0" w:lastRowFirstColumn="0" w:lastRowLastColumn="0"/>
+            </w:pPr>
+            <w:r>
+              <w:t>B5 -&gt; C5 -&gt; D5 -&gt; D4 -&gt; C4 -&gt; E3</w:t>
+            </w:r>
+          </w:p>
+        </w:tc>
+        <w:tc>
+          <w:tcPr>
+            <w:tcW w:w="1321" w:type="dxa"/>
+          </w:tcPr>
+          <w:p>
+            <w:pPr>
+              <w:pStyle w:val="ListanumeradaTEST"/>
+              <w:numPr>
+                <w:ilvl w:val="0"/>
+                <w:numId w:val="0"/>
+              </w:numPr>
+              <w:cnfStyle w:val="000000000000" w:firstRow="0" w:lastRow="0" w:firstColumn="0" w:lastColumn="0" w:oddVBand="0" w:evenVBand="0" w:oddHBand="0" w:evenHBand="0" w:firstRowFirstColumn="0" w:firstRowLastColumn="0" w:lastRowFirstColumn="0" w:lastRowLastColumn="0"/>
+            </w:pPr>
+            <w:r>
+              <w:t>1</w:t>
+            </w:r>
+            <w:r>
+              <w:t>2</w:t>
+            </w:r>
+          </w:p>
+        </w:tc>
+        <w:tc>
+          <w:tcPr>
+            <w:tcW w:w="1321" w:type="dxa"/>
+          </w:tcPr>
+          <w:p>
+            <w:pPr>
+              <w:pStyle w:val="ListanumeradaTEST"/>
+              <w:numPr>
+                <w:ilvl w:val="0"/>
+                <w:numId w:val="0"/>
+              </w:numPr>
+              <w:cnfStyle w:val="000000000000" w:firstRow="0" w:lastRow="0" w:firstColumn="0" w:lastColumn="0" w:oddVBand="0" w:evenVBand="0" w:oddHBand="0" w:evenHBand="0" w:firstRowFirstColumn="0" w:firstRowLastColumn="0" w:lastRowFirstColumn="0" w:lastRowLastColumn="0"/>
+            </w:pPr>
+            <w:r>
+              <w:t>1</w:t>
+            </w:r>
+            <w:r>
+              <w:t>4</w:t>
+            </w:r>
+          </w:p>
+        </w:tc>
+        <w:tc>
+          <w:tcPr>
+            <w:tcW w:w="1365" w:type="dxa"/>
+          </w:tcPr>
+          <w:p>
+            <w:pPr>
+              <w:pStyle w:val="ListanumeradaTEST"/>
+              <w:numPr>
+                <w:ilvl w:val="0"/>
+                <w:numId w:val="0"/>
+              </w:numPr>
+              <w:cnfStyle w:val="000000000000" w:firstRow="0" w:lastRow="0" w:firstColumn="0" w:lastColumn="0" w:oddVBand="0" w:evenVBand="0" w:oddHBand="0" w:evenHBand="0" w:firstRowFirstColumn="0" w:firstRowLastColumn="0" w:lastRowFirstColumn="0" w:lastRowLastColumn="0"/>
+            </w:pPr>
+            <w:r>
+              <w:t>26</w:t>
+            </w:r>
+          </w:p>
+        </w:tc>
+        <w:tc>
+          <w:tcPr>
+            <w:tcW w:w="1321" w:type="dxa"/>
+          </w:tcPr>
+          <w:p>
+            <w:pPr>
+              <w:pStyle w:val="ListanumeradaTEST"/>
+              <w:numPr>
+                <w:ilvl w:val="0"/>
+                <w:numId w:val="0"/>
+              </w:numPr>
+              <w:cnfStyle w:val="000000000000" w:firstRow="0" w:lastRow="0" w:firstColumn="0" w:lastColumn="0" w:oddVBand="0" w:evenVBand="0" w:oddHBand="0" w:evenHBand="0" w:firstRowFirstColumn="0" w:firstRowLastColumn="0" w:lastRowFirstColumn="0" w:lastRowLastColumn="0"/>
+            </w:pPr>
+            <w:r>
+              <w:t>10</w:t>
+            </w:r>
+          </w:p>
+        </w:tc>
+      </w:tr>
+      <w:tr>
+        <w:tc>
+          <w:tcPr>
+            <w:cnfStyle w:val="001000000000" w:firstRow="0" w:lastRow="0" w:firstColumn="1" w:lastColumn="0" w:oddVBand="0" w:evenVBand="0" w:oddHBand="0" w:evenHBand="0" w:firstRowFirstColumn="0" w:firstRowLastColumn="0" w:lastRowFirstColumn="0" w:lastRowLastColumn="0"/>
+            <w:tcW w:w="1321" w:type="dxa"/>
+          </w:tcPr>
+          <w:p>
+            <w:pPr>
+              <w:pStyle w:val="ListanumeradaTEST"/>
+              <w:numPr>
+                <w:ilvl w:val="0"/>
+                <w:numId w:val="0"/>
+              </w:numPr>
+              <w:rPr>
+                <w:b w:val="0"/>
+                <w:bCs w:val="0"/>
+              </w:rPr>
+            </w:pPr>
+            <w:r>
+              <w:rPr>
+                <w:b w:val="0"/>
+                <w:bCs w:val="0"/>
+              </w:rPr>
+              <w:t>Heurística 2</w:t>
+            </w:r>
+          </w:p>
+        </w:tc>
+        <w:tc>
+          <w:tcPr>
+            <w:tcW w:w="1321" w:type="dxa"/>
+          </w:tcPr>
+          <w:p>
+            <w:pPr>
+              <w:pStyle w:val="ListanumeradaTEST"/>
+              <w:numPr>
+                <w:ilvl w:val="0"/>
+                <w:numId w:val="0"/>
+              </w:numPr>
+              <w:cnfStyle w:val="000000000000" w:firstRow="0" w:lastRow="0" w:firstColumn="0" w:lastColumn="0" w:oddVBand="0" w:evenVBand="0" w:oddHBand="0" w:evenHBand="0" w:firstRowFirstColumn="0" w:firstRowLastColumn="0" w:lastRowFirstColumn="0" w:lastRowLastColumn="0"/>
+            </w:pPr>
+            <w:r>
+              <w:t>B1 -&gt; A1 -&gt; A2 -&gt; A3 -&gt; A4 -&gt; A5 -&gt;</w:t>
+            </w:r>
+          </w:p>
+          <w:p>
+            <w:pPr>
+              <w:pStyle w:val="ListanumeradaTEST"/>
+              <w:numPr>
+                <w:ilvl w:val="0"/>
+                <w:numId w:val="0"/>
+              </w:numPr>
+              <w:cnfStyle w:val="000000000000" w:firstRow="0" w:lastRow="0" w:firstColumn="0" w:lastColumn="0" w:oddVBand="0" w:evenVBand="0" w:oddHBand="0" w:evenHBand="0" w:firstRowFirstColumn="0" w:firstRowLastColumn="0" w:lastRowFirstColumn="0" w:lastRowLastColumn="0"/>
+            </w:pPr>
+            <w:r>
+              <w:t>B5 -&gt; C5 -&gt; D5 -&gt; D4 -&gt; C4 -&gt; E3</w:t>
+            </w:r>
+          </w:p>
+        </w:tc>
+        <w:tc>
+          <w:tcPr>
+            <w:tcW w:w="1321" w:type="dxa"/>
+          </w:tcPr>
+          <w:p>
+            <w:pPr>
+              <w:pStyle w:val="ListanumeradaTEST"/>
+              <w:numPr>
+                <w:ilvl w:val="0"/>
+                <w:numId w:val="0"/>
+              </w:numPr>
+              <w:cnfStyle w:val="000000000000" w:firstRow="0" w:lastRow="0" w:firstColumn="0" w:lastColumn="0" w:oddVBand="0" w:evenVBand="0" w:oddHBand="0" w:evenHBand="0" w:firstRowFirstColumn="0" w:firstRowLastColumn="0" w:lastRowFirstColumn="0" w:lastRowLastColumn="0"/>
+            </w:pPr>
+            <w:r>
+              <w:t>12</w:t>
+            </w:r>
+          </w:p>
+        </w:tc>
+        <w:tc>
+          <w:tcPr>
+            <w:tcW w:w="1321" w:type="dxa"/>
+          </w:tcPr>
+          <w:p>
+            <w:pPr>
+              <w:pStyle w:val="ListanumeradaTEST"/>
+              <w:numPr>
+                <w:ilvl w:val="0"/>
+                <w:numId w:val="0"/>
+              </w:numPr>
+              <w:cnfStyle w:val="000000000000" w:firstRow="0" w:lastRow="0" w:firstColumn="0" w:lastColumn="0" w:oddVBand="0" w:evenVBand="0" w:oddHBand="0" w:evenHBand="0" w:firstRowFirstColumn="0" w:firstRowLastColumn="0" w:lastRowFirstColumn="0" w:lastRowLastColumn="0"/>
+            </w:pPr>
+            <w:r>
+              <w:t>14</w:t>
+            </w:r>
+          </w:p>
+        </w:tc>
+        <w:tc>
+          <w:tcPr>
+            <w:tcW w:w="1365" w:type="dxa"/>
+          </w:tcPr>
+          <w:p>
+            <w:pPr>
+              <w:pStyle w:val="ListanumeradaTEST"/>
+              <w:numPr>
+                <w:ilvl w:val="0"/>
+                <w:numId w:val="0"/>
+              </w:numPr>
+              <w:cnfStyle w:val="000000000000" w:firstRow="0" w:lastRow="0" w:firstColumn="0" w:lastColumn="0" w:oddVBand="0" w:evenVBand="0" w:oddHBand="0" w:evenHBand="0" w:firstRowFirstColumn="0" w:firstRowLastColumn="0" w:lastRowFirstColumn="0" w:lastRowLastColumn="0"/>
+            </w:pPr>
+            <w:r>
+              <w:t>3</w:t>
+            </w:r>
+            <w:r>
+              <w:t>0</w:t>
+            </w:r>
+          </w:p>
+        </w:tc>
+        <w:tc>
+          <w:tcPr>
+            <w:tcW w:w="1321" w:type="dxa"/>
+          </w:tcPr>
+          <w:p>
+            <w:pPr>
+              <w:pStyle w:val="ListanumeradaTEST"/>
+              <w:numPr>
+                <w:ilvl w:val="0"/>
+                <w:numId w:val="0"/>
+              </w:numPr>
+              <w:cnfStyle w:val="000000000000" w:firstRow="0" w:lastRow="0" w:firstColumn="0" w:lastColumn="0" w:oddVBand="0" w:evenVBand="0" w:oddHBand="0" w:evenHBand="0" w:firstRowFirstColumn="0" w:firstRowLastColumn="0" w:lastRowFirstColumn="0" w:lastRowLastColumn="0"/>
+            </w:pPr>
+            <w:r>
+              <w:t>8</w:t>
+            </w:r>
+          </w:p>
+        </w:tc>
+      </w:tr>
+      <w:tr>
+        <w:tc>
+          <w:tcPr>
+            <w:cnfStyle w:val="001000000000" w:firstRow="0" w:lastRow="0" w:firstColumn="1" w:lastColumn="0" w:oddVBand="0" w:evenVBand="0" w:oddHBand="0" w:evenHBand="0" w:firstRowFirstColumn="0" w:firstRowLastColumn="0" w:lastRowFirstColumn="0" w:lastRowLastColumn="0"/>
+            <w:tcW w:w="1321" w:type="dxa"/>
+          </w:tcPr>
+          <w:p>
+            <w:pPr>
+              <w:pStyle w:val="ListanumeradaTEST"/>
+              <w:numPr>
+                <w:ilvl w:val="0"/>
+                <w:numId w:val="0"/>
+              </w:numPr>
+              <w:rPr>
+                <w:b w:val="0"/>
+                <w:bCs w:val="0"/>
+              </w:rPr>
+            </w:pPr>
+            <w:r>
+              <w:rPr>
+                <w:b w:val="0"/>
+                <w:bCs w:val="0"/>
+              </w:rPr>
+              <w:t>Heurística 3</w:t>
+            </w:r>
+          </w:p>
+        </w:tc>
+        <w:tc>
+          <w:tcPr>
+            <w:tcW w:w="1321" w:type="dxa"/>
+          </w:tcPr>
+          <w:p>
+            <w:pPr>
+              <w:pStyle w:val="ListanumeradaTEST"/>
+              <w:numPr>
+                <w:ilvl w:val="0"/>
+                <w:numId w:val="0"/>
+              </w:numPr>
+              <w:cnfStyle w:val="000000000000" w:firstRow="0" w:lastRow="0" w:firstColumn="0" w:lastColumn="0" w:oddVBand="0" w:evenVBand="0" w:oddHBand="0" w:evenHBand="0" w:firstRowFirstColumn="0" w:firstRowLastColumn="0" w:lastRowFirstColumn="0" w:lastRowLastColumn="0"/>
+            </w:pPr>
+            <w:r>
+              <w:t>B1 -&gt; C1 -&gt; D1 -&gt; E1-&gt; F1 -&gt; G1 -&gt; G2 -&gt; G3- &gt; F3 -&gt; E3</w:t>
+            </w:r>
+          </w:p>
+        </w:tc>
+        <w:tc>
+          <w:tcPr>
+            <w:tcW w:w="1321" w:type="dxa"/>
+          </w:tcPr>
+          <w:p>
+            <w:pPr>
+              <w:pStyle w:val="ListanumeradaTEST"/>
+              <w:numPr>
+                <w:ilvl w:val="0"/>
+                <w:numId w:val="0"/>
+              </w:numPr>
+              <w:cnfStyle w:val="000000000000" w:firstRow="0" w:lastRow="0" w:firstColumn="0" w:lastColumn="0" w:oddVBand="0" w:evenVBand="0" w:oddHBand="0" w:evenHBand="0" w:firstRowFirstColumn="0" w:firstRowLastColumn="0" w:lastRowFirstColumn="0" w:lastRowLastColumn="0"/>
+            </w:pPr>
+            <w:r>
+              <w:t>1</w:t>
+            </w:r>
+            <w:r>
+              <w:t>0</w:t>
+            </w:r>
+          </w:p>
+        </w:tc>
+        <w:tc>
+          <w:tcPr>
+            <w:tcW w:w="1321" w:type="dxa"/>
+          </w:tcPr>
+          <w:p>
+            <w:pPr>
+              <w:pStyle w:val="ListanumeradaTEST"/>
+              <w:numPr>
+                <w:ilvl w:val="0"/>
+                <w:numId w:val="0"/>
+              </w:numPr>
+              <w:cnfStyle w:val="000000000000" w:firstRow="0" w:lastRow="0" w:firstColumn="0" w:lastColumn="0" w:oddVBand="0" w:evenVBand="0" w:oddHBand="0" w:evenHBand="0" w:firstRowFirstColumn="0" w:firstRowLastColumn="0" w:lastRowFirstColumn="0" w:lastRowLastColumn="0"/>
+            </w:pPr>
+            <w:r>
+              <w:t>1</w:t>
+            </w:r>
+            <w:r>
+              <w:t>5</w:t>
+            </w:r>
+          </w:p>
+        </w:tc>
+        <w:tc>
+          <w:tcPr>
+            <w:tcW w:w="1365" w:type="dxa"/>
+          </w:tcPr>
+          <w:p>
+            <w:pPr>
+              <w:pStyle w:val="ListanumeradaTEST"/>
+              <w:numPr>
+                <w:ilvl w:val="0"/>
+                <w:numId w:val="0"/>
+              </w:numPr>
+              <w:cnfStyle w:val="000000000000" w:firstRow="0" w:lastRow="0" w:firstColumn="0" w:lastColumn="0" w:oddVBand="0" w:evenVBand="0" w:oddHBand="0" w:evenHBand="0" w:firstRowFirstColumn="0" w:firstRowLastColumn="0" w:lastRowFirstColumn="0" w:lastRowLastColumn="0"/>
+            </w:pPr>
+            <w:r>
+              <w:t>13</w:t>
+            </w:r>
+          </w:p>
+        </w:tc>
+        <w:tc>
+          <w:tcPr>
+            <w:tcW w:w="1321" w:type="dxa"/>
+          </w:tcPr>
+          <w:p>
+            <w:pPr>
+              <w:pStyle w:val="ListanumeradaTEST"/>
+              <w:numPr>
+                <w:ilvl w:val="0"/>
+                <w:numId w:val="0"/>
+              </w:numPr>
+              <w:cnfStyle w:val="000000000000" w:firstRow="0" w:lastRow="0" w:firstColumn="0" w:lastColumn="0" w:oddVBand="0" w:evenVBand="0" w:oddHBand="0" w:evenHBand="0" w:firstRowFirstColumn="0" w:firstRowLastColumn="0" w:lastRowFirstColumn="0" w:lastRowLastColumn="0"/>
+            </w:pPr>
+            <w:r>
+              <w:t>5</w:t>
+            </w:r>
+          </w:p>
+        </w:tc>
+      </w:tr>
+    </w:tbl>
     <w:p>
       <w:pPr>
         <w:pStyle w:val="ListanumeradaTEST"/>
+        <w:numPr>
+          <w:ilvl w:val="0"/>
+          <w:numId w:val="0"/>
+        </w:numPr>
+        <w:ind w:left="284"/>
+      </w:pPr>
+    </w:p>
+    <w:p>
+      <w:pPr>
+        <w:pStyle w:val="ListanumeradaTEST"/>
       </w:pPr>
       <w:r>
         <w:t>Muestre la captura de las soluciones obtenidas para cada ejecución.</w:t>
       </w:r>
     </w:p>
+    <w:tbl>
+      <w:tblPr>
+        <w:tblStyle w:val="Tablaconcuadrcula"/>
+        <w:tblW w:w="0" w:type="auto"/>
+        <w:tblInd w:w="284" w:type="dxa"/>
+        <w:tblLook w:val="04A0" w:firstRow="1" w:lastRow="0" w:firstColumn="1" w:lastColumn="0" w:noHBand="0" w:noVBand="1"/>
+      </w:tblPr>
+      <w:tblGrid>
+        <w:gridCol w:w="7926"/>
+      </w:tblGrid>
+      <w:tr>
+        <w:tc>
+          <w:tcPr>
+            <w:tcW w:w="8210" w:type="dxa"/>
+          </w:tcPr>
+          <w:p>
+            <w:pPr>
+              <w:pStyle w:val="ListanumeradaTEST"/>
+              <w:numPr>
+                <w:ilvl w:val="0"/>
+                <w:numId w:val="0"/>
+              </w:numPr>
+              <w:jc w:val="left"/>
+            </w:pPr>
+            <w:r>
+              <w:rPr>
+                <w:noProof/>
+              </w:rPr>
+              <w:lastRenderedPageBreak/>
+              <w:drawing>
+                <wp:inline distT="0" distB="0" distL="0" distR="0" wp14:anchorId="20C330FD" wp14:editId="7B3B1014">
+                  <wp:extent cx="5219700" cy="2918460"/>
+                  <wp:effectExtent l="0" t="0" r="0" b="0"/>
+                  <wp:docPr id="2050207603" name="Imagen 1"/>
+                  <wp:cNvGraphicFramePr>
+                    <a:graphicFrameLocks xmlns:a="http://schemas.openxmlformats.org/drawingml/2006/main" noChangeAspect="1"/>
+                  </wp:cNvGraphicFramePr>
+                  <a:graphic xmlns:a="http://schemas.openxmlformats.org/drawingml/2006/main">
+                    <a:graphicData uri="http://schemas.openxmlformats.org/drawingml/2006/picture">
+                      <pic:pic xmlns:pic="http://schemas.openxmlformats.org/drawingml/2006/picture">
+                        <pic:nvPicPr>
+                          <pic:cNvPr id="2050207603" name=""/>
+                          <pic:cNvPicPr/>
+                        </pic:nvPicPr>
+                        <pic:blipFill>
+                          <a:blip r:embed="rId13"/>
+                          <a:stretch>
+                            <a:fillRect/>
+                          </a:stretch>
+                        </pic:blipFill>
+                        <pic:spPr>
+                          <a:xfrm>
+                            <a:off x="0" y="0"/>
+                            <a:ext cx="5219700" cy="2918460"/>
+                          </a:xfrm>
+                          <a:prstGeom prst="rect">
+                            <a:avLst/>
+                          </a:prstGeom>
+                        </pic:spPr>
+                      </pic:pic>
+                    </a:graphicData>
+                  </a:graphic>
+                </wp:inline>
+              </w:drawing>
+            </w:r>
+          </w:p>
+        </w:tc>
+      </w:tr>
+      <w:tr>
+        <w:tc>
+          <w:tcPr>
+            <w:tcW w:w="8210" w:type="dxa"/>
+          </w:tcPr>
+          <w:p>
+            <w:pPr>
+              <w:pStyle w:val="ListanumeradaTEST"/>
+              <w:numPr>
+                <w:ilvl w:val="0"/>
+                <w:numId w:val="0"/>
+              </w:numPr>
+            </w:pPr>
+            <w:r>
+              <w:rPr>
+                <w:noProof/>
+              </w:rPr>
+              <w:drawing>
+                <wp:inline distT="0" distB="0" distL="0" distR="0" wp14:anchorId="7F88F4B3" wp14:editId="442069E4">
+                  <wp:extent cx="5219700" cy="2924175"/>
+                  <wp:effectExtent l="0" t="0" r="0" b="9525"/>
+                  <wp:docPr id="813314710" name="Imagen 1"/>
+                  <wp:cNvGraphicFramePr>
+                    <a:graphicFrameLocks xmlns:a="http://schemas.openxmlformats.org/drawingml/2006/main" noChangeAspect="1"/>
+                  </wp:cNvGraphicFramePr>
+                  <a:graphic xmlns:a="http://schemas.openxmlformats.org/drawingml/2006/main">
+                    <a:graphicData uri="http://schemas.openxmlformats.org/drawingml/2006/picture">
+                      <pic:pic xmlns:pic="http://schemas.openxmlformats.org/drawingml/2006/picture">
+                        <pic:nvPicPr>
+                          <pic:cNvPr id="813314710" name=""/>
+                          <pic:cNvPicPr/>
+                        </pic:nvPicPr>
+                        <pic:blipFill>
+                          <a:blip r:embed="rId14"/>
+                          <a:stretch>
+                            <a:fillRect/>
+                          </a:stretch>
+                        </pic:blipFill>
+                        <pic:spPr>
+                          <a:xfrm>
+                            <a:off x="0" y="0"/>
+                            <a:ext cx="5219700" cy="2924175"/>
+                          </a:xfrm>
+                          <a:prstGeom prst="rect">
+                            <a:avLst/>
+                          </a:prstGeom>
+                        </pic:spPr>
+                      </pic:pic>
+                    </a:graphicData>
+                  </a:graphic>
+                </wp:inline>
+              </w:drawing>
+            </w:r>
+          </w:p>
+        </w:tc>
+      </w:tr>
+      <w:tr>
+        <w:tc>
+          <w:tcPr>
+            <w:tcW w:w="8210" w:type="dxa"/>
+          </w:tcPr>
+          <w:p>
+            <w:pPr>
+              <w:pStyle w:val="ListanumeradaTEST"/>
+              <w:numPr>
+                <w:ilvl w:val="0"/>
+                <w:numId w:val="0"/>
+              </w:numPr>
+            </w:pPr>
+            <w:r>
+              <w:rPr>
+                <w:noProof/>
+              </w:rPr>
+              <w:lastRenderedPageBreak/>
+              <w:drawing>
+                <wp:inline distT="0" distB="0" distL="0" distR="0" wp14:anchorId="11154DAA" wp14:editId="79511C6A">
+                  <wp:extent cx="5219700" cy="2942590"/>
+                  <wp:effectExtent l="0" t="0" r="0" b="0"/>
+                  <wp:docPr id="1488769382" name="Imagen 1"/>
+                  <wp:cNvGraphicFramePr>
+                    <a:graphicFrameLocks xmlns:a="http://schemas.openxmlformats.org/drawingml/2006/main" noChangeAspect="1"/>
+                  </wp:cNvGraphicFramePr>
+                  <a:graphic xmlns:a="http://schemas.openxmlformats.org/drawingml/2006/main">
+                    <a:graphicData uri="http://schemas.openxmlformats.org/drawingml/2006/picture">
+                      <pic:pic xmlns:pic="http://schemas.openxmlformats.org/drawingml/2006/picture">
+                        <pic:nvPicPr>
+                          <pic:cNvPr id="1488769382" name=""/>
+                          <pic:cNvPicPr/>
+                        </pic:nvPicPr>
+                        <pic:blipFill>
+                          <a:blip r:embed="rId15"/>
+                          <a:stretch>
+                            <a:fillRect/>
+                          </a:stretch>
+                        </pic:blipFill>
+                        <pic:spPr>
+                          <a:xfrm>
+                            <a:off x="0" y="0"/>
+                            <a:ext cx="5219700" cy="2942590"/>
+                          </a:xfrm>
+                          <a:prstGeom prst="rect">
+                            <a:avLst/>
+                          </a:prstGeom>
+                        </pic:spPr>
+                      </pic:pic>
+                    </a:graphicData>
+                  </a:graphic>
+                </wp:inline>
+              </w:drawing>
+            </w:r>
+          </w:p>
+        </w:tc>
+      </w:tr>
+    </w:tbl>
     <w:p>
       <w:pPr>
         <w:pStyle w:val="ListanumeradaTEST"/>
+        <w:numPr>
+          <w:ilvl w:val="0"/>
+          <w:numId w:val="0"/>
+        </w:numPr>
+        <w:ind w:left="284"/>
+      </w:pPr>
+    </w:p>
+    <w:p>
+      <w:pPr>
+        <w:pStyle w:val="ListanumeradaTEST"/>
       </w:pPr>
       <w:r>
         <w:t>¿Obtiene UCS (Dijkstra) el camino de coste óptimo?</w:t>
@@ -1802,6 +2587,19 @@
     <w:p>
       <w:pPr>
         <w:pStyle w:val="ListanumeradaTEST"/>
+        <w:numPr>
+          <w:ilvl w:val="0"/>
+          <w:numId w:val="0"/>
+        </w:numPr>
+        <w:ind w:left="284"/>
+      </w:pPr>
+      <w:r>
+        <w:t>Si, UCS obtiene el coste óptimo, utilizo el del caso 2 porque el mapa y costes son los mismos.</w:t>
+      </w:r>
+    </w:p>
+    <w:p>
+      <w:pPr>
+        <w:pStyle w:val="ListanumeradaTEST"/>
       </w:pPr>
       <w:r>
         <w:t xml:space="preserve">¿Obtiene A* el camino de coste óptimo con todas las heurísticas? </w:t>
@@ -1810,6 +2608,22 @@
     <w:p>
       <w:pPr>
         <w:pStyle w:val="ListanumeradaTEST"/>
+        <w:numPr>
+          <w:ilvl w:val="0"/>
+          <w:numId w:val="0"/>
+        </w:numPr>
+        <w:ind w:left="284"/>
+      </w:pPr>
+      <w:r>
+        <w:t>En todas no</w:t>
+      </w:r>
+      <w:r>
+        <w:t>, con la heurística 3 obtengo un coste de 15. Por lo tanto con A* no obtengo un coste óptimo en todas las heurísticas.</w:t>
+      </w:r>
+    </w:p>
+    <w:p>
+      <w:pPr>
+        <w:pStyle w:val="ListanumeradaTEST"/>
       </w:pPr>
       <w:r>
         <w:t>¿Es el algoritmo A* igualmente eficiente en todos los casos planteados? Intente explicar la razón de las diferencias observadas.</w:t>
@@ -1818,6 +2632,48 @@
     <w:p>
       <w:pPr>
         <w:pStyle w:val="ListanumeradaTEST"/>
+        <w:numPr>
+          <w:ilvl w:val="0"/>
+          <w:numId w:val="0"/>
+        </w:numPr>
+        <w:ind w:left="284"/>
+      </w:pPr>
+      <w:r>
+        <w:t>No, A* dependiendo de la heurística necesita distintos esfuerzos.</w:t>
+      </w:r>
+    </w:p>
+    <w:p>
+      <w:pPr>
+        <w:pStyle w:val="ListanumeradaTEST"/>
+        <w:numPr>
+          <w:ilvl w:val="0"/>
+          <w:numId w:val="0"/>
+        </w:numPr>
+        <w:ind w:left="284"/>
+      </w:pPr>
+      <w:r>
+        <w:t>En este caso la heurística 1 tiene mejor búsqueda ya que expande menos nodos que la 2.</w:t>
+      </w:r>
+    </w:p>
+    <w:p>
+      <w:pPr>
+        <w:pStyle w:val="ListanumeradaTEST"/>
+        <w:numPr>
+          <w:ilvl w:val="0"/>
+          <w:numId w:val="0"/>
+        </w:numPr>
+        <w:ind w:left="284"/>
+      </w:pPr>
+      <w:r>
+        <w:t>La heurística 3</w:t>
+      </w:r>
+      <w:r>
+        <w:t>, al duplicar la distancia Manhattan, da más importancia a las casillas que parecen estar cerca del destino, expande sólo 13 nodos, pero encuentra una solución de 15 frente a las de coste 14 de la Heurística 1 y Heurística 2.</w:t>
+      </w:r>
+    </w:p>
+    <w:p>
+      <w:pPr>
+        <w:pStyle w:val="ListanumeradaTEST"/>
       </w:pPr>
       <w:r>
         <w:t>¿Se puede afirmar que la respuesta 4 no variaría al cambiar las paredes del mapa y las posiciones de inicio y fin que aparecen en el mapa para ninguna de las heurísticas presentadas?</w:t>
@@ -1826,10 +2682,727 @@
     <w:p>
       <w:pPr>
         <w:pStyle w:val="ListanumeradaTEST"/>
+        <w:numPr>
+          <w:ilvl w:val="0"/>
+          <w:numId w:val="0"/>
+        </w:numPr>
+        <w:ind w:left="284"/>
+      </w:pPr>
+      <w:r>
+        <w:lastRenderedPageBreak/>
+        <w:t>No se puede afirmar que no variaría, al cambiar las paredes y posiciones de inicio y fin, la heurística 3 podría encontrar una solución óptima.</w:t>
+      </w:r>
+    </w:p>
+    <w:p>
+      <w:pPr>
+        <w:pStyle w:val="ListanumeradaTEST"/>
       </w:pPr>
       <w:r>
         <w:t>Si la respuesta a la pregunta 6 es no en algún caso, ¿puede probar esta afirmación diseñando un mapa (variable MAP) que compruebe este hecho? Añada este mapa y sus resultados a la tabla original.</w:t>
       </w:r>
+    </w:p>
+    <w:tbl>
+      <w:tblPr>
+        <w:tblStyle w:val="Tablaconcuadrcula"/>
+        <w:tblW w:w="0" w:type="auto"/>
+        <w:tblInd w:w="284" w:type="dxa"/>
+        <w:tblLook w:val="04A0" w:firstRow="1" w:lastRow="0" w:firstColumn="1" w:lastColumn="0" w:noHBand="0" w:noVBand="1"/>
+      </w:tblPr>
+      <w:tblGrid>
+        <w:gridCol w:w="7926"/>
+      </w:tblGrid>
+      <w:tr>
+        <w:tc>
+          <w:tcPr>
+            <w:tcW w:w="8210" w:type="dxa"/>
+          </w:tcPr>
+          <w:p>
+            <w:pPr>
+              <w:pStyle w:val="ListanumeradaTEST"/>
+              <w:numPr>
+                <w:ilvl w:val="0"/>
+                <w:numId w:val="0"/>
+              </w:numPr>
+              <w:jc w:val="center"/>
+            </w:pPr>
+            <w:r>
+              <w:drawing>
+                <wp:inline distT="0" distB="0" distL="0" distR="0" wp14:anchorId="2D7C134E" wp14:editId="0BFD62B8">
+                  <wp:extent cx="952633" cy="1476581"/>
+                  <wp:effectExtent l="0" t="0" r="0" b="9525"/>
+                  <wp:docPr id="1116298109" name="Imagen 1"/>
+                  <wp:cNvGraphicFramePr>
+                    <a:graphicFrameLocks xmlns:a="http://schemas.openxmlformats.org/drawingml/2006/main" noChangeAspect="1"/>
+                  </wp:cNvGraphicFramePr>
+                  <a:graphic xmlns:a="http://schemas.openxmlformats.org/drawingml/2006/main">
+                    <a:graphicData uri="http://schemas.openxmlformats.org/drawingml/2006/picture">
+                      <pic:pic xmlns:pic="http://schemas.openxmlformats.org/drawingml/2006/picture">
+                        <pic:nvPicPr>
+                          <pic:cNvPr id="1116298109" name=""/>
+                          <pic:cNvPicPr/>
+                        </pic:nvPicPr>
+                        <pic:blipFill>
+                          <a:blip r:embed="rId16"/>
+                          <a:stretch>
+                            <a:fillRect/>
+                          </a:stretch>
+                        </pic:blipFill>
+                        <pic:spPr>
+                          <a:xfrm>
+                            <a:off x="0" y="0"/>
+                            <a:ext cx="952633" cy="1476581"/>
+                          </a:xfrm>
+                          <a:prstGeom prst="rect">
+                            <a:avLst/>
+                          </a:prstGeom>
+                        </pic:spPr>
+                      </pic:pic>
+                    </a:graphicData>
+                  </a:graphic>
+                </wp:inline>
+              </w:drawing>
+            </w:r>
+          </w:p>
+        </w:tc>
+      </w:tr>
+    </w:tbl>
+    <w:tbl>
+      <w:tblPr>
+        <w:tblStyle w:val="Tablaconcuadrcula1clara-nfasis1"/>
+        <w:tblW w:w="0" w:type="auto"/>
+        <w:tblLook w:val="04A0" w:firstRow="1" w:lastRow="0" w:firstColumn="1" w:lastColumn="0" w:noHBand="0" w:noVBand="1"/>
+      </w:tblPr>
+      <w:tblGrid>
+        <w:gridCol w:w="1321"/>
+        <w:gridCol w:w="1321"/>
+        <w:gridCol w:w="1321"/>
+        <w:gridCol w:w="1321"/>
+        <w:gridCol w:w="1365"/>
+        <w:gridCol w:w="1321"/>
+      </w:tblGrid>
+      <w:tr>
+        <w:trPr>
+          <w:cnfStyle w:val="100000000000" w:firstRow="1" w:lastRow="0" w:firstColumn="0" w:lastColumn="0" w:oddVBand="0" w:evenVBand="0" w:oddHBand="0" w:evenHBand="0" w:firstRowFirstColumn="0" w:firstRowLastColumn="0" w:lastRowFirstColumn="0" w:lastRowLastColumn="0"/>
+        </w:trPr>
+        <w:tc>
+          <w:tcPr>
+            <w:cnfStyle w:val="001000000000" w:firstRow="0" w:lastRow="0" w:firstColumn="1" w:lastColumn="0" w:oddVBand="0" w:evenVBand="0" w:oddHBand="0" w:evenHBand="0" w:firstRowFirstColumn="0" w:firstRowLastColumn="0" w:lastRowFirstColumn="0" w:lastRowLastColumn="0"/>
+            <w:tcW w:w="1321" w:type="dxa"/>
+          </w:tcPr>
+          <w:p>
+            <w:pPr>
+              <w:pStyle w:val="ListanumeradaTEST"/>
+              <w:numPr>
+                <w:ilvl w:val="0"/>
+                <w:numId w:val="0"/>
+              </w:numPr>
+            </w:pPr>
+            <w:r>
+              <w:t>Algoritmo</w:t>
+            </w:r>
+          </w:p>
+        </w:tc>
+        <w:tc>
+          <w:tcPr>
+            <w:tcW w:w="1321" w:type="dxa"/>
+          </w:tcPr>
+          <w:p>
+            <w:pPr>
+              <w:pStyle w:val="ListanumeradaTEST"/>
+              <w:numPr>
+                <w:ilvl w:val="0"/>
+                <w:numId w:val="0"/>
+              </w:numPr>
+              <w:cnfStyle w:val="100000000000" w:firstRow="1" w:lastRow="0" w:firstColumn="0" w:lastColumn="0" w:oddVBand="0" w:evenVBand="0" w:oddHBand="0" w:evenHBand="0" w:firstRowFirstColumn="0" w:firstRowLastColumn="0" w:lastRowFirstColumn="0" w:lastRowLastColumn="0"/>
+            </w:pPr>
+            <w:r>
+              <w:t>Solución</w:t>
+            </w:r>
+          </w:p>
+        </w:tc>
+        <w:tc>
+          <w:tcPr>
+            <w:tcW w:w="1321" w:type="dxa"/>
+          </w:tcPr>
+          <w:p>
+            <w:pPr>
+              <w:pStyle w:val="ListanumeradaTEST"/>
+              <w:numPr>
+                <w:ilvl w:val="0"/>
+                <w:numId w:val="0"/>
+              </w:numPr>
+              <w:cnfStyle w:val="100000000000" w:firstRow="1" w:lastRow="0" w:firstColumn="0" w:lastColumn="0" w:oddVBand="0" w:evenVBand="0" w:oddHBand="0" w:evenHBand="0" w:firstRowFirstColumn="0" w:firstRowLastColumn="0" w:lastRowFirstColumn="0" w:lastRowLastColumn="0"/>
+            </w:pPr>
+            <w:r>
+              <w:t>Longitud</w:t>
+            </w:r>
+          </w:p>
+        </w:tc>
+        <w:tc>
+          <w:tcPr>
+            <w:tcW w:w="1321" w:type="dxa"/>
+          </w:tcPr>
+          <w:p>
+            <w:pPr>
+              <w:pStyle w:val="ListanumeradaTEST"/>
+              <w:numPr>
+                <w:ilvl w:val="0"/>
+                <w:numId w:val="0"/>
+              </w:numPr>
+              <w:cnfStyle w:val="100000000000" w:firstRow="1" w:lastRow="0" w:firstColumn="0" w:lastColumn="0" w:oddVBand="0" w:evenVBand="0" w:oddHBand="0" w:evenHBand="0" w:firstRowFirstColumn="0" w:firstRowLastColumn="0" w:lastRowFirstColumn="0" w:lastRowLastColumn="0"/>
+            </w:pPr>
+            <w:r>
+              <w:t>Coste solución</w:t>
+            </w:r>
+          </w:p>
+        </w:tc>
+        <w:tc>
+          <w:tcPr>
+            <w:tcW w:w="1365" w:type="dxa"/>
+          </w:tcPr>
+          <w:p>
+            <w:pPr>
+              <w:pStyle w:val="ListanumeradaTEST"/>
+              <w:numPr>
+                <w:ilvl w:val="0"/>
+                <w:numId w:val="0"/>
+              </w:numPr>
+              <w:cnfStyle w:val="100000000000" w:firstRow="1" w:lastRow="0" w:firstColumn="0" w:lastColumn="0" w:oddVBand="0" w:evenVBand="0" w:oddHBand="0" w:evenHBand="0" w:firstRowFirstColumn="0" w:firstRowLastColumn="0" w:lastRowFirstColumn="0" w:lastRowLastColumn="0"/>
+            </w:pPr>
+            <w:r>
+              <w:t>Nodos expandidos</w:t>
+            </w:r>
+          </w:p>
+        </w:tc>
+        <w:tc>
+          <w:tcPr>
+            <w:tcW w:w="1321" w:type="dxa"/>
+          </w:tcPr>
+          <w:p>
+            <w:pPr>
+              <w:pStyle w:val="ListanumeradaTEST"/>
+              <w:numPr>
+                <w:ilvl w:val="0"/>
+                <w:numId w:val="0"/>
+              </w:numPr>
+              <w:cnfStyle w:val="100000000000" w:firstRow="1" w:lastRow="0" w:firstColumn="0" w:lastColumn="0" w:oddVBand="0" w:evenVBand="0" w:oddHBand="0" w:evenHBand="0" w:firstRowFirstColumn="0" w:firstRowLastColumn="0" w:lastRowFirstColumn="0" w:lastRowLastColumn="0"/>
+            </w:pPr>
+            <w:r>
+              <w:t>Tamaño máximo de lista</w:t>
+            </w:r>
+          </w:p>
+        </w:tc>
+      </w:tr>
+      <w:tr>
+        <w:tc>
+          <w:tcPr>
+            <w:cnfStyle w:val="001000000000" w:firstRow="0" w:lastRow="0" w:firstColumn="1" w:lastColumn="0" w:oddVBand="0" w:evenVBand="0" w:oddHBand="0" w:evenHBand="0" w:firstRowFirstColumn="0" w:firstRowLastColumn="0" w:lastRowFirstColumn="0" w:lastRowLastColumn="0"/>
+            <w:tcW w:w="1321" w:type="dxa"/>
+          </w:tcPr>
+          <w:p>
+            <w:pPr>
+              <w:pStyle w:val="ListanumeradaTEST"/>
+              <w:numPr>
+                <w:ilvl w:val="0"/>
+                <w:numId w:val="0"/>
+              </w:numPr>
+              <w:rPr>
+                <w:b w:val="0"/>
+                <w:bCs w:val="0"/>
+              </w:rPr>
+            </w:pPr>
+            <w:r>
+              <w:rPr>
+                <w:b w:val="0"/>
+                <w:bCs w:val="0"/>
+              </w:rPr>
+              <w:t>UCS</w:t>
+            </w:r>
+          </w:p>
+        </w:tc>
+        <w:tc>
+          <w:tcPr>
+            <w:tcW w:w="1321" w:type="dxa"/>
+          </w:tcPr>
+          <w:p>
+            <w:pPr>
+              <w:pStyle w:val="ListanumeradaTEST"/>
+              <w:numPr>
+                <w:ilvl w:val="0"/>
+                <w:numId w:val="0"/>
+              </w:numPr>
+              <w:cnfStyle w:val="000000000000" w:firstRow="0" w:lastRow="0" w:firstColumn="0" w:lastColumn="0" w:oddVBand="0" w:evenVBand="0" w:oddHBand="0" w:evenHBand="0" w:firstRowFirstColumn="0" w:firstRowLastColumn="0" w:lastRowFirstColumn="0" w:lastRowLastColumn="0"/>
+            </w:pPr>
+            <w:r>
+              <w:t>B1 -&gt; C1 -&gt; D1 -&gt; E1 -&gt; F1 -&gt; G1 -&gt; G2 -&gt; H2 -&gt; H3 -&gt; H4</w:t>
+            </w:r>
+          </w:p>
+        </w:tc>
+        <w:tc>
+          <w:tcPr>
+            <w:tcW w:w="1321" w:type="dxa"/>
+          </w:tcPr>
+          <w:p>
+            <w:pPr>
+              <w:pStyle w:val="ListanumeradaTEST"/>
+              <w:numPr>
+                <w:ilvl w:val="0"/>
+                <w:numId w:val="0"/>
+              </w:numPr>
+              <w:cnfStyle w:val="000000000000" w:firstRow="0" w:lastRow="0" w:firstColumn="0" w:lastColumn="0" w:oddVBand="0" w:evenVBand="0" w:oddHBand="0" w:evenHBand="0" w:firstRowFirstColumn="0" w:firstRowLastColumn="0" w:lastRowFirstColumn="0" w:lastRowLastColumn="0"/>
+            </w:pPr>
+            <w:r>
+              <w:t>10</w:t>
+            </w:r>
+          </w:p>
+        </w:tc>
+        <w:tc>
+          <w:tcPr>
+            <w:tcW w:w="1321" w:type="dxa"/>
+          </w:tcPr>
+          <w:p>
+            <w:pPr>
+              <w:pStyle w:val="ListanumeradaTEST"/>
+              <w:numPr>
+                <w:ilvl w:val="0"/>
+                <w:numId w:val="0"/>
+              </w:numPr>
+              <w:cnfStyle w:val="000000000000" w:firstRow="0" w:lastRow="0" w:firstColumn="0" w:lastColumn="0" w:oddVBand="0" w:evenVBand="0" w:oddHBand="0" w:evenHBand="0" w:firstRowFirstColumn="0" w:firstRowLastColumn="0" w:lastRowFirstColumn="0" w:lastRowLastColumn="0"/>
+            </w:pPr>
+            <w:r>
+              <w:t>9</w:t>
+            </w:r>
+          </w:p>
+        </w:tc>
+        <w:tc>
+          <w:tcPr>
+            <w:tcW w:w="1365" w:type="dxa"/>
+          </w:tcPr>
+          <w:p>
+            <w:pPr>
+              <w:pStyle w:val="ListanumeradaTEST"/>
+              <w:numPr>
+                <w:ilvl w:val="0"/>
+                <w:numId w:val="0"/>
+              </w:numPr>
+              <w:cnfStyle w:val="000000000000" w:firstRow="0" w:lastRow="0" w:firstColumn="0" w:lastColumn="0" w:oddVBand="0" w:evenVBand="0" w:oddHBand="0" w:evenHBand="0" w:firstRowFirstColumn="0" w:firstRowLastColumn="0" w:lastRowFirstColumn="0" w:lastRowLastColumn="0"/>
+            </w:pPr>
+            <w:r>
+              <w:t>20</w:t>
+            </w:r>
+          </w:p>
+        </w:tc>
+        <w:tc>
+          <w:tcPr>
+            <w:tcW w:w="1321" w:type="dxa"/>
+          </w:tcPr>
+          <w:p>
+            <w:pPr>
+              <w:pStyle w:val="ListanumeradaTEST"/>
+              <w:numPr>
+                <w:ilvl w:val="0"/>
+                <w:numId w:val="0"/>
+              </w:numPr>
+              <w:cnfStyle w:val="000000000000" w:firstRow="0" w:lastRow="0" w:firstColumn="0" w:lastColumn="0" w:oddVBand="0" w:evenVBand="0" w:oddHBand="0" w:evenHBand="0" w:firstRowFirstColumn="0" w:firstRowLastColumn="0" w:lastRowFirstColumn="0" w:lastRowLastColumn="0"/>
+            </w:pPr>
+            <w:r>
+              <w:t>6</w:t>
+            </w:r>
+          </w:p>
+        </w:tc>
+      </w:tr>
+      <w:tr>
+        <w:tc>
+          <w:tcPr>
+            <w:cnfStyle w:val="001000000000" w:firstRow="0" w:lastRow="0" w:firstColumn="1" w:lastColumn="0" w:oddVBand="0" w:evenVBand="0" w:oddHBand="0" w:evenHBand="0" w:firstRowFirstColumn="0" w:firstRowLastColumn="0" w:lastRowFirstColumn="0" w:lastRowLastColumn="0"/>
+            <w:tcW w:w="1321" w:type="dxa"/>
+          </w:tcPr>
+          <w:p>
+            <w:pPr>
+              <w:pStyle w:val="ListanumeradaTEST"/>
+              <w:numPr>
+                <w:ilvl w:val="0"/>
+                <w:numId w:val="0"/>
+              </w:numPr>
+              <w:rPr>
+                <w:b w:val="0"/>
+                <w:bCs w:val="0"/>
+              </w:rPr>
+            </w:pPr>
+            <w:r>
+              <w:rPr>
+                <w:b w:val="0"/>
+                <w:bCs w:val="0"/>
+              </w:rPr>
+              <w:t>Heurística 1</w:t>
+            </w:r>
+          </w:p>
+        </w:tc>
+        <w:tc>
+          <w:tcPr>
+            <w:tcW w:w="1321" w:type="dxa"/>
+          </w:tcPr>
+          <w:p>
+            <w:pPr>
+              <w:pStyle w:val="ListanumeradaTEST"/>
+              <w:numPr>
+                <w:ilvl w:val="0"/>
+                <w:numId w:val="0"/>
+              </w:numPr>
+              <w:cnfStyle w:val="000000000000" w:firstRow="0" w:lastRow="0" w:firstColumn="0" w:lastColumn="0" w:oddVBand="0" w:evenVBand="0" w:oddHBand="0" w:evenHBand="0" w:firstRowFirstColumn="0" w:firstRowLastColumn="0" w:lastRowFirstColumn="0" w:lastRowLastColumn="0"/>
+            </w:pPr>
+            <w:r>
+              <w:t xml:space="preserve">B1 -&gt; C1 -&gt; D1 -&gt; E1 -&gt; F1 -&gt; G1 -&gt; G2 -&gt; </w:t>
+            </w:r>
+            <w:r>
+              <w:t>G3</w:t>
+            </w:r>
+            <w:r>
+              <w:t xml:space="preserve"> -&gt; </w:t>
+            </w:r>
+            <w:r>
+              <w:t>G4</w:t>
+            </w:r>
+            <w:r>
+              <w:t xml:space="preserve"> -&gt; H4</w:t>
+            </w:r>
+          </w:p>
+        </w:tc>
+        <w:tc>
+          <w:tcPr>
+            <w:tcW w:w="1321" w:type="dxa"/>
+          </w:tcPr>
+          <w:p>
+            <w:pPr>
+              <w:pStyle w:val="ListanumeradaTEST"/>
+              <w:numPr>
+                <w:ilvl w:val="0"/>
+                <w:numId w:val="0"/>
+              </w:numPr>
+              <w:cnfStyle w:val="000000000000" w:firstRow="0" w:lastRow="0" w:firstColumn="0" w:lastColumn="0" w:oddVBand="0" w:evenVBand="0" w:oddHBand="0" w:evenHBand="0" w:firstRowFirstColumn="0" w:firstRowLastColumn="0" w:lastRowFirstColumn="0" w:lastRowLastColumn="0"/>
+            </w:pPr>
+            <w:r>
+              <w:t>1</w:t>
+            </w:r>
+            <w:r>
+              <w:t>0</w:t>
+            </w:r>
+          </w:p>
+        </w:tc>
+        <w:tc>
+          <w:tcPr>
+            <w:tcW w:w="1321" w:type="dxa"/>
+          </w:tcPr>
+          <w:p>
+            <w:pPr>
+              <w:pStyle w:val="ListanumeradaTEST"/>
+              <w:numPr>
+                <w:ilvl w:val="0"/>
+                <w:numId w:val="0"/>
+              </w:numPr>
+              <w:cnfStyle w:val="000000000000" w:firstRow="0" w:lastRow="0" w:firstColumn="0" w:lastColumn="0" w:oddVBand="0" w:evenVBand="0" w:oddHBand="0" w:evenHBand="0" w:firstRowFirstColumn="0" w:firstRowLastColumn="0" w:lastRowFirstColumn="0" w:lastRowLastColumn="0"/>
+            </w:pPr>
+            <w:r>
+              <w:t>9</w:t>
+            </w:r>
+          </w:p>
+        </w:tc>
+        <w:tc>
+          <w:tcPr>
+            <w:tcW w:w="1365" w:type="dxa"/>
+          </w:tcPr>
+          <w:p>
+            <w:pPr>
+              <w:pStyle w:val="ListanumeradaTEST"/>
+              <w:numPr>
+                <w:ilvl w:val="0"/>
+                <w:numId w:val="0"/>
+              </w:numPr>
+              <w:cnfStyle w:val="000000000000" w:firstRow="0" w:lastRow="0" w:firstColumn="0" w:lastColumn="0" w:oddVBand="0" w:evenVBand="0" w:oddHBand="0" w:evenHBand="0" w:firstRowFirstColumn="0" w:firstRowLastColumn="0" w:lastRowFirstColumn="0" w:lastRowLastColumn="0"/>
+            </w:pPr>
+            <w:r>
+              <w:t>14</w:t>
+            </w:r>
+          </w:p>
+        </w:tc>
+        <w:tc>
+          <w:tcPr>
+            <w:tcW w:w="1321" w:type="dxa"/>
+          </w:tcPr>
+          <w:p>
+            <w:pPr>
+              <w:pStyle w:val="ListanumeradaTEST"/>
+              <w:numPr>
+                <w:ilvl w:val="0"/>
+                <w:numId w:val="0"/>
+              </w:numPr>
+              <w:cnfStyle w:val="000000000000" w:firstRow="0" w:lastRow="0" w:firstColumn="0" w:lastColumn="0" w:oddVBand="0" w:evenVBand="0" w:oddHBand="0" w:evenHBand="0" w:firstRowFirstColumn="0" w:firstRowLastColumn="0" w:lastRowFirstColumn="0" w:lastRowLastColumn="0"/>
+            </w:pPr>
+            <w:r>
+              <w:t>7</w:t>
+            </w:r>
+          </w:p>
+        </w:tc>
+      </w:tr>
+      <w:tr>
+        <w:tc>
+          <w:tcPr>
+            <w:cnfStyle w:val="001000000000" w:firstRow="0" w:lastRow="0" w:firstColumn="1" w:lastColumn="0" w:oddVBand="0" w:evenVBand="0" w:oddHBand="0" w:evenHBand="0" w:firstRowFirstColumn="0" w:firstRowLastColumn="0" w:lastRowFirstColumn="0" w:lastRowLastColumn="0"/>
+            <w:tcW w:w="1321" w:type="dxa"/>
+          </w:tcPr>
+          <w:p>
+            <w:pPr>
+              <w:pStyle w:val="ListanumeradaTEST"/>
+              <w:numPr>
+                <w:ilvl w:val="0"/>
+                <w:numId w:val="0"/>
+              </w:numPr>
+              <w:rPr>
+                <w:b w:val="0"/>
+                <w:bCs w:val="0"/>
+              </w:rPr>
+            </w:pPr>
+            <w:r>
+              <w:rPr>
+                <w:b w:val="0"/>
+                <w:bCs w:val="0"/>
+              </w:rPr>
+              <w:t>Heurística 2</w:t>
+            </w:r>
+          </w:p>
+        </w:tc>
+        <w:tc>
+          <w:tcPr>
+            <w:tcW w:w="1321" w:type="dxa"/>
+          </w:tcPr>
+          <w:p>
+            <w:pPr>
+              <w:pStyle w:val="ListanumeradaTEST"/>
+              <w:numPr>
+                <w:ilvl w:val="0"/>
+                <w:numId w:val="0"/>
+              </w:numPr>
+              <w:cnfStyle w:val="000000000000" w:firstRow="0" w:lastRow="0" w:firstColumn="0" w:lastColumn="0" w:oddVBand="0" w:evenVBand="0" w:oddHBand="0" w:evenHBand="0" w:firstRowFirstColumn="0" w:firstRowLastColumn="0" w:lastRowFirstColumn="0" w:lastRowLastColumn="0"/>
+            </w:pPr>
+            <w:r>
+              <w:t xml:space="preserve">B1 -&gt; C1 -&gt; D1 -&gt; E1 -&gt; F1 -&gt; G1 -&gt; G2 -&gt; G3 -&gt; </w:t>
+            </w:r>
+            <w:r>
+              <w:t>H3</w:t>
+            </w:r>
+            <w:r>
+              <w:t xml:space="preserve"> -&gt; H4</w:t>
+            </w:r>
+          </w:p>
+        </w:tc>
+        <w:tc>
+          <w:tcPr>
+            <w:tcW w:w="1321" w:type="dxa"/>
+          </w:tcPr>
+          <w:p>
+            <w:pPr>
+              <w:pStyle w:val="ListanumeradaTEST"/>
+              <w:numPr>
+                <w:ilvl w:val="0"/>
+                <w:numId w:val="0"/>
+              </w:numPr>
+              <w:cnfStyle w:val="000000000000" w:firstRow="0" w:lastRow="0" w:firstColumn="0" w:lastColumn="0" w:oddVBand="0" w:evenVBand="0" w:oddHBand="0" w:evenHBand="0" w:firstRowFirstColumn="0" w:firstRowLastColumn="0" w:lastRowFirstColumn="0" w:lastRowLastColumn="0"/>
+            </w:pPr>
+            <w:r>
+              <w:t>1</w:t>
+            </w:r>
+            <w:r>
+              <w:t>0</w:t>
+            </w:r>
+          </w:p>
+        </w:tc>
+        <w:tc>
+          <w:tcPr>
+            <w:tcW w:w="1321" w:type="dxa"/>
+          </w:tcPr>
+          <w:p>
+            <w:pPr>
+              <w:pStyle w:val="ListanumeradaTEST"/>
+              <w:numPr>
+                <w:ilvl w:val="0"/>
+                <w:numId w:val="0"/>
+              </w:numPr>
+              <w:cnfStyle w:val="000000000000" w:firstRow="0" w:lastRow="0" w:firstColumn="0" w:lastColumn="0" w:oddVBand="0" w:evenVBand="0" w:oddHBand="0" w:evenHBand="0" w:firstRowFirstColumn="0" w:firstRowLastColumn="0" w:lastRowFirstColumn="0" w:lastRowLastColumn="0"/>
+            </w:pPr>
+            <w:r>
+              <w:t>9</w:t>
+            </w:r>
+          </w:p>
+        </w:tc>
+        <w:tc>
+          <w:tcPr>
+            <w:tcW w:w="1365" w:type="dxa"/>
+          </w:tcPr>
+          <w:p>
+            <w:pPr>
+              <w:pStyle w:val="ListanumeradaTEST"/>
+              <w:numPr>
+                <w:ilvl w:val="0"/>
+                <w:numId w:val="0"/>
+              </w:numPr>
+              <w:cnfStyle w:val="000000000000" w:firstRow="0" w:lastRow="0" w:firstColumn="0" w:lastColumn="0" w:oddVBand="0" w:evenVBand="0" w:oddHBand="0" w:evenHBand="0" w:firstRowFirstColumn="0" w:firstRowLastColumn="0" w:lastRowFirstColumn="0" w:lastRowLastColumn="0"/>
+            </w:pPr>
+            <w:r>
+              <w:t>13</w:t>
+            </w:r>
+          </w:p>
+        </w:tc>
+        <w:tc>
+          <w:tcPr>
+            <w:tcW w:w="1321" w:type="dxa"/>
+          </w:tcPr>
+          <w:p>
+            <w:pPr>
+              <w:pStyle w:val="ListanumeradaTEST"/>
+              <w:numPr>
+                <w:ilvl w:val="0"/>
+                <w:numId w:val="0"/>
+              </w:numPr>
+              <w:cnfStyle w:val="000000000000" w:firstRow="0" w:lastRow="0" w:firstColumn="0" w:lastColumn="0" w:oddVBand="0" w:evenVBand="0" w:oddHBand="0" w:evenHBand="0" w:firstRowFirstColumn="0" w:firstRowLastColumn="0" w:lastRowFirstColumn="0" w:lastRowLastColumn="0"/>
+            </w:pPr>
+            <w:r>
+              <w:t>7</w:t>
+            </w:r>
+          </w:p>
+        </w:tc>
+      </w:tr>
+      <w:tr>
+        <w:tc>
+          <w:tcPr>
+            <w:cnfStyle w:val="001000000000" w:firstRow="0" w:lastRow="0" w:firstColumn="1" w:lastColumn="0" w:oddVBand="0" w:evenVBand="0" w:oddHBand="0" w:evenHBand="0" w:firstRowFirstColumn="0" w:firstRowLastColumn="0" w:lastRowFirstColumn="0" w:lastRowLastColumn="0"/>
+            <w:tcW w:w="1321" w:type="dxa"/>
+          </w:tcPr>
+          <w:p>
+            <w:pPr>
+              <w:pStyle w:val="ListanumeradaTEST"/>
+              <w:numPr>
+                <w:ilvl w:val="0"/>
+                <w:numId w:val="0"/>
+              </w:numPr>
+              <w:rPr>
+                <w:b w:val="0"/>
+                <w:bCs w:val="0"/>
+              </w:rPr>
+            </w:pPr>
+            <w:r>
+              <w:rPr>
+                <w:b w:val="0"/>
+                <w:bCs w:val="0"/>
+              </w:rPr>
+              <w:lastRenderedPageBreak/>
+              <w:t>Heurística 3</w:t>
+            </w:r>
+          </w:p>
+        </w:tc>
+        <w:tc>
+          <w:tcPr>
+            <w:tcW w:w="1321" w:type="dxa"/>
+          </w:tcPr>
+          <w:p>
+            <w:pPr>
+              <w:pStyle w:val="ListanumeradaTEST"/>
+              <w:numPr>
+                <w:ilvl w:val="0"/>
+                <w:numId w:val="0"/>
+              </w:numPr>
+              <w:cnfStyle w:val="000000000000" w:firstRow="0" w:lastRow="0" w:firstColumn="0" w:lastColumn="0" w:oddVBand="0" w:evenVBand="0" w:oddHBand="0" w:evenHBand="0" w:firstRowFirstColumn="0" w:firstRowLastColumn="0" w:lastRowFirstColumn="0" w:lastRowLastColumn="0"/>
+            </w:pPr>
+            <w:r>
+              <w:t>B1 -&gt; C1 -&gt; D1 -&gt; E1 -&gt; F1 -&gt; G1 -&gt; G2 -&gt; G3 -&gt; G4 -&gt; H4</w:t>
+            </w:r>
+          </w:p>
+        </w:tc>
+        <w:tc>
+          <w:tcPr>
+            <w:tcW w:w="1321" w:type="dxa"/>
+          </w:tcPr>
+          <w:p>
+            <w:pPr>
+              <w:pStyle w:val="ListanumeradaTEST"/>
+              <w:numPr>
+                <w:ilvl w:val="0"/>
+                <w:numId w:val="0"/>
+              </w:numPr>
+              <w:cnfStyle w:val="000000000000" w:firstRow="0" w:lastRow="0" w:firstColumn="0" w:lastColumn="0" w:oddVBand="0" w:evenVBand="0" w:oddHBand="0" w:evenHBand="0" w:firstRowFirstColumn="0" w:firstRowLastColumn="0" w:lastRowFirstColumn="0" w:lastRowLastColumn="0"/>
+            </w:pPr>
+            <w:r>
+              <w:t>10</w:t>
+            </w:r>
+          </w:p>
+        </w:tc>
+        <w:tc>
+          <w:tcPr>
+            <w:tcW w:w="1321" w:type="dxa"/>
+          </w:tcPr>
+          <w:p>
+            <w:pPr>
+              <w:pStyle w:val="ListanumeradaTEST"/>
+              <w:numPr>
+                <w:ilvl w:val="0"/>
+                <w:numId w:val="0"/>
+              </w:numPr>
+              <w:cnfStyle w:val="000000000000" w:firstRow="0" w:lastRow="0" w:firstColumn="0" w:lastColumn="0" w:oddVBand="0" w:evenVBand="0" w:oddHBand="0" w:evenHBand="0" w:firstRowFirstColumn="0" w:firstRowLastColumn="0" w:lastRowFirstColumn="0" w:lastRowLastColumn="0"/>
+            </w:pPr>
+            <w:r>
+              <w:t>9</w:t>
+            </w:r>
+          </w:p>
+        </w:tc>
+        <w:tc>
+          <w:tcPr>
+            <w:tcW w:w="1365" w:type="dxa"/>
+          </w:tcPr>
+          <w:p>
+            <w:pPr>
+              <w:pStyle w:val="ListanumeradaTEST"/>
+              <w:numPr>
+                <w:ilvl w:val="0"/>
+                <w:numId w:val="0"/>
+              </w:numPr>
+              <w:cnfStyle w:val="000000000000" w:firstRow="0" w:lastRow="0" w:firstColumn="0" w:lastColumn="0" w:oddVBand="0" w:evenVBand="0" w:oddHBand="0" w:evenHBand="0" w:firstRowFirstColumn="0" w:firstRowLastColumn="0" w:lastRowFirstColumn="0" w:lastRowLastColumn="0"/>
+            </w:pPr>
+            <w:r>
+              <w:t>1</w:t>
+            </w:r>
+            <w:r>
+              <w:t>1</w:t>
+            </w:r>
+          </w:p>
+        </w:tc>
+        <w:tc>
+          <w:tcPr>
+            <w:tcW w:w="1321" w:type="dxa"/>
+          </w:tcPr>
+          <w:p>
+            <w:pPr>
+              <w:pStyle w:val="ListanumeradaTEST"/>
+              <w:numPr>
+                <w:ilvl w:val="0"/>
+                <w:numId w:val="0"/>
+              </w:numPr>
+              <w:cnfStyle w:val="000000000000" w:firstRow="0" w:lastRow="0" w:firstColumn="0" w:lastColumn="0" w:oddVBand="0" w:evenVBand="0" w:oddHBand="0" w:evenHBand="0" w:firstRowFirstColumn="0" w:firstRowLastColumn="0" w:lastRowFirstColumn="0" w:lastRowLastColumn="0"/>
+            </w:pPr>
+            <w:r>
+              <w:t>9</w:t>
+            </w:r>
+          </w:p>
+        </w:tc>
+      </w:tr>
+    </w:tbl>
+    <w:p>
+      <w:pPr>
+        <w:pStyle w:val="ListanumeradaTEST"/>
+        <w:numPr>
+          <w:ilvl w:val="0"/>
+          <w:numId w:val="0"/>
+        </w:numPr>
+        <w:ind w:left="284"/>
+      </w:pPr>
     </w:p>
     <w:p>
       <w:pPr>
@@ -1968,6 +3541,7 @@
     <w:p/>
     <w:p>
       <w:r>
+        <w:lastRenderedPageBreak/>
         <w:t>Entregue la memoria y el código fuente que haya sido modificado en el curso de la actividad. El fichero PDF siempre debe ser un fichero independiente (el código puede ser un segundo fichero comprimido).</w:t>
       </w:r>
     </w:p>
@@ -2066,8 +3640,8 @@
     </w:p>
     <w:p/>
     <w:sectPr>
-      <w:headerReference w:type="default" r:id="rId13"/>
-      <w:footerReference w:type="default" r:id="rId14"/>
+      <w:headerReference w:type="default" r:id="rId17"/>
+      <w:footerReference w:type="default" r:id="rId18"/>
       <w:pgSz w:w="11906" w:h="16838" w:code="9"/>
       <w:pgMar w:top="1418" w:right="1843" w:bottom="1418" w:left="1843" w:header="1134" w:footer="397" w:gutter="0"/>
       <w:cols w:space="708"/>
@@ -2078,7 +3652,7 @@
 </file>
 
 <file path=word/endnotes.xml><?xml version="1.0" encoding="utf-8"?>
-<w:endnotes xmlns:wpc="http://schemas.microsoft.com/office/word/2010/wordprocessingCanvas" xmlns:cx="http://schemas.microsoft.com/office/drawing/2014/chartex" xmlns:cx1="http://schemas.microsoft.com/office/drawing/2015/9/8/chartex" xmlns:cx2="http://schemas.microsoft.com/office/drawing/2015/10/21/chartex" xmlns:cx3="http://schemas.microsoft.com/office/drawing/2016/5/9/chartex" xmlns:cx4="http://schemas.microsoft.com/office/drawing/2016/5/10/chartex" xmlns:cx5="http://schemas.microsoft.com/office/drawing/2016/5/11/chartex" xmlns:cx6="http://schemas.microsoft.com/office/drawing/2016/5/12/chartex" xmlns:cx7="http://schemas.microsoft.com/office/drawing/2016/5/13/chartex" xmlns:cx8="http://schemas.microsoft.com/office/drawing/2016/5/14/chartex" xmlns:mc="http://schemas.openxmlformats.org/markup-compatibility/2006" xmlns:m="http://schemas.openxmlformats.org/officeDocument/2006/math" xmlns:aink="http://schemas.microsoft.com/office/drawing/2016/ink" xmlns:am3d="http://schemas.microsoft.com/office/drawing/2017/model3d" xmlns:oel="http://schemas.microsoft.com/office/2019/extlst" xmlns:r="http://schemas.openxmlformats.org/officeDocument/2006/relationships" xmlns:wp14="http://schemas.microsoft.com/office/word/2010/wordprocessingDrawing" xmlns:wp="http://schemas.openxmlformats.org/drawingml/2006/wordprocessingDrawing" xmlns:wpg="http://schemas.microsoft.com/office/word/2010/wordprocessingGroup" xmlns:wpi="http://schemas.microsoft.com/office/word/2010/wordprocessingInk" xmlns:wps="http://schemas.microsoft.com/office/word/2010/wordprocessingShape" xmlns:o="urn:schemas-microsoft-com:office:office" xmlns:v="urn:schemas-microsoft-com:vml" xmlns:w10="urn:schemas-microsoft-com:office:word" xmlns:w="http://schemas.openxmlformats.org/wordprocessingml/2006/main" xmlns:w14="http://schemas.microsoft.com/office/word/2010/wordml" xmlns:w15="http://schemas.microsoft.com/office/word/2012/wordml" xmlns:w16cex="http://schemas.microsoft.com/office/word/2018/wordml/cex" xmlns:w16cid="http://schemas.microsoft.com/office/word/2016/wordml/cid" xmlns:w16="http://schemas.microsoft.com/office/word/2018/wordml" xmlns:w16sdtdh="http://schemas.microsoft.com/office/word/2020/wordml/sdtdatahash" xmlns:w16sdtfl="http://schemas.microsoft.com/office/word/2024/wordml/sdtformatlock" xmlns:w16se="http://schemas.microsoft.com/office/word/2015/wordml/symex" xmlns:w16du="http://schemas.microsoft.com/office/word/2023/wordml/word16du" xmlns:wne="http://schemas.microsoft.com/office/word/2006/wordml" mc:Ignorable="w14 w15 w16se w16cid w16 w16cex w16sdtdh w16sdtfl w16du wp14">
+<w:endnotes xmlns:wpc="http://schemas.microsoft.com/office/word/2010/wordprocessingCanvas" xmlns:cx="http://schemas.microsoft.com/office/drawing/2014/chartex" xmlns:cx1="http://schemas.microsoft.com/office/drawing/2015/9/8/chartex" xmlns:cx2="http://schemas.microsoft.com/office/drawing/2015/10/21/chartex" xmlns:cx3="http://schemas.microsoft.com/office/drawing/2016/5/9/chartex" xmlns:cx4="http://schemas.microsoft.com/office/drawing/2016/5/10/chartex" xmlns:cx5="http://schemas.microsoft.com/office/drawing/2016/5/11/chartex" xmlns:cx6="http://schemas.microsoft.com/office/drawing/2016/5/12/chartex" xmlns:cx7="http://schemas.microsoft.com/office/drawing/2016/5/13/chartex" xmlns:cx8="http://schemas.microsoft.com/office/drawing/2016/5/14/chartex" xmlns:mc="http://schemas.openxmlformats.org/markup-compatibility/2006" xmlns:aink="http://schemas.microsoft.com/office/drawing/2016/ink" xmlns:am3d="http://schemas.microsoft.com/office/drawing/2017/model3d" xmlns:o="urn:schemas-microsoft-com:office:office" xmlns:oel="http://schemas.microsoft.com/office/2019/extlst" xmlns:r="http://schemas.openxmlformats.org/officeDocument/2006/relationships" xmlns:m="http://schemas.openxmlformats.org/officeDocument/2006/math" xmlns:v="urn:schemas-microsoft-com:vml" xmlns:wp14="http://schemas.microsoft.com/office/word/2010/wordprocessingDrawing" xmlns:wp="http://schemas.openxmlformats.org/drawingml/2006/wordprocessingDrawing" xmlns:w10="urn:schemas-microsoft-com:office:word" xmlns:w="http://schemas.openxmlformats.org/wordprocessingml/2006/main" xmlns:w14="http://schemas.microsoft.com/office/word/2010/wordml" xmlns:w15="http://schemas.microsoft.com/office/word/2012/wordml" xmlns:w16cex="http://schemas.microsoft.com/office/word/2018/wordml/cex" xmlns:w16cid="http://schemas.microsoft.com/office/word/2016/wordml/cid" xmlns:w16="http://schemas.microsoft.com/office/word/2018/wordml" xmlns:w16du="http://schemas.microsoft.com/office/word/2023/wordml/word16du" xmlns:w16sdtdh="http://schemas.microsoft.com/office/word/2020/wordml/sdtdatahash" xmlns:w16sdtfl="http://schemas.microsoft.com/office/word/2024/wordml/sdtformatlock" xmlns:w16se="http://schemas.microsoft.com/office/word/2015/wordml/symex" xmlns:wpg="http://schemas.microsoft.com/office/word/2010/wordprocessingGroup" xmlns:wpi="http://schemas.microsoft.com/office/word/2010/wordprocessingInk" xmlns:wne="http://schemas.microsoft.com/office/word/2006/wordml" xmlns:wps="http://schemas.microsoft.com/office/word/2010/wordprocessingShape" mc:Ignorable="w14 w15 w16se w16cid w16 w16cex w16sdtdh w16sdtfl w16du wp14">
   <w:endnote w:type="separator" w:id="-1">
     <w:p>
       <w:pPr>
@@ -2103,7 +3677,7 @@
 </file>
 
 <file path=word/footer1.xml><?xml version="1.0" encoding="utf-8"?>
-<w:ftr xmlns:wpc="http://schemas.microsoft.com/office/word/2010/wordprocessingCanvas" xmlns:cx="http://schemas.microsoft.com/office/drawing/2014/chartex" xmlns:cx1="http://schemas.microsoft.com/office/drawing/2015/9/8/chartex" xmlns:cx2="http://schemas.microsoft.com/office/drawing/2015/10/21/chartex" xmlns:cx3="http://schemas.microsoft.com/office/drawing/2016/5/9/chartex" xmlns:cx4="http://schemas.microsoft.com/office/drawing/2016/5/10/chartex" xmlns:cx5="http://schemas.microsoft.com/office/drawing/2016/5/11/chartex" xmlns:cx6="http://schemas.microsoft.com/office/drawing/2016/5/12/chartex" xmlns:cx7="http://schemas.microsoft.com/office/drawing/2016/5/13/chartex" xmlns:cx8="http://schemas.microsoft.com/office/drawing/2016/5/14/chartex" xmlns:mc="http://schemas.openxmlformats.org/markup-compatibility/2006" xmlns:m="http://schemas.openxmlformats.org/officeDocument/2006/math" xmlns:aink="http://schemas.microsoft.com/office/drawing/2016/ink" xmlns:am3d="http://schemas.microsoft.com/office/drawing/2017/model3d" xmlns:oel="http://schemas.microsoft.com/office/2019/extlst" xmlns:r="http://schemas.openxmlformats.org/officeDocument/2006/relationships" xmlns:wp14="http://schemas.microsoft.com/office/word/2010/wordprocessingDrawing" xmlns:wp="http://schemas.openxmlformats.org/drawingml/2006/wordprocessingDrawing" xmlns:wpg="http://schemas.microsoft.com/office/word/2010/wordprocessingGroup" xmlns:wpi="http://schemas.microsoft.com/office/word/2010/wordprocessingInk" xmlns:wps="http://schemas.microsoft.com/office/word/2010/wordprocessingShape" xmlns:o="urn:schemas-microsoft-com:office:office" xmlns:v="urn:schemas-microsoft-com:vml" xmlns:w10="urn:schemas-microsoft-com:office:word" xmlns:w="http://schemas.openxmlformats.org/wordprocessingml/2006/main" xmlns:w14="http://schemas.microsoft.com/office/word/2010/wordml" xmlns:w15="http://schemas.microsoft.com/office/word/2012/wordml" xmlns:w16cex="http://schemas.microsoft.com/office/word/2018/wordml/cex" xmlns:w16cid="http://schemas.microsoft.com/office/word/2016/wordml/cid" xmlns:w16="http://schemas.microsoft.com/office/word/2018/wordml" xmlns:w16sdtdh="http://schemas.microsoft.com/office/word/2020/wordml/sdtdatahash" xmlns:w16sdtfl="http://schemas.microsoft.com/office/word/2024/wordml/sdtformatlock" xmlns:w16se="http://schemas.microsoft.com/office/word/2015/wordml/symex" xmlns:w16du="http://schemas.microsoft.com/office/word/2023/wordml/word16du" xmlns:wne="http://schemas.microsoft.com/office/word/2006/wordml" mc:Ignorable="w14 w15 w16se w16cid w16 w16cex w16sdtdh w16sdtfl w16du wp14">
+<w:ftr xmlns:wpc="http://schemas.microsoft.com/office/word/2010/wordprocessingCanvas" xmlns:cx="http://schemas.microsoft.com/office/drawing/2014/chartex" xmlns:cx1="http://schemas.microsoft.com/office/drawing/2015/9/8/chartex" xmlns:cx2="http://schemas.microsoft.com/office/drawing/2015/10/21/chartex" xmlns:cx3="http://schemas.microsoft.com/office/drawing/2016/5/9/chartex" xmlns:cx4="http://schemas.microsoft.com/office/drawing/2016/5/10/chartex" xmlns:cx5="http://schemas.microsoft.com/office/drawing/2016/5/11/chartex" xmlns:cx6="http://schemas.microsoft.com/office/drawing/2016/5/12/chartex" xmlns:cx7="http://schemas.microsoft.com/office/drawing/2016/5/13/chartex" xmlns:cx8="http://schemas.microsoft.com/office/drawing/2016/5/14/chartex" xmlns:mc="http://schemas.openxmlformats.org/markup-compatibility/2006" xmlns:aink="http://schemas.microsoft.com/office/drawing/2016/ink" xmlns:am3d="http://schemas.microsoft.com/office/drawing/2017/model3d" xmlns:o="urn:schemas-microsoft-com:office:office" xmlns:oel="http://schemas.microsoft.com/office/2019/extlst" xmlns:r="http://schemas.openxmlformats.org/officeDocument/2006/relationships" xmlns:m="http://schemas.openxmlformats.org/officeDocument/2006/math" xmlns:v="urn:schemas-microsoft-com:vml" xmlns:wp14="http://schemas.microsoft.com/office/word/2010/wordprocessingDrawing" xmlns:wp="http://schemas.openxmlformats.org/drawingml/2006/wordprocessingDrawing" xmlns:w10="urn:schemas-microsoft-com:office:word" xmlns:w="http://schemas.openxmlformats.org/wordprocessingml/2006/main" xmlns:w14="http://schemas.microsoft.com/office/word/2010/wordml" xmlns:w15="http://schemas.microsoft.com/office/word/2012/wordml" xmlns:w16cex="http://schemas.microsoft.com/office/word/2018/wordml/cex" xmlns:w16cid="http://schemas.microsoft.com/office/word/2016/wordml/cid" xmlns:w16="http://schemas.microsoft.com/office/word/2018/wordml" xmlns:w16du="http://schemas.microsoft.com/office/word/2023/wordml/word16du" xmlns:w16sdtdh="http://schemas.microsoft.com/office/word/2020/wordml/sdtdatahash" xmlns:w16sdtfl="http://schemas.microsoft.com/office/word/2024/wordml/sdtformatlock" xmlns:w16se="http://schemas.microsoft.com/office/word/2015/wordml/symex" xmlns:wpg="http://schemas.microsoft.com/office/word/2010/wordprocessingGroup" xmlns:wpi="http://schemas.microsoft.com/office/word/2010/wordprocessingInk" xmlns:wne="http://schemas.microsoft.com/office/word/2006/wordml" xmlns:wps="http://schemas.microsoft.com/office/word/2010/wordprocessingShape" mc:Ignorable="w14 w15 w16se w16cid w16 w16cex w16sdtdh w16sdtfl w16du wp14">
   <w:p>
     <w:pPr>
       <w:pStyle w:val="PiedepginaAsignatura"/>
@@ -2338,7 +3912,7 @@
 </file>
 
 <file path=word/footnotes.xml><?xml version="1.0" encoding="utf-8"?>
-<w:footnotes xmlns:wpc="http://schemas.microsoft.com/office/word/2010/wordprocessingCanvas" xmlns:cx="http://schemas.microsoft.com/office/drawing/2014/chartex" xmlns:cx1="http://schemas.microsoft.com/office/drawing/2015/9/8/chartex" xmlns:cx2="http://schemas.microsoft.com/office/drawing/2015/10/21/chartex" xmlns:cx3="http://schemas.microsoft.com/office/drawing/2016/5/9/chartex" xmlns:cx4="http://schemas.microsoft.com/office/drawing/2016/5/10/chartex" xmlns:cx5="http://schemas.microsoft.com/office/drawing/2016/5/11/chartex" xmlns:cx6="http://schemas.microsoft.com/office/drawing/2016/5/12/chartex" xmlns:cx7="http://schemas.microsoft.com/office/drawing/2016/5/13/chartex" xmlns:cx8="http://schemas.microsoft.com/office/drawing/2016/5/14/chartex" xmlns:mc="http://schemas.openxmlformats.org/markup-compatibility/2006" xmlns:m="http://schemas.openxmlformats.org/officeDocument/2006/math" xmlns:aink="http://schemas.microsoft.com/office/drawing/2016/ink" xmlns:am3d="http://schemas.microsoft.com/office/drawing/2017/model3d" xmlns:oel="http://schemas.microsoft.com/office/2019/extlst" xmlns:r="http://schemas.openxmlformats.org/officeDocument/2006/relationships" xmlns:wp14="http://schemas.microsoft.com/office/word/2010/wordprocessingDrawing" xmlns:wp="http://schemas.openxmlformats.org/drawingml/2006/wordprocessingDrawing" xmlns:wpg="http://schemas.microsoft.com/office/word/2010/wordprocessingGroup" xmlns:wpi="http://schemas.microsoft.com/office/word/2010/wordprocessingInk" xmlns:wps="http://schemas.microsoft.com/office/word/2010/wordprocessingShape" xmlns:o="urn:schemas-microsoft-com:office:office" xmlns:v="urn:schemas-microsoft-com:vml" xmlns:w10="urn:schemas-microsoft-com:office:word" xmlns:w="http://schemas.openxmlformats.org/wordprocessingml/2006/main" xmlns:w14="http://schemas.microsoft.com/office/word/2010/wordml" xmlns:w15="http://schemas.microsoft.com/office/word/2012/wordml" xmlns:w16cex="http://schemas.microsoft.com/office/word/2018/wordml/cex" xmlns:w16cid="http://schemas.microsoft.com/office/word/2016/wordml/cid" xmlns:w16="http://schemas.microsoft.com/office/word/2018/wordml" xmlns:w16sdtdh="http://schemas.microsoft.com/office/word/2020/wordml/sdtdatahash" xmlns:w16sdtfl="http://schemas.microsoft.com/office/word/2024/wordml/sdtformatlock" xmlns:w16se="http://schemas.microsoft.com/office/word/2015/wordml/symex" xmlns:w16du="http://schemas.microsoft.com/office/word/2023/wordml/word16du" xmlns:wne="http://schemas.microsoft.com/office/word/2006/wordml" mc:Ignorable="w14 w15 w16se w16cid w16 w16cex w16sdtdh w16sdtfl w16du wp14">
+<w:footnotes xmlns:wpc="http://schemas.microsoft.com/office/word/2010/wordprocessingCanvas" xmlns:cx="http://schemas.microsoft.com/office/drawing/2014/chartex" xmlns:cx1="http://schemas.microsoft.com/office/drawing/2015/9/8/chartex" xmlns:cx2="http://schemas.microsoft.com/office/drawing/2015/10/21/chartex" xmlns:cx3="http://schemas.microsoft.com/office/drawing/2016/5/9/chartex" xmlns:cx4="http://schemas.microsoft.com/office/drawing/2016/5/10/chartex" xmlns:cx5="http://schemas.microsoft.com/office/drawing/2016/5/11/chartex" xmlns:cx6="http://schemas.microsoft.com/office/drawing/2016/5/12/chartex" xmlns:cx7="http://schemas.microsoft.com/office/drawing/2016/5/13/chartex" xmlns:cx8="http://schemas.microsoft.com/office/drawing/2016/5/14/chartex" xmlns:mc="http://schemas.openxmlformats.org/markup-compatibility/2006" xmlns:aink="http://schemas.microsoft.com/office/drawing/2016/ink" xmlns:am3d="http://schemas.microsoft.com/office/drawing/2017/model3d" xmlns:o="urn:schemas-microsoft-com:office:office" xmlns:oel="http://schemas.microsoft.com/office/2019/extlst" xmlns:r="http://schemas.openxmlformats.org/officeDocument/2006/relationships" xmlns:m="http://schemas.openxmlformats.org/officeDocument/2006/math" xmlns:v="urn:schemas-microsoft-com:vml" xmlns:wp14="http://schemas.microsoft.com/office/word/2010/wordprocessingDrawing" xmlns:wp="http://schemas.openxmlformats.org/drawingml/2006/wordprocessingDrawing" xmlns:w10="urn:schemas-microsoft-com:office:word" xmlns:w="http://schemas.openxmlformats.org/wordprocessingml/2006/main" xmlns:w14="http://schemas.microsoft.com/office/word/2010/wordml" xmlns:w15="http://schemas.microsoft.com/office/word/2012/wordml" xmlns:w16cex="http://schemas.microsoft.com/office/word/2018/wordml/cex" xmlns:w16cid="http://schemas.microsoft.com/office/word/2016/wordml/cid" xmlns:w16="http://schemas.microsoft.com/office/word/2018/wordml" xmlns:w16du="http://schemas.microsoft.com/office/word/2023/wordml/word16du" xmlns:w16sdtdh="http://schemas.microsoft.com/office/word/2020/wordml/sdtdatahash" xmlns:w16sdtfl="http://schemas.microsoft.com/office/word/2024/wordml/sdtformatlock" xmlns:w16se="http://schemas.microsoft.com/office/word/2015/wordml/symex" xmlns:wpg="http://schemas.microsoft.com/office/word/2010/wordprocessingGroup" xmlns:wpi="http://schemas.microsoft.com/office/word/2010/wordprocessingInk" xmlns:wne="http://schemas.microsoft.com/office/word/2006/wordml" xmlns:wps="http://schemas.microsoft.com/office/word/2010/wordprocessingShape" mc:Ignorable="w14 w15 w16se w16cid w16 w16cex w16sdtdh w16sdtfl w16du wp14">
   <w:footnote w:type="separator" w:id="-1">
     <w:p>
       <w:pPr>
@@ -2363,7 +3937,7 @@
 </file>
 
 <file path=word/header1.xml><?xml version="1.0" encoding="utf-8"?>
-<w:hdr xmlns:wpc="http://schemas.microsoft.com/office/word/2010/wordprocessingCanvas" xmlns:cx="http://schemas.microsoft.com/office/drawing/2014/chartex" xmlns:cx1="http://schemas.microsoft.com/office/drawing/2015/9/8/chartex" xmlns:cx2="http://schemas.microsoft.com/office/drawing/2015/10/21/chartex" xmlns:cx3="http://schemas.microsoft.com/office/drawing/2016/5/9/chartex" xmlns:cx4="http://schemas.microsoft.com/office/drawing/2016/5/10/chartex" xmlns:cx5="http://schemas.microsoft.com/office/drawing/2016/5/11/chartex" xmlns:cx6="http://schemas.microsoft.com/office/drawing/2016/5/12/chartex" xmlns:cx7="http://schemas.microsoft.com/office/drawing/2016/5/13/chartex" xmlns:cx8="http://schemas.microsoft.com/office/drawing/2016/5/14/chartex" xmlns:mc="http://schemas.openxmlformats.org/markup-compatibility/2006" xmlns:m="http://schemas.openxmlformats.org/officeDocument/2006/math" xmlns:aink="http://schemas.microsoft.com/office/drawing/2016/ink" xmlns:am3d="http://schemas.microsoft.com/office/drawing/2017/model3d" xmlns:oel="http://schemas.microsoft.com/office/2019/extlst" xmlns:r="http://schemas.openxmlformats.org/officeDocument/2006/relationships" xmlns:wp14="http://schemas.microsoft.com/office/word/2010/wordprocessingDrawing" xmlns:wp="http://schemas.openxmlformats.org/drawingml/2006/wordprocessingDrawing" xmlns:wpg="http://schemas.microsoft.com/office/word/2010/wordprocessingGroup" xmlns:wpi="http://schemas.microsoft.com/office/word/2010/wordprocessingInk" xmlns:wps="http://schemas.microsoft.com/office/word/2010/wordprocessingShape" xmlns:o="urn:schemas-microsoft-com:office:office" xmlns:v="urn:schemas-microsoft-com:vml" xmlns:w10="urn:schemas-microsoft-com:office:word" xmlns:w="http://schemas.openxmlformats.org/wordprocessingml/2006/main" xmlns:w14="http://schemas.microsoft.com/office/word/2010/wordml" xmlns:w15="http://schemas.microsoft.com/office/word/2012/wordml" xmlns:w16cex="http://schemas.microsoft.com/office/word/2018/wordml/cex" xmlns:w16cid="http://schemas.microsoft.com/office/word/2016/wordml/cid" xmlns:w16="http://schemas.microsoft.com/office/word/2018/wordml" xmlns:w16sdtdh="http://schemas.microsoft.com/office/word/2020/wordml/sdtdatahash" xmlns:w16sdtfl="http://schemas.microsoft.com/office/word/2024/wordml/sdtformatlock" xmlns:w16se="http://schemas.microsoft.com/office/word/2015/wordml/symex" xmlns:w16du="http://schemas.microsoft.com/office/word/2023/wordml/word16du" xmlns:wne="http://schemas.microsoft.com/office/word/2006/wordml" mc:Ignorable="w14 w15 w16se w16cid w16 w16cex w16sdtdh w16sdtfl w16du wp14">
+<w:hdr xmlns:wpc="http://schemas.microsoft.com/office/word/2010/wordprocessingCanvas" xmlns:cx="http://schemas.microsoft.com/office/drawing/2014/chartex" xmlns:cx1="http://schemas.microsoft.com/office/drawing/2015/9/8/chartex" xmlns:cx2="http://schemas.microsoft.com/office/drawing/2015/10/21/chartex" xmlns:cx3="http://schemas.microsoft.com/office/drawing/2016/5/9/chartex" xmlns:cx4="http://schemas.microsoft.com/office/drawing/2016/5/10/chartex" xmlns:cx5="http://schemas.microsoft.com/office/drawing/2016/5/11/chartex" xmlns:cx6="http://schemas.microsoft.com/office/drawing/2016/5/12/chartex" xmlns:cx7="http://schemas.microsoft.com/office/drawing/2016/5/13/chartex" xmlns:cx8="http://schemas.microsoft.com/office/drawing/2016/5/14/chartex" xmlns:mc="http://schemas.openxmlformats.org/markup-compatibility/2006" xmlns:aink="http://schemas.microsoft.com/office/drawing/2016/ink" xmlns:am3d="http://schemas.microsoft.com/office/drawing/2017/model3d" xmlns:o="urn:schemas-microsoft-com:office:office" xmlns:oel="http://schemas.microsoft.com/office/2019/extlst" xmlns:r="http://schemas.openxmlformats.org/officeDocument/2006/relationships" xmlns:m="http://schemas.openxmlformats.org/officeDocument/2006/math" xmlns:v="urn:schemas-microsoft-com:vml" xmlns:wp14="http://schemas.microsoft.com/office/word/2010/wordprocessingDrawing" xmlns:wp="http://schemas.openxmlformats.org/drawingml/2006/wordprocessingDrawing" xmlns:w10="urn:schemas-microsoft-com:office:word" xmlns:w="http://schemas.openxmlformats.org/wordprocessingml/2006/main" xmlns:w14="http://schemas.microsoft.com/office/word/2010/wordml" xmlns:w15="http://schemas.microsoft.com/office/word/2012/wordml" xmlns:w16cex="http://schemas.microsoft.com/office/word/2018/wordml/cex" xmlns:w16cid="http://schemas.microsoft.com/office/word/2016/wordml/cid" xmlns:w16="http://schemas.microsoft.com/office/word/2018/wordml" xmlns:w16du="http://schemas.microsoft.com/office/word/2023/wordml/word16du" xmlns:w16sdtdh="http://schemas.microsoft.com/office/word/2020/wordml/sdtdatahash" xmlns:w16sdtfl="http://schemas.microsoft.com/office/word/2024/wordml/sdtformatlock" xmlns:w16se="http://schemas.microsoft.com/office/word/2015/wordml/symex" xmlns:wpg="http://schemas.microsoft.com/office/word/2010/wordprocessingGroup" xmlns:wpi="http://schemas.microsoft.com/office/word/2010/wordprocessingInk" xmlns:wne="http://schemas.microsoft.com/office/word/2006/wordml" xmlns:wps="http://schemas.microsoft.com/office/word/2010/wordprocessingShape" mc:Ignorable="w14 w15 w16se w16cid w16 w16cex w16sdtdh w16sdtfl w16du wp14">
   <w:tbl>
     <w:tblPr>
       <w:tblStyle w:val="TablaUNIR30"/>
@@ -2596,7 +4170,7 @@
 </file>
 
 <file path=word/numbering.xml><?xml version="1.0" encoding="utf-8"?>
-<w:numbering xmlns:wpc="http://schemas.microsoft.com/office/word/2010/wordprocessingCanvas" xmlns:cx="http://schemas.microsoft.com/office/drawing/2014/chartex" xmlns:cx1="http://schemas.microsoft.com/office/drawing/2015/9/8/chartex" xmlns:cx2="http://schemas.microsoft.com/office/drawing/2015/10/21/chartex" xmlns:cx3="http://schemas.microsoft.com/office/drawing/2016/5/9/chartex" xmlns:cx4="http://schemas.microsoft.com/office/drawing/2016/5/10/chartex" xmlns:cx5="http://schemas.microsoft.com/office/drawing/2016/5/11/chartex" xmlns:cx6="http://schemas.microsoft.com/office/drawing/2016/5/12/chartex" xmlns:cx7="http://schemas.microsoft.com/office/drawing/2016/5/13/chartex" xmlns:cx8="http://schemas.microsoft.com/office/drawing/2016/5/14/chartex" xmlns:mc="http://schemas.openxmlformats.org/markup-compatibility/2006" xmlns:m="http://schemas.openxmlformats.org/officeDocument/2006/math" xmlns:aink="http://schemas.microsoft.com/office/drawing/2016/ink" xmlns:am3d="http://schemas.microsoft.com/office/drawing/2017/model3d" xmlns:oel="http://schemas.microsoft.com/office/2019/extlst" xmlns:r="http://schemas.openxmlformats.org/officeDocument/2006/relationships" xmlns:wp14="http://schemas.microsoft.com/office/word/2010/wordprocessingDrawing" xmlns:wp="http://schemas.openxmlformats.org/drawingml/2006/wordprocessingDrawing" xmlns:wpg="http://schemas.microsoft.com/office/word/2010/wordprocessingGroup" xmlns:wpi="http://schemas.microsoft.com/office/word/2010/wordprocessingInk" xmlns:wps="http://schemas.microsoft.com/office/word/2010/wordprocessingShape" xmlns:o="urn:schemas-microsoft-com:office:office" xmlns:v="urn:schemas-microsoft-com:vml" xmlns:w10="urn:schemas-microsoft-com:office:word" xmlns:w="http://schemas.openxmlformats.org/wordprocessingml/2006/main" xmlns:w14="http://schemas.microsoft.com/office/word/2010/wordml" xmlns:w15="http://schemas.microsoft.com/office/word/2012/wordml" xmlns:w16cex="http://schemas.microsoft.com/office/word/2018/wordml/cex" xmlns:w16cid="http://schemas.microsoft.com/office/word/2016/wordml/cid" xmlns:w16="http://schemas.microsoft.com/office/word/2018/wordml" xmlns:w16sdtdh="http://schemas.microsoft.com/office/word/2020/wordml/sdtdatahash" xmlns:w16sdtfl="http://schemas.microsoft.com/office/word/2024/wordml/sdtformatlock" xmlns:w16se="http://schemas.microsoft.com/office/word/2015/wordml/symex" xmlns:w16du="http://schemas.microsoft.com/office/word/2023/wordml/word16du" xmlns:wne="http://schemas.microsoft.com/office/word/2006/wordml" mc:Ignorable="w14 w15 w16se w16cid w16 w16cex w16sdtdh w16sdtfl w16du wp14">
+<w:numbering xmlns:wpc="http://schemas.microsoft.com/office/word/2010/wordprocessingCanvas" xmlns:cx="http://schemas.microsoft.com/office/drawing/2014/chartex" xmlns:cx1="http://schemas.microsoft.com/office/drawing/2015/9/8/chartex" xmlns:cx2="http://schemas.microsoft.com/office/drawing/2015/10/21/chartex" xmlns:cx3="http://schemas.microsoft.com/office/drawing/2016/5/9/chartex" xmlns:cx4="http://schemas.microsoft.com/office/drawing/2016/5/10/chartex" xmlns:cx5="http://schemas.microsoft.com/office/drawing/2016/5/11/chartex" xmlns:cx6="http://schemas.microsoft.com/office/drawing/2016/5/12/chartex" xmlns:cx7="http://schemas.microsoft.com/office/drawing/2016/5/13/chartex" xmlns:cx8="http://schemas.microsoft.com/office/drawing/2016/5/14/chartex" xmlns:mc="http://schemas.openxmlformats.org/markup-compatibility/2006" xmlns:aink="http://schemas.microsoft.com/office/drawing/2016/ink" xmlns:am3d="http://schemas.microsoft.com/office/drawing/2017/model3d" xmlns:o="urn:schemas-microsoft-com:office:office" xmlns:oel="http://schemas.microsoft.com/office/2019/extlst" xmlns:r="http://schemas.openxmlformats.org/officeDocument/2006/relationships" xmlns:m="http://schemas.openxmlformats.org/officeDocument/2006/math" xmlns:v="urn:schemas-microsoft-com:vml" xmlns:wp14="http://schemas.microsoft.com/office/word/2010/wordprocessingDrawing" xmlns:wp="http://schemas.openxmlformats.org/drawingml/2006/wordprocessingDrawing" xmlns:w10="urn:schemas-microsoft-com:office:word" xmlns:w="http://schemas.openxmlformats.org/wordprocessingml/2006/main" xmlns:w14="http://schemas.microsoft.com/office/word/2010/wordml" xmlns:w15="http://schemas.microsoft.com/office/word/2012/wordml" xmlns:w16cex="http://schemas.microsoft.com/office/word/2018/wordml/cex" xmlns:w16cid="http://schemas.microsoft.com/office/word/2016/wordml/cid" xmlns:w16="http://schemas.microsoft.com/office/word/2018/wordml" xmlns:w16du="http://schemas.microsoft.com/office/word/2023/wordml/word16du" xmlns:w16sdtdh="http://schemas.microsoft.com/office/word/2020/wordml/sdtdatahash" xmlns:w16sdtfl="http://schemas.microsoft.com/office/word/2024/wordml/sdtformatlock" xmlns:w16se="http://schemas.microsoft.com/office/word/2015/wordml/symex" xmlns:wpg="http://schemas.microsoft.com/office/word/2010/wordprocessingGroup" xmlns:wpi="http://schemas.microsoft.com/office/word/2010/wordprocessingInk" xmlns:wne="http://schemas.microsoft.com/office/word/2006/wordml" xmlns:wps="http://schemas.microsoft.com/office/word/2010/wordprocessingShape" mc:Ignorable="w14 w15 w16se w16cid w16 w16cex w16sdtdh w16sdtfl w16du wp14">
   <w:abstractNum w:abstractNumId="0" w15:restartNumberingAfterBreak="0">
     <w:nsid w:val="04747ED0"/>
     <w:multiLevelType w:val="multilevel"/>
@@ -5303,7 +6877,7 @@
 </file>
 
 <file path=word/styles.xml><?xml version="1.0" encoding="utf-8"?>
-<w:styles xmlns:mc="http://schemas.openxmlformats.org/markup-compatibility/2006" xmlns:r="http://schemas.openxmlformats.org/officeDocument/2006/relationships" xmlns:w="http://schemas.openxmlformats.org/wordprocessingml/2006/main" xmlns:w14="http://schemas.microsoft.com/office/word/2010/wordml" xmlns:w15="http://schemas.microsoft.com/office/word/2012/wordml" xmlns:w16cex="http://schemas.microsoft.com/office/word/2018/wordml/cex" xmlns:w16cid="http://schemas.microsoft.com/office/word/2016/wordml/cid" xmlns:w16="http://schemas.microsoft.com/office/word/2018/wordml" xmlns:w16sdtdh="http://schemas.microsoft.com/office/word/2020/wordml/sdtdatahash" xmlns:w16sdtfl="http://schemas.microsoft.com/office/word/2024/wordml/sdtformatlock" xmlns:w16se="http://schemas.microsoft.com/office/word/2015/wordml/symex" xmlns:w16du="http://schemas.microsoft.com/office/word/2023/wordml/word16du" mc:Ignorable="w14 w15 w16se w16cid w16 w16cex w16sdtdh w16sdtfl w16du">
+<w:styles xmlns:mc="http://schemas.openxmlformats.org/markup-compatibility/2006" xmlns:r="http://schemas.openxmlformats.org/officeDocument/2006/relationships" xmlns:w="http://schemas.openxmlformats.org/wordprocessingml/2006/main" xmlns:w14="http://schemas.microsoft.com/office/word/2010/wordml" xmlns:w15="http://schemas.microsoft.com/office/word/2012/wordml" xmlns:w16cex="http://schemas.microsoft.com/office/word/2018/wordml/cex" xmlns:w16cid="http://schemas.microsoft.com/office/word/2016/wordml/cid" xmlns:w16="http://schemas.microsoft.com/office/word/2018/wordml" xmlns:w16du="http://schemas.microsoft.com/office/word/2023/wordml/word16du" xmlns:w16sdtdh="http://schemas.microsoft.com/office/word/2020/wordml/sdtdatahash" xmlns:w16sdtfl="http://schemas.microsoft.com/office/word/2024/wordml/sdtformatlock" xmlns:w16se="http://schemas.microsoft.com/office/word/2015/wordml/symex" mc:Ignorable="w14 w15 w16se w16cid w16 w16cex w16sdtdh w16sdtfl w16du">
   <w:docDefaults>
     <w:rPrDefault>
       <w:rPr>
@@ -5700,7 +7274,7 @@
   <w:style w:type="paragraph" w:default="1" w:styleId="Normal">
     <w:name w:val="Normal"/>
     <w:qFormat/>
-    <w:rsid w:val="00B43E01"/>
+    <w:rsid w:val="00C14701"/>
     <w:pPr>
       <w:spacing w:after="0" w:line="360" w:lineRule="auto"/>
       <w:jc w:val="both"/>
@@ -7210,6 +8784,17 @@
       </w:rPr>
     </w:tblStylePr>
   </w:style>
+  <w:style w:type="numbering" w:customStyle="1" w:styleId="NumeracinTest1">
+    <w:name w:val="Numeración Test1"/>
+    <w:uiPriority w:val="99"/>
+    <w:qFormat/>
+    <w:rsid w:val="00C14701"/>
+    <w:pPr>
+      <w:numPr>
+        <w:numId w:val="1"/>
+      </w:numPr>
+    </w:pPr>
+  </w:style>
 </w:styles>
 </file>
 
@@ -7475,6 +9060,10 @@
 </file>
 
 <file path=customXml/item1.xml><?xml version="1.0" encoding="utf-8"?>
+<b:Sources xmlns:b="http://schemas.openxmlformats.org/officeDocument/2006/bibliography" xmlns="http://schemas.openxmlformats.org/officeDocument/2006/bibliography" SelectedStyle="\APASixthEditionOfficeOnline.xsl" StyleName="APA" Version="6"/>
+</file>
+
+<file path=customXml/item2.xml><?xml version="1.0" encoding="utf-8"?>
 <?mso-contentType ?>
 <FormTemplates xmlns="http://schemas.microsoft.com/sharepoint/v3/contenttype/forms">
   <Display>DocumentLibraryForm</Display>
@@ -7483,22 +9072,7 @@
 </FormTemplates>
 </file>
 
-<file path=customXml/item2.xml><?xml version="1.0" encoding="utf-8"?>
-<b:Sources xmlns:b="http://schemas.openxmlformats.org/officeDocument/2006/bibliography" xmlns="http://schemas.openxmlformats.org/officeDocument/2006/bibliography" SelectedStyle="\APASixthEditionOfficeOnline.xsl" StyleName="APA" Version="6"/>
-</file>
-
 <file path=customXml/item3.xml><?xml version="1.0" encoding="utf-8"?>
-<p:properties xmlns:p="http://schemas.microsoft.com/office/2006/metadata/properties" xmlns:xsi="http://www.w3.org/2001/XMLSchema-instance" xmlns:pc="http://schemas.microsoft.com/office/infopath/2007/PartnerControls">
-  <documentManagement>
-    <lcf76f155ced4ddcb4097134ff3c332f xmlns="6e910c33-da69-4938-9830-da7434244dc6">
-      <Terms xmlns="http://schemas.microsoft.com/office/infopath/2007/PartnerControls"/>
-    </lcf76f155ced4ddcb4097134ff3c332f>
-    <TaxCatchAll xmlns="e6a0f6c9-87c6-47e0-9624-423836407d4c" xsi:nil="true"/>
-  </documentManagement>
-</p:properties>
-</file>
-
-<file path=customXml/item4.xml><?xml version="1.0" encoding="utf-8"?>
 <ct:contentTypeSchema xmlns:ct="http://schemas.microsoft.com/office/2006/metadata/contentType" xmlns:ma="http://schemas.microsoft.com/office/2006/metadata/properties/metaAttributes" ct:_="" ma:_="" ma:contentTypeName="Documento" ma:contentTypeID="0x010100C64B0FDC57170C4E937DC208D9BFB35D" ma:contentTypeVersion="13" ma:contentTypeDescription="Crear nuevo documento." ma:contentTypeScope="" ma:versionID="0bd382fa9a15b28607fd9311220ea7fa">
   <xsd:schema xmlns:xsd="http://www.w3.org/2001/XMLSchema" xmlns:xs="http://www.w3.org/2001/XMLSchema" xmlns:p="http://schemas.microsoft.com/office/2006/metadata/properties" xmlns:ns2="6e910c33-da69-4938-9830-da7434244dc6" xmlns:ns3="e6a0f6c9-87c6-47e0-9624-423836407d4c" targetNamespace="http://schemas.microsoft.com/office/2006/metadata/properties" ma:root="true" ma:fieldsID="e84e087303cac23fd08c3bd19af044d0" ns2:_="" ns3:_="">
     <xsd:import namespace="6e910c33-da69-4938-9830-da7434244dc6"/>
@@ -7705,7 +9279,26 @@
 </ct:contentTypeSchema>
 </file>
 
+<file path=customXml/item4.xml><?xml version="1.0" encoding="utf-8"?>
+<p:properties xmlns:p="http://schemas.microsoft.com/office/2006/metadata/properties" xmlns:xsi="http://www.w3.org/2001/XMLSchema-instance" xmlns:pc="http://schemas.microsoft.com/office/infopath/2007/PartnerControls">
+  <documentManagement>
+    <lcf76f155ced4ddcb4097134ff3c332f xmlns="6e910c33-da69-4938-9830-da7434244dc6">
+      <Terms xmlns="http://schemas.microsoft.com/office/infopath/2007/PartnerControls"/>
+    </lcf76f155ced4ddcb4097134ff3c332f>
+    <TaxCatchAll xmlns="e6a0f6c9-87c6-47e0-9624-423836407d4c" xsi:nil="true"/>
+  </documentManagement>
+</p:properties>
+</file>
+
 <file path=customXml/itemProps1.xml><?xml version="1.0" encoding="utf-8"?>
+<ds:datastoreItem xmlns:ds="http://schemas.openxmlformats.org/officeDocument/2006/customXml" ds:itemID="{68EF0881-AFE3-44EB-8834-1E31251C8A76}">
+  <ds:schemaRefs>
+    <ds:schemaRef ds:uri="http://schemas.openxmlformats.org/officeDocument/2006/bibliography"/>
+  </ds:schemaRefs>
+</ds:datastoreItem>
+</file>
+
+<file path=customXml/itemProps2.xml><?xml version="1.0" encoding="utf-8"?>
 <ds:datastoreItem xmlns:ds="http://schemas.openxmlformats.org/officeDocument/2006/customXml" ds:itemID="{DADA22EA-30AF-48ED-8DC0-06AFFED52517}">
   <ds:schemaRefs>
     <ds:schemaRef ds:uri="http://schemas.microsoft.com/sharepoint/v3/contenttype/forms"/>
@@ -7713,26 +9306,7 @@
 </ds:datastoreItem>
 </file>
 
-<file path=customXml/itemProps2.xml><?xml version="1.0" encoding="utf-8"?>
-<ds:datastoreItem xmlns:ds="http://schemas.openxmlformats.org/officeDocument/2006/customXml" ds:itemID="{68EF0881-AFE3-44EB-8834-1E31251C8A76}">
-  <ds:schemaRefs>
-    <ds:schemaRef ds:uri="http://schemas.openxmlformats.org/officeDocument/2006/bibliography"/>
-  </ds:schemaRefs>
-</ds:datastoreItem>
-</file>
-
 <file path=customXml/itemProps3.xml><?xml version="1.0" encoding="utf-8"?>
-<ds:datastoreItem xmlns:ds="http://schemas.openxmlformats.org/officeDocument/2006/customXml" ds:itemID="{5DA6F32C-6FAE-4705-8722-B42C5F1E24E2}">
-  <ds:schemaRefs>
-    <ds:schemaRef ds:uri="http://schemas.microsoft.com/office/2006/metadata/properties"/>
-    <ds:schemaRef ds:uri="http://schemas.microsoft.com/office/infopath/2007/PartnerControls"/>
-    <ds:schemaRef ds:uri="6e910c33-da69-4938-9830-da7434244dc6"/>
-    <ds:schemaRef ds:uri="e6a0f6c9-87c6-47e0-9624-423836407d4c"/>
-  </ds:schemaRefs>
-</ds:datastoreItem>
-</file>
-
-<file path=customXml/itemProps4.xml><?xml version="1.0" encoding="utf-8"?>
 <ds:datastoreItem xmlns:ds="http://schemas.openxmlformats.org/officeDocument/2006/customXml" ds:itemID="{F7862329-13BF-43A7-9509-19FACDEF6EB1}">
   <ds:schemaRefs>
     <ds:schemaRef ds:uri="http://schemas.microsoft.com/office/2006/metadata/contentType"/>
@@ -7751,6 +9325,17 @@
 </ds:datastoreItem>
 </file>
 
+<file path=customXml/itemProps4.xml><?xml version="1.0" encoding="utf-8"?>
+<ds:datastoreItem xmlns:ds="http://schemas.openxmlformats.org/officeDocument/2006/customXml" ds:itemID="{5DA6F32C-6FAE-4705-8722-B42C5F1E24E2}">
+  <ds:schemaRefs>
+    <ds:schemaRef ds:uri="http://schemas.microsoft.com/office/2006/metadata/properties"/>
+    <ds:schemaRef ds:uri="http://schemas.microsoft.com/office/infopath/2007/PartnerControls"/>
+    <ds:schemaRef ds:uri="6e910c33-da69-4938-9830-da7434244dc6"/>
+    <ds:schemaRef ds:uri="e6a0f6c9-87c6-47e0-9624-423836407d4c"/>
+  </ds:schemaRefs>
+</ds:datastoreItem>
+</file>
+
 <file path=docMetadata/LabelInfo.xml><?xml version="1.0" encoding="utf-8"?>
 <clbl:labelList xmlns:clbl="http://schemas.microsoft.com/office/2020/mipLabelMetadata">
   <clbl:label id="{0361ecad-3f61-4749-aa5c-87fde47ef9ad}" enabled="1" method="Privileged" siteId="{22c8b4a4-d926-43b2-bcc7-87b998590b47}" contentBits="0" removed="0"/>
